--- a/design/malaysia-study-live/말레이시아유학_2탄_라이브구성안.docx
+++ b/design/malaysia-study-live/말레이시아유학_2탄_라이브구성안.docx
@@ -8345,7 +8345,29 @@
           <w:sz w:val="20"/>
           <w:szCs w:val="20"/>
         </w:rPr>
-        <w:t xml:space="preserve">재정 증명 (잔고증명, 요구 기간 확인)</w:t>
+        <w:t xml:space="preserve">재정 증명 (잔고증명) — </w:t>
+      </w:r>
+      <w:r>
+        <w:rPr>
+          <w:rFonts w:ascii="맑은 고딕" w:cs="맑은 고딕" w:eastAsia="맑은 고딕" w:hAnsi="맑은 고딕"/>
+          <w:b/>
+          <w:bCs/>
+          <w:color w:val="1D2320"/>
+          <w:sz w:val="20"/>
+          <w:szCs w:val="20"/>
+        </w:rPr>
+        <w:t xml:space="preserve">금액 기준은 6-5 참조</w:t>
+      </w:r>
+      <w:r>
+        <w:rPr>
+          <w:rFonts w:ascii="맑은 고딕" w:cs="맑은 고딕" w:eastAsia="맑은 고딕" w:hAnsi="맑은 고딕"/>
+          <w:b w:val="false"/>
+          <w:bCs w:val="false"/>
+          <w:color w:val="1D2320"/>
+          <w:sz w:val="20"/>
+          <w:szCs w:val="20"/>
+        </w:rPr>
+        <w:t xml:space="preserve">, 3~6개월 유지</w:t>
       </w:r>
     </w:p>
     <w:p>
@@ -8557,7 +8579,1378 @@
           <w:sz w:val="20"/>
           <w:szCs w:val="20"/>
         </w:rPr>
-        <w:t xml:space="preserve"> — 신청 직전에 입금한 잔고는 인정되지 않을 수 있습니다.</w:t>
+        <w:t xml:space="preserve"> — 신청 직전에 몰아서 입금한 잔고는 인정되지 않을 수 있습니다. 3~6개월간 유지된 내역이 필요합니다.</w:t>
+      </w:r>
+    </w:p>
+    <w:p>
+      <w:pPr>
+        <w:pStyle w:val="Heading3"/>
+        <w:spacing w:after="100" w:before="240"/>
+      </w:pPr>
+      <w:r>
+        <w:rPr>
+          <w:rFonts w:ascii="맑은 고딕" w:cs="맑은 고딕" w:eastAsia="맑은 고딕" w:hAnsi="맑은 고딕"/>
+          <w:b/>
+          <w:bCs/>
+          <w:color w:val="9C2B24"/>
+          <w:sz w:val="22"/>
+          <w:szCs w:val="22"/>
+        </w:rPr>
+        <w:t xml:space="preserve">6-5. 재정 증명 — "얼마를 얼마나?" (질문 다발 구간)</w:t>
+      </w:r>
+    </w:p>
+    <w:p>
+      <w:pPr>
+        <w:spacing w:after="60" w:before="60" w:line="288"/>
+      </w:pPr>
+      <w:r>
+        <w:rPr>
+          <w:rFonts w:ascii="맑은 고딕" w:cs="맑은 고딕" w:eastAsia="맑은 고딕" w:hAnsi="맑은 고딕"/>
+          <w:b/>
+          <w:bCs/>
+          <w:color w:val="1D2320"/>
+          <w:sz w:val="20"/>
+          <w:szCs w:val="20"/>
+        </w:rPr>
+        <w:t xml:space="preserve">먼저 오해를 깨십시오: 대학별로 고시된 금액은 없습니다.</w:t>
+      </w:r>
+    </w:p>
+    <w:p>
+      <w:pPr>
+        <w:spacing w:after="60" w:before="60" w:line="288"/>
+      </w:pPr>
+      <w:r>
+        <w:rPr>
+          <w:rFonts w:ascii="맑은 고딕" w:cs="맑은 고딕" w:eastAsia="맑은 고딕" w:hAnsi="맑은 고딕"/>
+          <w:b w:val="false"/>
+          <w:bCs w:val="false"/>
+          <w:color w:val="1D2320"/>
+          <w:sz w:val="20"/>
+          <w:szCs w:val="20"/>
+        </w:rPr>
+        <w:t xml:space="preserve">말레이시아는 영국(재정요건 고시)이나 호주(GS 제도)와 구조가 다릅니다. 학생비자를 EMGS가 일괄 심사하므로, 대학이 "우리 학교는 잔고 얼마"를 공시하는 방식이 아닙니다. 유학 컨설팅 사이트마다 RM 10,000 · RM 40,000 · RM 50,000으로 금액이 제각각인 것이 그 증거입니다.</w:t>
+      </w:r>
+    </w:p>
+    <w:p>
+      <w:pPr>
+        <w:spacing w:after="60" w:before="60" w:line="288"/>
+      </w:pPr>
+      <w:r>
+        <w:rPr>
+          <w:rFonts w:ascii="맑은 고딕" w:cs="맑은 고딕" w:eastAsia="맑은 고딕" w:hAnsi="맑은 고딕"/>
+          <w:b/>
+          <w:bCs/>
+          <w:color w:val="1D2320"/>
+          <w:sz w:val="20"/>
+          <w:szCs w:val="20"/>
+        </w:rPr>
+        <w:t xml:space="preserve">재정증명이 실제로 요구되는 국면은 세 군데입니다.</w:t>
+      </w:r>
+    </w:p>
+    <w:tbl>
+      <w:tblPr>
+        <w:tblW w:type="dxa" w:w="9638"/>
+        <w:tblBorders>
+          <w:top w:val="single" w:color="D9D2C6" w:sz="6"/>
+          <w:left w:val="single" w:color="D9D2C6" w:sz="6"/>
+          <w:bottom w:val="single" w:color="D9D2C6" w:sz="6"/>
+          <w:right w:val="single" w:color="D9D2C6" w:sz="6"/>
+          <w:insideH w:val="single" w:color="D9D2C6" w:sz="4"/>
+          <w:insideV w:val="single" w:color="D9D2C6" w:sz="4"/>
+        </w:tblBorders>
+      </w:tblPr>
+      <w:tblGrid>
+        <w:gridCol w:w="1406"/>
+        <w:gridCol w:w="2209"/>
+        <w:gridCol w:w="6023"/>
+      </w:tblGrid>
+      <w:tr>
+        <w:trPr>
+          <w:tblHeader/>
+        </w:trPr>
+        <w:tc>
+          <w:tcPr>
+            <w:tcW w:type="dxa" w:w="1406"/>
+            <w:shd w:fill="F0EADF" w:color="auto" w:val="clear"/>
+            <w:tcMar>
+              <w:top w:type="dxa" w:w="90"/>
+              <w:left w:type="dxa" w:w="120"/>
+              <w:bottom w:type="dxa" w:w="90"/>
+              <w:right w:type="dxa" w:w="120"/>
+            </w:tcMar>
+          </w:tcPr>
+          <w:p>
+            <w:pPr>
+              <w:spacing w:after="0" w:before="0" w:line="264"/>
+            </w:pPr>
+            <w:r>
+              <w:rPr>
+                <w:rFonts w:ascii="맑은 고딕" w:cs="맑은 고딕" w:eastAsia="맑은 고딕" w:hAnsi="맑은 고딕"/>
+                <w:b/>
+                <w:bCs/>
+                <w:color w:val="1D2320"/>
+                <w:sz w:val="18"/>
+                <w:szCs w:val="18"/>
+              </w:rPr>
+              <w:t xml:space="preserve">국면</w:t>
+            </w:r>
+          </w:p>
+        </w:tc>
+        <w:tc>
+          <w:tcPr>
+            <w:tcW w:type="dxa" w:w="2209"/>
+            <w:shd w:fill="F0EADF" w:color="auto" w:val="clear"/>
+            <w:tcMar>
+              <w:top w:type="dxa" w:w="90"/>
+              <w:left w:type="dxa" w:w="120"/>
+              <w:bottom w:type="dxa" w:w="90"/>
+              <w:right w:type="dxa" w:w="120"/>
+            </w:tcMar>
+          </w:tcPr>
+          <w:p>
+            <w:pPr>
+              <w:spacing w:after="0" w:before="0" w:line="264"/>
+            </w:pPr>
+            <w:r>
+              <w:rPr>
+                <w:rFonts w:ascii="맑은 고딕" w:cs="맑은 고딕" w:eastAsia="맑은 고딕" w:hAnsi="맑은 고딕"/>
+                <w:b/>
+                <w:bCs/>
+                <w:color w:val="1D2320"/>
+                <w:sz w:val="18"/>
+                <w:szCs w:val="18"/>
+              </w:rPr>
+              <w:t xml:space="preserve">요구 주체</w:t>
+            </w:r>
+          </w:p>
+        </w:tc>
+        <w:tc>
+          <w:tcPr>
+            <w:tcW w:type="dxa" w:w="6023"/>
+            <w:shd w:fill="F0EADF" w:color="auto" w:val="clear"/>
+            <w:tcMar>
+              <w:top w:type="dxa" w:w="90"/>
+              <w:left w:type="dxa" w:w="120"/>
+              <w:bottom w:type="dxa" w:w="90"/>
+              <w:right w:type="dxa" w:w="120"/>
+            </w:tcMar>
+          </w:tcPr>
+          <w:p>
+            <w:pPr>
+              <w:spacing w:after="0" w:before="0" w:line="264"/>
+            </w:pPr>
+            <w:r>
+              <w:rPr>
+                <w:rFonts w:ascii="맑은 고딕" w:cs="맑은 고딕" w:eastAsia="맑은 고딕" w:hAnsi="맑은 고딕"/>
+                <w:b/>
+                <w:bCs/>
+                <w:color w:val="1D2320"/>
+                <w:sz w:val="18"/>
+                <w:szCs w:val="18"/>
+              </w:rPr>
+              <w:t xml:space="preserve">성격</w:t>
+            </w:r>
+          </w:p>
+        </w:tc>
+      </w:tr>
+      <w:tr>
+        <w:tc>
+          <w:tcPr>
+            <w:tcW w:type="dxa" w:w="1406"/>
+            <w:tcMar>
+              <w:top w:type="dxa" w:w="90"/>
+              <w:left w:type="dxa" w:w="120"/>
+              <w:bottom w:type="dxa" w:w="90"/>
+              <w:right w:type="dxa" w:w="120"/>
+            </w:tcMar>
+          </w:tcPr>
+          <w:p>
+            <w:pPr>
+              <w:spacing w:after="0" w:before="0" w:line="264"/>
+            </w:pPr>
+            <w:r>
+              <w:rPr>
+                <w:rFonts w:ascii="맑은 고딕" w:cs="맑은 고딕" w:eastAsia="맑은 고딕" w:hAnsi="맑은 고딕"/>
+                <w:b w:val="false"/>
+                <w:bCs w:val="false"/>
+                <w:color w:val="1D2320"/>
+                <w:sz w:val="18"/>
+                <w:szCs w:val="18"/>
+              </w:rPr>
+              <w:t xml:space="preserve">입학 심사</w:t>
+            </w:r>
+          </w:p>
+        </w:tc>
+        <w:tc>
+          <w:tcPr>
+            <w:tcW w:type="dxa" w:w="2209"/>
+            <w:tcMar>
+              <w:top w:type="dxa" w:w="90"/>
+              <w:left w:type="dxa" w:w="120"/>
+              <w:bottom w:type="dxa" w:w="90"/>
+              <w:right w:type="dxa" w:w="120"/>
+            </w:tcMar>
+          </w:tcPr>
+          <w:p>
+            <w:pPr>
+              <w:spacing w:after="0" w:before="0" w:line="264"/>
+            </w:pPr>
+            <w:r>
+              <w:rPr>
+                <w:rFonts w:ascii="맑은 고딕" w:cs="맑은 고딕" w:eastAsia="맑은 고딕" w:hAnsi="맑은 고딕"/>
+                <w:b w:val="false"/>
+                <w:bCs w:val="false"/>
+                <w:color w:val="1D2320"/>
+                <w:sz w:val="18"/>
+                <w:szCs w:val="18"/>
+              </w:rPr>
+              <w:t xml:space="preserve">각 대학 국제입학처</w:t>
+            </w:r>
+          </w:p>
+        </w:tc>
+        <w:tc>
+          <w:tcPr>
+            <w:tcW w:type="dxa" w:w="6023"/>
+            <w:tcMar>
+              <w:top w:type="dxa" w:w="90"/>
+              <w:left w:type="dxa" w:w="120"/>
+              <w:bottom w:type="dxa" w:w="90"/>
+              <w:right w:type="dxa" w:w="120"/>
+            </w:tcMar>
+          </w:tcPr>
+          <w:p>
+            <w:pPr>
+              <w:spacing w:after="0" w:before="0" w:line="264"/>
+            </w:pPr>
+            <w:r>
+              <w:rPr>
+                <w:rFonts w:ascii="맑은 고딕" w:cs="맑은 고딕" w:eastAsia="맑은 고딕" w:hAnsi="맑은 고딕"/>
+                <w:b w:val="false"/>
+                <w:bCs w:val="false"/>
+                <w:color w:val="1D2320"/>
+                <w:sz w:val="18"/>
+                <w:szCs w:val="18"/>
+              </w:rPr>
+              <w:t xml:space="preserve">스폰서(부모) 확인용, 학교 재량</w:t>
+            </w:r>
+          </w:p>
+        </w:tc>
+      </w:tr>
+      <w:tr>
+        <w:tc>
+          <w:tcPr>
+            <w:tcW w:type="dxa" w:w="1406"/>
+            <w:tcMar>
+              <w:top w:type="dxa" w:w="90"/>
+              <w:left w:type="dxa" w:w="120"/>
+              <w:bottom w:type="dxa" w:w="90"/>
+              <w:right w:type="dxa" w:w="120"/>
+            </w:tcMar>
+          </w:tcPr>
+          <w:p>
+            <w:pPr>
+              <w:spacing w:after="0" w:before="0" w:line="264"/>
+            </w:pPr>
+            <w:r>
+              <w:rPr>
+                <w:rFonts w:ascii="맑은 고딕" w:cs="맑은 고딕" w:eastAsia="맑은 고딕" w:hAnsi="맑은 고딕"/>
+                <w:b w:val="false"/>
+                <w:bCs w:val="false"/>
+                <w:color w:val="1D2320"/>
+                <w:sz w:val="18"/>
+                <w:szCs w:val="18"/>
+              </w:rPr>
+              <w:t xml:space="preserve">EMGS 비자 심사</w:t>
+            </w:r>
+          </w:p>
+        </w:tc>
+        <w:tc>
+          <w:tcPr>
+            <w:tcW w:type="dxa" w:w="2209"/>
+            <w:tcMar>
+              <w:top w:type="dxa" w:w="90"/>
+              <w:left w:type="dxa" w:w="120"/>
+              <w:bottom w:type="dxa" w:w="90"/>
+              <w:right w:type="dxa" w:w="120"/>
+            </w:tcMar>
+          </w:tcPr>
+          <w:p>
+            <w:pPr>
+              <w:spacing w:after="0" w:before="0" w:line="264"/>
+            </w:pPr>
+            <w:r>
+              <w:rPr>
+                <w:rFonts w:ascii="맑은 고딕" w:cs="맑은 고딕" w:eastAsia="맑은 고딕" w:hAnsi="맑은 고딕"/>
+                <w:b w:val="false"/>
+                <w:bCs w:val="false"/>
+                <w:color w:val="1D2320"/>
+                <w:sz w:val="18"/>
+                <w:szCs w:val="18"/>
+              </w:rPr>
+              <w:t xml:space="preserve">EMGS</w:t>
+            </w:r>
+          </w:p>
+        </w:tc>
+        <w:tc>
+          <w:tcPr>
+            <w:tcW w:type="dxa" w:w="6023"/>
+            <w:tcMar>
+              <w:top w:type="dxa" w:w="90"/>
+              <w:left w:type="dxa" w:w="120"/>
+              <w:bottom w:type="dxa" w:w="90"/>
+              <w:right w:type="dxa" w:w="120"/>
+            </w:tcMar>
+          </w:tcPr>
+          <w:p>
+            <w:pPr>
+              <w:spacing w:after="0" w:before="0" w:line="264"/>
+            </w:pPr>
+            <w:r>
+              <w:rPr>
+                <w:rFonts w:ascii="맑은 고딕" w:cs="맑은 고딕" w:eastAsia="맑은 고딕" w:hAnsi="맑은 고딕"/>
+                <w:b w:val="false"/>
+                <w:bCs w:val="false"/>
+                <w:color w:val="1D2320"/>
+                <w:sz w:val="18"/>
+                <w:szCs w:val="18"/>
+              </w:rPr>
+              <w:t xml:space="preserve">필수서류의 핵심은 오퍼레터·여권·사진·건강선언서·학력증명. 재정증명은 국적·사례별</w:t>
+            </w:r>
+          </w:p>
+        </w:tc>
+      </w:tr>
+      <w:tr>
+        <w:tc>
+          <w:tcPr>
+            <w:tcW w:type="dxa" w:w="1406"/>
+            <w:tcMar>
+              <w:top w:type="dxa" w:w="90"/>
+              <w:left w:type="dxa" w:w="120"/>
+              <w:bottom w:type="dxa" w:w="90"/>
+              <w:right w:type="dxa" w:w="120"/>
+            </w:tcMar>
+          </w:tcPr>
+          <w:p>
+            <w:pPr>
+              <w:spacing w:after="0" w:before="0" w:line="264"/>
+            </w:pPr>
+            <w:r>
+              <w:rPr>
+                <w:rFonts w:ascii="맑은 고딕" w:cs="맑은 고딕" w:eastAsia="맑은 고딕" w:hAnsi="맑은 고딕"/>
+                <w:b w:val="false"/>
+                <w:bCs w:val="false"/>
+                <w:color w:val="1D2320"/>
+                <w:sz w:val="18"/>
+                <w:szCs w:val="18"/>
+              </w:rPr>
+              <w:t xml:space="preserve">단수비자 발급</w:t>
+            </w:r>
+          </w:p>
+        </w:tc>
+        <w:tc>
+          <w:tcPr>
+            <w:tcW w:type="dxa" w:w="2209"/>
+            <w:tcMar>
+              <w:top w:type="dxa" w:w="90"/>
+              <w:left w:type="dxa" w:w="120"/>
+              <w:bottom w:type="dxa" w:w="90"/>
+              <w:right w:type="dxa" w:w="120"/>
+            </w:tcMar>
+          </w:tcPr>
+          <w:p>
+            <w:pPr>
+              <w:spacing w:after="0" w:before="0" w:line="264"/>
+            </w:pPr>
+            <w:r>
+              <w:rPr>
+                <w:rFonts w:ascii="맑은 고딕" w:cs="맑은 고딕" w:eastAsia="맑은 고딕" w:hAnsi="맑은 고딕"/>
+                <w:b w:val="false"/>
+                <w:bCs w:val="false"/>
+                <w:color w:val="1D2320"/>
+                <w:sz w:val="18"/>
+                <w:szCs w:val="18"/>
+              </w:rPr>
+              <w:t xml:space="preserve">본국 말레이시아 대사관</w:t>
+            </w:r>
+          </w:p>
+        </w:tc>
+        <w:tc>
+          <w:tcPr>
+            <w:tcW w:type="dxa" w:w="6023"/>
+            <w:tcMar>
+              <w:top w:type="dxa" w:w="90"/>
+              <w:left w:type="dxa" w:w="120"/>
+              <w:bottom w:type="dxa" w:w="90"/>
+              <w:right w:type="dxa" w:w="120"/>
+            </w:tcMar>
+          </w:tcPr>
+          <w:p>
+            <w:pPr>
+              <w:spacing w:after="0" w:before="0" w:line="264"/>
+            </w:pPr>
+            <w:r>
+              <w:rPr>
+                <w:rFonts w:ascii="맑은 고딕" w:cs="맑은 고딕" w:eastAsia="맑은 고딕" w:hAnsi="맑은 고딕"/>
+                <w:b w:val="false"/>
+                <w:bCs w:val="false"/>
+                <w:color w:val="1D2320"/>
+                <w:sz w:val="18"/>
+                <w:szCs w:val="18"/>
+              </w:rPr>
+              <w:t xml:space="preserve">이 단계에서 요구되는 경우가 있음</w:t>
+            </w:r>
+          </w:p>
+        </w:tc>
+      </w:tr>
+    </w:tbl>
+    <w:p>
+      <w:pPr>
+        <w:spacing w:after="120"/>
+      </w:pPr>
+      <w:r>
+        <w:rPr>
+          <w:sz w:val="8"/>
+          <w:szCs w:val="8"/>
+        </w:rPr>
+        <w:t xml:space="preserve"/>
+      </w:r>
+    </w:p>
+    <w:p>
+      <w:pPr>
+        <w:spacing w:after="60" w:before="60" w:line="288"/>
+      </w:pPr>
+      <w:r>
+        <w:rPr>
+          <w:rFonts w:ascii="맑은 고딕" w:cs="맑은 고딕" w:eastAsia="맑은 고딕" w:hAnsi="맑은 고딕"/>
+          <w:b/>
+          <w:bCs/>
+          <w:color w:val="1D2320"/>
+          <w:sz w:val="20"/>
+          <w:szCs w:val="20"/>
+        </w:rPr>
+        <w:t xml:space="preserve">따라서 기준은 "1년 치 학비 + 생활비"로 잡습니다.</w:t>
+      </w:r>
+      <w:r>
+        <w:rPr>
+          <w:rFonts w:ascii="맑은 고딕" w:cs="맑은 고딕" w:eastAsia="맑은 고딕" w:hAnsi="맑은 고딕"/>
+          <w:b w:val="false"/>
+          <w:bCs w:val="false"/>
+          <w:color w:val="1D2320"/>
+          <w:sz w:val="20"/>
+          <w:szCs w:val="20"/>
+        </w:rPr>
+        <w:t xml:space="preserve"> 연 생활비 RM 20,000~30,000(월 RM 1,600~2,500) 기준입니다.</w:t>
+      </w:r>
+    </w:p>
+    <w:tbl>
+      <w:tblPr>
+        <w:tblW w:type="dxa" w:w="9638"/>
+        <w:tblBorders>
+          <w:top w:val="single" w:color="D9D2C6" w:sz="6"/>
+          <w:left w:val="single" w:color="D9D2C6" w:sz="6"/>
+          <w:bottom w:val="single" w:color="D9D2C6" w:sz="6"/>
+          <w:right w:val="single" w:color="D9D2C6" w:sz="6"/>
+          <w:insideH w:val="single" w:color="D9D2C6" w:sz="4"/>
+          <w:insideV w:val="single" w:color="D9D2C6" w:sz="4"/>
+        </w:tblBorders>
+      </w:tblPr>
+      <w:tblGrid>
+        <w:gridCol w:w="2048"/>
+        <w:gridCol w:w="1928"/>
+        <w:gridCol w:w="1084"/>
+        <w:gridCol w:w="2409"/>
+        <w:gridCol w:w="2169"/>
+      </w:tblGrid>
+      <w:tr>
+        <w:trPr>
+          <w:tblHeader/>
+        </w:trPr>
+        <w:tc>
+          <w:tcPr>
+            <w:tcW w:type="dxa" w:w="2048"/>
+            <w:shd w:fill="F0EADF" w:color="auto" w:val="clear"/>
+            <w:tcMar>
+              <w:top w:type="dxa" w:w="90"/>
+              <w:left w:type="dxa" w:w="120"/>
+              <w:bottom w:type="dxa" w:w="90"/>
+              <w:right w:type="dxa" w:w="120"/>
+            </w:tcMar>
+          </w:tcPr>
+          <w:p>
+            <w:pPr>
+              <w:spacing w:after="0" w:before="0" w:line="264"/>
+            </w:pPr>
+            <w:r>
+              <w:rPr>
+                <w:rFonts w:ascii="맑은 고딕" w:cs="맑은 고딕" w:eastAsia="맑은 고딕" w:hAnsi="맑은 고딕"/>
+                <w:b/>
+                <w:bCs/>
+                <w:color w:val="1D2320"/>
+                <w:sz w:val="18"/>
+                <w:szCs w:val="18"/>
+              </w:rPr>
+              <w:t xml:space="preserve">학교</w:t>
+            </w:r>
+          </w:p>
+        </w:tc>
+        <w:tc>
+          <w:tcPr>
+            <w:tcW w:type="dxa" w:w="1928"/>
+            <w:shd w:fill="F0EADF" w:color="auto" w:val="clear"/>
+            <w:tcMar>
+              <w:top w:type="dxa" w:w="90"/>
+              <w:left w:type="dxa" w:w="120"/>
+              <w:bottom w:type="dxa" w:w="90"/>
+              <w:right w:type="dxa" w:w="120"/>
+            </w:tcMar>
+          </w:tcPr>
+          <w:p>
+            <w:pPr>
+              <w:spacing w:after="0" w:before="0" w:line="264"/>
+            </w:pPr>
+            <w:r>
+              <w:rPr>
+                <w:rFonts w:ascii="맑은 고딕" w:cs="맑은 고딕" w:eastAsia="맑은 고딕" w:hAnsi="맑은 고딕"/>
+                <w:b/>
+                <w:bCs/>
+                <w:color w:val="1D2320"/>
+                <w:sz w:val="18"/>
+                <w:szCs w:val="18"/>
+              </w:rPr>
+              <w:t xml:space="preserve">연 학비</w:t>
+            </w:r>
+          </w:p>
+        </w:tc>
+        <w:tc>
+          <w:tcPr>
+            <w:tcW w:type="dxa" w:w="1084"/>
+            <w:shd w:fill="F0EADF" w:color="auto" w:val="clear"/>
+            <w:tcMar>
+              <w:top w:type="dxa" w:w="90"/>
+              <w:left w:type="dxa" w:w="120"/>
+              <w:bottom w:type="dxa" w:w="90"/>
+              <w:right w:type="dxa" w:w="120"/>
+            </w:tcMar>
+          </w:tcPr>
+          <w:p>
+            <w:pPr>
+              <w:spacing w:after="0" w:before="0" w:line="264"/>
+            </w:pPr>
+            <w:r>
+              <w:rPr>
+                <w:rFonts w:ascii="맑은 고딕" w:cs="맑은 고딕" w:eastAsia="맑은 고딕" w:hAnsi="맑은 고딕"/>
+                <w:b/>
+                <w:bCs/>
+                <w:color w:val="1D2320"/>
+                <w:sz w:val="18"/>
+                <w:szCs w:val="18"/>
+              </w:rPr>
+              <w:t xml:space="preserve">+ 생활비</w:t>
+            </w:r>
+          </w:p>
+        </w:tc>
+        <w:tc>
+          <w:tcPr>
+            <w:tcW w:type="dxa" w:w="2409"/>
+            <w:shd w:fill="F0EADF" w:color="auto" w:val="clear"/>
+            <w:tcMar>
+              <w:top w:type="dxa" w:w="90"/>
+              <w:left w:type="dxa" w:w="120"/>
+              <w:bottom w:type="dxa" w:w="90"/>
+              <w:right w:type="dxa" w:w="120"/>
+            </w:tcMar>
+          </w:tcPr>
+          <w:p>
+            <w:pPr>
+              <w:spacing w:after="0" w:before="0" w:line="264"/>
+            </w:pPr>
+            <w:r>
+              <w:rPr>
+                <w:rFonts w:ascii="맑은 고딕" w:cs="맑은 고딕" w:eastAsia="맑은 고딕" w:hAnsi="맑은 고딕"/>
+                <w:b/>
+                <w:bCs/>
+                <w:color w:val="1D2320"/>
+                <w:sz w:val="18"/>
+                <w:szCs w:val="18"/>
+              </w:rPr>
+              <w:t xml:space="preserve">준비 권장 잔고</w:t>
+            </w:r>
+          </w:p>
+        </w:tc>
+        <w:tc>
+          <w:tcPr>
+            <w:tcW w:type="dxa" w:w="2169"/>
+            <w:shd w:fill="F0EADF" w:color="auto" w:val="clear"/>
+            <w:tcMar>
+              <w:top w:type="dxa" w:w="90"/>
+              <w:left w:type="dxa" w:w="120"/>
+              <w:bottom w:type="dxa" w:w="90"/>
+              <w:right w:type="dxa" w:w="120"/>
+            </w:tcMar>
+          </w:tcPr>
+          <w:p>
+            <w:pPr>
+              <w:spacing w:after="0" w:before="0" w:line="264"/>
+            </w:pPr>
+            <w:r>
+              <w:rPr>
+                <w:rFonts w:ascii="맑은 고딕" w:cs="맑은 고딕" w:eastAsia="맑은 고딕" w:hAnsi="맑은 고딕"/>
+                <w:b/>
+                <w:bCs/>
+                <w:color w:val="1D2320"/>
+                <w:sz w:val="18"/>
+                <w:szCs w:val="18"/>
+              </w:rPr>
+              <w:t xml:space="preserve">원화(RM1≈300원)</w:t>
+            </w:r>
+          </w:p>
+        </w:tc>
+      </w:tr>
+      <w:tr>
+        <w:tc>
+          <w:tcPr>
+            <w:tcW w:type="dxa" w:w="2048"/>
+            <w:tcMar>
+              <w:top w:type="dxa" w:w="90"/>
+              <w:left w:type="dxa" w:w="120"/>
+              <w:bottom w:type="dxa" w:w="90"/>
+              <w:right w:type="dxa" w:w="120"/>
+            </w:tcMar>
+          </w:tcPr>
+          <w:p>
+            <w:pPr>
+              <w:spacing w:after="0" w:before="0" w:line="264"/>
+            </w:pPr>
+            <w:r>
+              <w:rPr>
+                <w:rFonts w:ascii="맑은 고딕" w:cs="맑은 고딕" w:eastAsia="맑은 고딕" w:hAnsi="맑은 고딕"/>
+                <w:b w:val="false"/>
+                <w:bCs w:val="false"/>
+                <w:color w:val="1D2320"/>
+                <w:sz w:val="18"/>
+                <w:szCs w:val="18"/>
+              </w:rPr>
+              <w:t xml:space="preserve">파운데이션 (공통)</w:t>
+            </w:r>
+          </w:p>
+        </w:tc>
+        <w:tc>
+          <w:tcPr>
+            <w:tcW w:type="dxa" w:w="1928"/>
+            <w:tcMar>
+              <w:top w:type="dxa" w:w="90"/>
+              <w:left w:type="dxa" w:w="120"/>
+              <w:bottom w:type="dxa" w:w="90"/>
+              <w:right w:type="dxa" w:w="120"/>
+            </w:tcMar>
+          </w:tcPr>
+          <w:p>
+            <w:pPr>
+              <w:spacing w:after="0" w:before="0" w:line="264"/>
+            </w:pPr>
+            <w:r>
+              <w:rPr>
+                <w:rFonts w:ascii="맑은 고딕" w:cs="맑은 고딕" w:eastAsia="맑은 고딕" w:hAnsi="맑은 고딕"/>
+                <w:b w:val="false"/>
+                <w:bCs w:val="false"/>
+                <w:color w:val="1D2320"/>
+                <w:sz w:val="18"/>
+                <w:szCs w:val="18"/>
+              </w:rPr>
+              <w:t xml:space="preserve">RM 20,000~35,000</w:t>
+            </w:r>
+          </w:p>
+        </w:tc>
+        <w:tc>
+          <w:tcPr>
+            <w:tcW w:type="dxa" w:w="1084"/>
+            <w:tcMar>
+              <w:top w:type="dxa" w:w="90"/>
+              <w:left w:type="dxa" w:w="120"/>
+              <w:bottom w:type="dxa" w:w="90"/>
+              <w:right w:type="dxa" w:w="120"/>
+            </w:tcMar>
+          </w:tcPr>
+          <w:p>
+            <w:pPr>
+              <w:spacing w:after="0" w:before="0" w:line="264"/>
+            </w:pPr>
+            <w:r>
+              <w:rPr>
+                <w:rFonts w:ascii="맑은 고딕" w:cs="맑은 고딕" w:eastAsia="맑은 고딕" w:hAnsi="맑은 고딕"/>
+                <w:b w:val="false"/>
+                <w:bCs w:val="false"/>
+                <w:color w:val="1D2320"/>
+                <w:sz w:val="18"/>
+                <w:szCs w:val="18"/>
+              </w:rPr>
+              <w:t xml:space="preserve">RM 24,000</w:t>
+            </w:r>
+          </w:p>
+        </w:tc>
+        <w:tc>
+          <w:tcPr>
+            <w:tcW w:type="dxa" w:w="2409"/>
+            <w:tcMar>
+              <w:top w:type="dxa" w:w="90"/>
+              <w:left w:type="dxa" w:w="120"/>
+              <w:bottom w:type="dxa" w:w="90"/>
+              <w:right w:type="dxa" w:w="120"/>
+            </w:tcMar>
+          </w:tcPr>
+          <w:p>
+            <w:pPr>
+              <w:spacing w:after="0" w:before="0" w:line="264"/>
+            </w:pPr>
+            <w:r>
+              <w:rPr>
+                <w:rFonts w:ascii="맑은 고딕" w:cs="맑은 고딕" w:eastAsia="맑은 고딕" w:hAnsi="맑은 고딕"/>
+                <w:b/>
+                <w:bCs/>
+                <w:color w:val="1D2320"/>
+                <w:sz w:val="18"/>
+                <w:szCs w:val="18"/>
+              </w:rPr>
+              <w:t xml:space="preserve">RM 44,000~59,000</w:t>
+            </w:r>
+          </w:p>
+        </w:tc>
+        <w:tc>
+          <w:tcPr>
+            <w:tcW w:type="dxa" w:w="2169"/>
+            <w:tcMar>
+              <w:top w:type="dxa" w:w="90"/>
+              <w:left w:type="dxa" w:w="120"/>
+              <w:bottom w:type="dxa" w:w="90"/>
+              <w:right w:type="dxa" w:w="120"/>
+            </w:tcMar>
+          </w:tcPr>
+          <w:p>
+            <w:pPr>
+              <w:spacing w:after="0" w:before="0" w:line="264"/>
+            </w:pPr>
+            <w:r>
+              <w:rPr>
+                <w:rFonts w:ascii="맑은 고딕" w:cs="맑은 고딕" w:eastAsia="맑은 고딕" w:hAnsi="맑은 고딕"/>
+                <w:b w:val="false"/>
+                <w:bCs w:val="false"/>
+                <w:color w:val="1D2320"/>
+                <w:sz w:val="18"/>
+                <w:szCs w:val="18"/>
+              </w:rPr>
+              <w:t xml:space="preserve">1,320만~1,770만 원</w:t>
+            </w:r>
+          </w:p>
+        </w:tc>
+      </w:tr>
+      <w:tr>
+        <w:tc>
+          <w:tcPr>
+            <w:tcW w:type="dxa" w:w="2048"/>
+            <w:tcMar>
+              <w:top w:type="dxa" w:w="90"/>
+              <w:left w:type="dxa" w:w="120"/>
+              <w:bottom w:type="dxa" w:w="90"/>
+              <w:right w:type="dxa" w:w="120"/>
+            </w:tcMar>
+          </w:tcPr>
+          <w:p>
+            <w:pPr>
+              <w:spacing w:after="0" w:before="0" w:line="264"/>
+            </w:pPr>
+            <w:r>
+              <w:rPr>
+                <w:rFonts w:ascii="맑은 고딕" w:cs="맑은 고딕" w:eastAsia="맑은 고딕" w:hAnsi="맑은 고딕"/>
+                <w:b w:val="false"/>
+                <w:bCs w:val="false"/>
+                <w:color w:val="1D2320"/>
+                <w:sz w:val="18"/>
+                <w:szCs w:val="18"/>
+              </w:rPr>
+              <w:t xml:space="preserve">선웨이</w:t>
+            </w:r>
+          </w:p>
+        </w:tc>
+        <w:tc>
+          <w:tcPr>
+            <w:tcW w:type="dxa" w:w="1928"/>
+            <w:tcMar>
+              <w:top w:type="dxa" w:w="90"/>
+              <w:left w:type="dxa" w:w="120"/>
+              <w:bottom w:type="dxa" w:w="90"/>
+              <w:right w:type="dxa" w:w="120"/>
+            </w:tcMar>
+          </w:tcPr>
+          <w:p>
+            <w:pPr>
+              <w:spacing w:after="0" w:before="0" w:line="264"/>
+            </w:pPr>
+            <w:r>
+              <w:rPr>
+                <w:rFonts w:ascii="맑은 고딕" w:cs="맑은 고딕" w:eastAsia="맑은 고딕" w:hAnsi="맑은 고딕"/>
+                <w:b w:val="false"/>
+                <w:bCs w:val="false"/>
+                <w:color w:val="1D2320"/>
+                <w:sz w:val="18"/>
+                <w:szCs w:val="18"/>
+              </w:rPr>
+              <w:t xml:space="preserve">RM 30,000~55,000</w:t>
+            </w:r>
+          </w:p>
+        </w:tc>
+        <w:tc>
+          <w:tcPr>
+            <w:tcW w:type="dxa" w:w="1084"/>
+            <w:tcMar>
+              <w:top w:type="dxa" w:w="90"/>
+              <w:left w:type="dxa" w:w="120"/>
+              <w:bottom w:type="dxa" w:w="90"/>
+              <w:right w:type="dxa" w:w="120"/>
+            </w:tcMar>
+          </w:tcPr>
+          <w:p>
+            <w:pPr>
+              <w:spacing w:after="0" w:before="0" w:line="264"/>
+            </w:pPr>
+            <w:r>
+              <w:rPr>
+                <w:rFonts w:ascii="맑은 고딕" w:cs="맑은 고딕" w:eastAsia="맑은 고딕" w:hAnsi="맑은 고딕"/>
+                <w:b w:val="false"/>
+                <w:bCs w:val="false"/>
+                <w:color w:val="1D2320"/>
+                <w:sz w:val="18"/>
+                <w:szCs w:val="18"/>
+              </w:rPr>
+              <w:t xml:space="preserve">RM 24,000</w:t>
+            </w:r>
+          </w:p>
+        </w:tc>
+        <w:tc>
+          <w:tcPr>
+            <w:tcW w:type="dxa" w:w="2409"/>
+            <w:tcMar>
+              <w:top w:type="dxa" w:w="90"/>
+              <w:left w:type="dxa" w:w="120"/>
+              <w:bottom w:type="dxa" w:w="90"/>
+              <w:right w:type="dxa" w:w="120"/>
+            </w:tcMar>
+          </w:tcPr>
+          <w:p>
+            <w:pPr>
+              <w:spacing w:after="0" w:before="0" w:line="264"/>
+            </w:pPr>
+            <w:r>
+              <w:rPr>
+                <w:rFonts w:ascii="맑은 고딕" w:cs="맑은 고딕" w:eastAsia="맑은 고딕" w:hAnsi="맑은 고딕"/>
+                <w:b/>
+                <w:bCs/>
+                <w:color w:val="1D2320"/>
+                <w:sz w:val="18"/>
+                <w:szCs w:val="18"/>
+              </w:rPr>
+              <w:t xml:space="preserve">RM 54,000~79,000</w:t>
+            </w:r>
+          </w:p>
+        </w:tc>
+        <w:tc>
+          <w:tcPr>
+            <w:tcW w:type="dxa" w:w="2169"/>
+            <w:tcMar>
+              <w:top w:type="dxa" w:w="90"/>
+              <w:left w:type="dxa" w:w="120"/>
+              <w:bottom w:type="dxa" w:w="90"/>
+              <w:right w:type="dxa" w:w="120"/>
+            </w:tcMar>
+          </w:tcPr>
+          <w:p>
+            <w:pPr>
+              <w:spacing w:after="0" w:before="0" w:line="264"/>
+            </w:pPr>
+            <w:r>
+              <w:rPr>
+                <w:rFonts w:ascii="맑은 고딕" w:cs="맑은 고딕" w:eastAsia="맑은 고딕" w:hAnsi="맑은 고딕"/>
+                <w:b w:val="false"/>
+                <w:bCs w:val="false"/>
+                <w:color w:val="1D2320"/>
+                <w:sz w:val="18"/>
+                <w:szCs w:val="18"/>
+              </w:rPr>
+              <w:t xml:space="preserve">1,620만~2,370만 원</w:t>
+            </w:r>
+          </w:p>
+        </w:tc>
+      </w:tr>
+      <w:tr>
+        <w:tc>
+          <w:tcPr>
+            <w:tcW w:type="dxa" w:w="2048"/>
+            <w:tcMar>
+              <w:top w:type="dxa" w:w="90"/>
+              <w:left w:type="dxa" w:w="120"/>
+              <w:bottom w:type="dxa" w:w="90"/>
+              <w:right w:type="dxa" w:w="120"/>
+            </w:tcMar>
+          </w:tcPr>
+          <w:p>
+            <w:pPr>
+              <w:spacing w:after="0" w:before="0" w:line="264"/>
+            </w:pPr>
+            <w:r>
+              <w:rPr>
+                <w:rFonts w:ascii="맑은 고딕" w:cs="맑은 고딕" w:eastAsia="맑은 고딕" w:hAnsi="맑은 고딕"/>
+                <w:b w:val="false"/>
+                <w:bCs w:val="false"/>
+                <w:color w:val="1D2320"/>
+                <w:sz w:val="18"/>
+                <w:szCs w:val="18"/>
+              </w:rPr>
+              <w:t xml:space="preserve">노팅엄</w:t>
+            </w:r>
+          </w:p>
+        </w:tc>
+        <w:tc>
+          <w:tcPr>
+            <w:tcW w:type="dxa" w:w="1928"/>
+            <w:tcMar>
+              <w:top w:type="dxa" w:w="90"/>
+              <w:left w:type="dxa" w:w="120"/>
+              <w:bottom w:type="dxa" w:w="90"/>
+              <w:right w:type="dxa" w:w="120"/>
+            </w:tcMar>
+          </w:tcPr>
+          <w:p>
+            <w:pPr>
+              <w:spacing w:after="0" w:before="0" w:line="264"/>
+            </w:pPr>
+            <w:r>
+              <w:rPr>
+                <w:rFonts w:ascii="맑은 고딕" w:cs="맑은 고딕" w:eastAsia="맑은 고딕" w:hAnsi="맑은 고딕"/>
+                <w:b w:val="false"/>
+                <w:bCs w:val="false"/>
+                <w:color w:val="1D2320"/>
+                <w:sz w:val="18"/>
+                <w:szCs w:val="18"/>
+              </w:rPr>
+              <w:t xml:space="preserve">RM 40,000~55,000</w:t>
+            </w:r>
+          </w:p>
+        </w:tc>
+        <w:tc>
+          <w:tcPr>
+            <w:tcW w:type="dxa" w:w="1084"/>
+            <w:tcMar>
+              <w:top w:type="dxa" w:w="90"/>
+              <w:left w:type="dxa" w:w="120"/>
+              <w:bottom w:type="dxa" w:w="90"/>
+              <w:right w:type="dxa" w:w="120"/>
+            </w:tcMar>
+          </w:tcPr>
+          <w:p>
+            <w:pPr>
+              <w:spacing w:after="0" w:before="0" w:line="264"/>
+            </w:pPr>
+            <w:r>
+              <w:rPr>
+                <w:rFonts w:ascii="맑은 고딕" w:cs="맑은 고딕" w:eastAsia="맑은 고딕" w:hAnsi="맑은 고딕"/>
+                <w:b w:val="false"/>
+                <w:bCs w:val="false"/>
+                <w:color w:val="1D2320"/>
+                <w:sz w:val="18"/>
+                <w:szCs w:val="18"/>
+              </w:rPr>
+              <w:t xml:space="preserve">RM 24,000</w:t>
+            </w:r>
+          </w:p>
+        </w:tc>
+        <w:tc>
+          <w:tcPr>
+            <w:tcW w:type="dxa" w:w="2409"/>
+            <w:tcMar>
+              <w:top w:type="dxa" w:w="90"/>
+              <w:left w:type="dxa" w:w="120"/>
+              <w:bottom w:type="dxa" w:w="90"/>
+              <w:right w:type="dxa" w:w="120"/>
+            </w:tcMar>
+          </w:tcPr>
+          <w:p>
+            <w:pPr>
+              <w:spacing w:after="0" w:before="0" w:line="264"/>
+            </w:pPr>
+            <w:r>
+              <w:rPr>
+                <w:rFonts w:ascii="맑은 고딕" w:cs="맑은 고딕" w:eastAsia="맑은 고딕" w:hAnsi="맑은 고딕"/>
+                <w:b/>
+                <w:bCs/>
+                <w:color w:val="1D2320"/>
+                <w:sz w:val="18"/>
+                <w:szCs w:val="18"/>
+              </w:rPr>
+              <w:t xml:space="preserve">RM 64,000~79,000</w:t>
+            </w:r>
+          </w:p>
+        </w:tc>
+        <w:tc>
+          <w:tcPr>
+            <w:tcW w:type="dxa" w:w="2169"/>
+            <w:tcMar>
+              <w:top w:type="dxa" w:w="90"/>
+              <w:left w:type="dxa" w:w="120"/>
+              <w:bottom w:type="dxa" w:w="90"/>
+              <w:right w:type="dxa" w:w="120"/>
+            </w:tcMar>
+          </w:tcPr>
+          <w:p>
+            <w:pPr>
+              <w:spacing w:after="0" w:before="0" w:line="264"/>
+            </w:pPr>
+            <w:r>
+              <w:rPr>
+                <w:rFonts w:ascii="맑은 고딕" w:cs="맑은 고딕" w:eastAsia="맑은 고딕" w:hAnsi="맑은 고딕"/>
+                <w:b w:val="false"/>
+                <w:bCs w:val="false"/>
+                <w:color w:val="1D2320"/>
+                <w:sz w:val="18"/>
+                <w:szCs w:val="18"/>
+              </w:rPr>
+              <w:t xml:space="preserve">1,920만~2,370만 원</w:t>
+            </w:r>
+          </w:p>
+        </w:tc>
+      </w:tr>
+      <w:tr>
+        <w:tc>
+          <w:tcPr>
+            <w:tcW w:type="dxa" w:w="2048"/>
+            <w:tcMar>
+              <w:top w:type="dxa" w:w="90"/>
+              <w:left w:type="dxa" w:w="120"/>
+              <w:bottom w:type="dxa" w:w="90"/>
+              <w:right w:type="dxa" w:w="120"/>
+            </w:tcMar>
+          </w:tcPr>
+          <w:p>
+            <w:pPr>
+              <w:spacing w:after="0" w:before="0" w:line="264"/>
+            </w:pPr>
+            <w:r>
+              <w:rPr>
+                <w:rFonts w:ascii="맑은 고딕" w:cs="맑은 고딕" w:eastAsia="맑은 고딕" w:hAnsi="맑은 고딕"/>
+                <w:b w:val="false"/>
+                <w:bCs w:val="false"/>
+                <w:color w:val="1D2320"/>
+                <w:sz w:val="18"/>
+                <w:szCs w:val="18"/>
+              </w:rPr>
+              <w:t xml:space="preserve">모나쉬</w:t>
+            </w:r>
+          </w:p>
+        </w:tc>
+        <w:tc>
+          <w:tcPr>
+            <w:tcW w:type="dxa" w:w="1928"/>
+            <w:tcMar>
+              <w:top w:type="dxa" w:w="90"/>
+              <w:left w:type="dxa" w:w="120"/>
+              <w:bottom w:type="dxa" w:w="90"/>
+              <w:right w:type="dxa" w:w="120"/>
+            </w:tcMar>
+          </w:tcPr>
+          <w:p>
+            <w:pPr>
+              <w:spacing w:after="0" w:before="0" w:line="264"/>
+            </w:pPr>
+            <w:r>
+              <w:rPr>
+                <w:rFonts w:ascii="맑은 고딕" w:cs="맑은 고딕" w:eastAsia="맑은 고딕" w:hAnsi="맑은 고딕"/>
+                <w:b w:val="false"/>
+                <w:bCs w:val="false"/>
+                <w:color w:val="1D2320"/>
+                <w:sz w:val="18"/>
+                <w:szCs w:val="18"/>
+              </w:rPr>
+              <w:t xml:space="preserve">RM 44,000~60,000</w:t>
+            </w:r>
+          </w:p>
+        </w:tc>
+        <w:tc>
+          <w:tcPr>
+            <w:tcW w:type="dxa" w:w="1084"/>
+            <w:tcMar>
+              <w:top w:type="dxa" w:w="90"/>
+              <w:left w:type="dxa" w:w="120"/>
+              <w:bottom w:type="dxa" w:w="90"/>
+              <w:right w:type="dxa" w:w="120"/>
+            </w:tcMar>
+          </w:tcPr>
+          <w:p>
+            <w:pPr>
+              <w:spacing w:after="0" w:before="0" w:line="264"/>
+            </w:pPr>
+            <w:r>
+              <w:rPr>
+                <w:rFonts w:ascii="맑은 고딕" w:cs="맑은 고딕" w:eastAsia="맑은 고딕" w:hAnsi="맑은 고딕"/>
+                <w:b w:val="false"/>
+                <w:bCs w:val="false"/>
+                <w:color w:val="1D2320"/>
+                <w:sz w:val="18"/>
+                <w:szCs w:val="18"/>
+              </w:rPr>
+              <w:t xml:space="preserve">RM 24,000</w:t>
+            </w:r>
+          </w:p>
+        </w:tc>
+        <w:tc>
+          <w:tcPr>
+            <w:tcW w:type="dxa" w:w="2409"/>
+            <w:tcMar>
+              <w:top w:type="dxa" w:w="90"/>
+              <w:left w:type="dxa" w:w="120"/>
+              <w:bottom w:type="dxa" w:w="90"/>
+              <w:right w:type="dxa" w:w="120"/>
+            </w:tcMar>
+          </w:tcPr>
+          <w:p>
+            <w:pPr>
+              <w:spacing w:after="0" w:before="0" w:line="264"/>
+            </w:pPr>
+            <w:r>
+              <w:rPr>
+                <w:rFonts w:ascii="맑은 고딕" w:cs="맑은 고딕" w:eastAsia="맑은 고딕" w:hAnsi="맑은 고딕"/>
+                <w:b/>
+                <w:bCs/>
+                <w:color w:val="1D2320"/>
+                <w:sz w:val="18"/>
+                <w:szCs w:val="18"/>
+              </w:rPr>
+              <w:t xml:space="preserve">RM 68,000~84,000</w:t>
+            </w:r>
+          </w:p>
+        </w:tc>
+        <w:tc>
+          <w:tcPr>
+            <w:tcW w:type="dxa" w:w="2169"/>
+            <w:tcMar>
+              <w:top w:type="dxa" w:w="90"/>
+              <w:left w:type="dxa" w:w="120"/>
+              <w:bottom w:type="dxa" w:w="90"/>
+              <w:right w:type="dxa" w:w="120"/>
+            </w:tcMar>
+          </w:tcPr>
+          <w:p>
+            <w:pPr>
+              <w:spacing w:after="0" w:before="0" w:line="264"/>
+            </w:pPr>
+            <w:r>
+              <w:rPr>
+                <w:rFonts w:ascii="맑은 고딕" w:cs="맑은 고딕" w:eastAsia="맑은 고딕" w:hAnsi="맑은 고딕"/>
+                <w:b w:val="false"/>
+                <w:bCs w:val="false"/>
+                <w:color w:val="1D2320"/>
+                <w:sz w:val="18"/>
+                <w:szCs w:val="18"/>
+              </w:rPr>
+              <w:t xml:space="preserve">2,040만~2,520만 원</w:t>
+            </w:r>
+          </w:p>
+        </w:tc>
+      </w:tr>
+      <w:tr>
+        <w:tc>
+          <w:tcPr>
+            <w:tcW w:type="dxa" w:w="2048"/>
+            <w:tcMar>
+              <w:top w:type="dxa" w:w="90"/>
+              <w:left w:type="dxa" w:w="120"/>
+              <w:bottom w:type="dxa" w:w="90"/>
+              <w:right w:type="dxa" w:w="120"/>
+            </w:tcMar>
+          </w:tcPr>
+          <w:p>
+            <w:pPr>
+              <w:spacing w:after="0" w:before="0" w:line="264"/>
+            </w:pPr>
+            <w:r>
+              <w:rPr>
+                <w:rFonts w:ascii="맑은 고딕" w:cs="맑은 고딕" w:eastAsia="맑은 고딕" w:hAnsi="맑은 고딕"/>
+                <w:b w:val="false"/>
+                <w:bCs w:val="false"/>
+                <w:color w:val="1D2320"/>
+                <w:sz w:val="18"/>
+                <w:szCs w:val="18"/>
+              </w:rPr>
+              <w:t xml:space="preserve">테일러스</w:t>
+            </w:r>
+          </w:p>
+        </w:tc>
+        <w:tc>
+          <w:tcPr>
+            <w:tcW w:type="dxa" w:w="1928"/>
+            <w:tcMar>
+              <w:top w:type="dxa" w:w="90"/>
+              <w:left w:type="dxa" w:w="120"/>
+              <w:bottom w:type="dxa" w:w="90"/>
+              <w:right w:type="dxa" w:w="120"/>
+            </w:tcMar>
+          </w:tcPr>
+          <w:p>
+            <w:pPr>
+              <w:spacing w:after="0" w:before="0" w:line="264"/>
+            </w:pPr>
+            <w:r>
+              <w:rPr>
+                <w:rFonts w:ascii="맑은 고딕" w:cs="맑은 고딕" w:eastAsia="맑은 고딕" w:hAnsi="맑은 고딕"/>
+                <w:b w:val="false"/>
+                <w:bCs w:val="false"/>
+                <w:color w:val="1D2320"/>
+                <w:sz w:val="18"/>
+                <w:szCs w:val="18"/>
+              </w:rPr>
+              <w:t xml:space="preserve">RM 34,000~71,000</w:t>
+            </w:r>
+          </w:p>
+        </w:tc>
+        <w:tc>
+          <w:tcPr>
+            <w:tcW w:type="dxa" w:w="1084"/>
+            <w:tcMar>
+              <w:top w:type="dxa" w:w="90"/>
+              <w:left w:type="dxa" w:w="120"/>
+              <w:bottom w:type="dxa" w:w="90"/>
+              <w:right w:type="dxa" w:w="120"/>
+            </w:tcMar>
+          </w:tcPr>
+          <w:p>
+            <w:pPr>
+              <w:spacing w:after="0" w:before="0" w:line="264"/>
+            </w:pPr>
+            <w:r>
+              <w:rPr>
+                <w:rFonts w:ascii="맑은 고딕" w:cs="맑은 고딕" w:eastAsia="맑은 고딕" w:hAnsi="맑은 고딕"/>
+                <w:b w:val="false"/>
+                <w:bCs w:val="false"/>
+                <w:color w:val="1D2320"/>
+                <w:sz w:val="18"/>
+                <w:szCs w:val="18"/>
+              </w:rPr>
+              <w:t xml:space="preserve">RM 24,000</w:t>
+            </w:r>
+          </w:p>
+        </w:tc>
+        <w:tc>
+          <w:tcPr>
+            <w:tcW w:type="dxa" w:w="2409"/>
+            <w:tcMar>
+              <w:top w:type="dxa" w:w="90"/>
+              <w:left w:type="dxa" w:w="120"/>
+              <w:bottom w:type="dxa" w:w="90"/>
+              <w:right w:type="dxa" w:w="120"/>
+            </w:tcMar>
+          </w:tcPr>
+          <w:p>
+            <w:pPr>
+              <w:spacing w:after="0" w:before="0" w:line="264"/>
+            </w:pPr>
+            <w:r>
+              <w:rPr>
+                <w:rFonts w:ascii="맑은 고딕" w:cs="맑은 고딕" w:eastAsia="맑은 고딕" w:hAnsi="맑은 고딕"/>
+                <w:b/>
+                <w:bCs/>
+                <w:color w:val="1D2320"/>
+                <w:sz w:val="18"/>
+                <w:szCs w:val="18"/>
+              </w:rPr>
+              <w:t xml:space="preserve">RM 58,000~95,000</w:t>
+            </w:r>
+          </w:p>
+        </w:tc>
+        <w:tc>
+          <w:tcPr>
+            <w:tcW w:type="dxa" w:w="2169"/>
+            <w:tcMar>
+              <w:top w:type="dxa" w:w="90"/>
+              <w:left w:type="dxa" w:w="120"/>
+              <w:bottom w:type="dxa" w:w="90"/>
+              <w:right w:type="dxa" w:w="120"/>
+            </w:tcMar>
+          </w:tcPr>
+          <w:p>
+            <w:pPr>
+              <w:spacing w:after="0" w:before="0" w:line="264"/>
+            </w:pPr>
+            <w:r>
+              <w:rPr>
+                <w:rFonts w:ascii="맑은 고딕" w:cs="맑은 고딕" w:eastAsia="맑은 고딕" w:hAnsi="맑은 고딕"/>
+                <w:b w:val="false"/>
+                <w:bCs w:val="false"/>
+                <w:color w:val="1D2320"/>
+                <w:sz w:val="18"/>
+                <w:szCs w:val="18"/>
+              </w:rPr>
+              <w:t xml:space="preserve">1,740만~2,850만 원</w:t>
+            </w:r>
+          </w:p>
+        </w:tc>
+      </w:tr>
+    </w:tbl>
+    <w:p>
+      <w:pPr>
+        <w:spacing w:after="120"/>
+      </w:pPr>
+      <w:r>
+        <w:rPr>
+          <w:sz w:val="8"/>
+          <w:szCs w:val="8"/>
+        </w:rPr>
+        <w:t xml:space="preserve"/>
+      </w:r>
+    </w:p>
+    <w:p>
+      <w:pPr>
+        <w:spacing w:after="60" w:before="60" w:line="288"/>
+      </w:pPr>
+      <w:r>
+        <w:rPr>
+          <w:rFonts w:ascii="맑은 고딕" w:cs="맑은 고딕" w:eastAsia="맑은 고딕" w:hAnsi="맑은 고딕"/>
+          <w:b/>
+          <w:bCs/>
+          <w:color w:val="1D2320"/>
+          <w:sz w:val="20"/>
+          <w:szCs w:val="20"/>
+        </w:rPr>
+        <w:t xml:space="preserve">유지 기간은 3~6개월.</w:t>
+      </w:r>
+      <w:r>
+        <w:rPr>
+          <w:rFonts w:ascii="맑은 고딕" w:cs="맑은 고딕" w:eastAsia="맑은 고딕" w:hAnsi="맑은 고딕"/>
+          <w:b w:val="false"/>
+          <w:bCs w:val="false"/>
+          <w:color w:val="1D2320"/>
+          <w:sz w:val="20"/>
+          <w:szCs w:val="20"/>
+        </w:rPr>
+        <w:t xml:space="preserve"> 출처 간 일치하는 유일한 수치입니다. 정기예금(fixed deposit)이 아닌 </w:t>
+      </w:r>
+      <w:r>
+        <w:rPr>
+          <w:rFonts w:ascii="맑은 고딕" w:cs="맑은 고딕" w:eastAsia="맑은 고딕" w:hAnsi="맑은 고딕"/>
+          <w:b/>
+          <w:bCs/>
+          <w:color w:val="1D2320"/>
+          <w:sz w:val="20"/>
+          <w:szCs w:val="20"/>
+        </w:rPr>
+        <w:t xml:space="preserve">즉시 인출 가능한 형태</w:t>
+      </w:r>
+      <w:r>
+        <w:rPr>
+          <w:rFonts w:ascii="맑은 고딕" w:cs="맑은 고딕" w:eastAsia="맑은 고딕" w:hAnsi="맑은 고딕"/>
+          <w:b w:val="false"/>
+          <w:bCs w:val="false"/>
+          <w:color w:val="1D2320"/>
+          <w:sz w:val="20"/>
+          <w:szCs w:val="20"/>
+        </w:rPr>
+        <w:t xml:space="preserve">여야 한다는 점도 공통입니다.</w:t>
       </w:r>
     </w:p>
     <w:p>
@@ -8577,7 +9970,7 @@
           <w:sz w:val="19"/>
           <w:szCs w:val="19"/>
         </w:rPr>
-        <w:t xml:space="preserve">마무리 멘트</w:t>
+        <w:t xml:space="preserve">방송용 한 줄</w:t>
       </w:r>
       <w:r>
         <w:rPr>
@@ -8588,68 +9981,8 @@
           <w:sz w:val="19"/>
           <w:szCs w:val="19"/>
         </w:rPr>
-        <w:t xml:space="preserve">: "이 다섯 가지 때문에 한 학기를 통째로 미루는 학생을 매년 봅니다. 오늘 이 슬라이드 하나만 캡처해 가셔도 이 방송은 값을 한 겁니다."</w:t>
-      </w:r>
-    </w:p>
-    <w:p>
-      <w:pPr>
-        <w:pBdr>
-          <w:bottom w:val="single" w:color="D9D2C6" w:sz="6" w:space="1"/>
-        </w:pBdr>
-        <w:spacing w:after="200" w:before="200"/>
-      </w:pPr>
-      <w:r>
-        <w:rPr>
-          <w:sz w:val="2"/>
-          <w:szCs w:val="2"/>
-        </w:rPr>
-        <w:t xml:space="preserve"/>
-      </w:r>
-    </w:p>
-    <w:p>
-      <w:pPr>
-        <w:pStyle w:val="Heading2"/>
-        <w:pBdr>
-          <w:bottom w:val="single" w:color="D9D2C6" w:sz="6" w:space="6"/>
-        </w:pBdr>
-        <w:spacing w:after="140" w:before="320"/>
-      </w:pPr>
-      <w:r>
-        <w:rPr>
-          <w:rFonts w:ascii="맑은 고딕" w:cs="맑은 고딕" w:eastAsia="맑은 고딕" w:hAnsi="맑은 고딕"/>
-          <w:b/>
-          <w:bCs/>
-          <w:color w:val="1D2320"/>
-          <w:sz w:val="26"/>
-          <w:szCs w:val="26"/>
-        </w:rPr>
-        <w:t xml:space="preserve">7. 3탄 예고 · 마무리 (58:00–60:00)</w:t>
-      </w:r>
-    </w:p>
-    <w:p>
-      <w:pPr>
-        <w:spacing w:after="60" w:before="60" w:line="288"/>
-      </w:pPr>
-      <w:r>
-        <w:rPr>
-          <w:rFonts w:ascii="맑은 고딕" w:cs="맑은 고딕" w:eastAsia="맑은 고딕" w:hAnsi="맑은 고딕"/>
-          <w:b/>
-          <w:bCs/>
-          <w:color w:val="1D2320"/>
-          <w:sz w:val="20"/>
-          <w:szCs w:val="20"/>
-        </w:rPr>
-        <w:t xml:space="preserve">3탄 예고 (화면 고정)</w:t>
-      </w:r>
-    </w:p>
-    <w:p>
-      <w:pPr>
-        <w:pBdr>
-          <w:left w:val="single" w:color="9C2B24" w:sz="18" w:space="10"/>
-        </w:pBdr>
-        <w:spacing w:after="40" w:before="140" w:line="276"/>
-        <w:ind w:left="340" w:hanging="0"/>
-      </w:pPr>
+        <w:t xml:space="preserve">: "대학별 고시 금액은 없습니다. </w:t>
+      </w:r>
       <w:r>
         <w:rPr>
           <w:rFonts w:ascii="맑은 고딕" w:cs="맑은 고딕" w:eastAsia="맑은 고딕" w:hAnsi="맑은 고딕"/>
@@ -8659,7 +9992,7 @@
           <w:sz w:val="19"/>
           <w:szCs w:val="19"/>
         </w:rPr>
-        <w:t xml:space="preserve">3탄 — "호주와 영국을 말레이시아에서: 모나쉬 · 노팅엄 편"</w:t>
+        <w:t xml:space="preserve">1년 치 학비와 생활비를 합한 금액을 3~6개월간 유지</w:t>
       </w:r>
       <w:r>
         <w:rPr>
@@ -8670,586 +10003,29 @@
           <w:sz w:val="19"/>
           <w:szCs w:val="19"/>
         </w:rPr>
-        <w:t xml:space="preserve"> / [○월 ○일]</w:t>
-      </w:r>
-    </w:p>
-    <w:p>
-      <w:pPr>
-        <w:pBdr>
-          <w:left w:val="single" w:color="9C2B24" w:sz="18" w:space="10"/>
-        </w:pBdr>
-        <w:spacing w:after="40" w:before="40" w:line="276"/>
-        <w:ind w:left="340" w:hanging="0"/>
-      </w:pPr>
-      <w:r>
-        <w:rPr>
-          <w:rFonts w:ascii="맑은 고딕" w:cs="맑은 고딕" w:eastAsia="맑은 고딕" w:hAnsi="맑은 고딕"/>
-          <w:b w:val="false"/>
-          <w:bCs w:val="false"/>
-          <w:color w:val="6B6156"/>
+        <w:t xml:space="preserve">하시면 어느 단계에서 요구받아도 통과합니다. 대략 </w:t>
+      </w:r>
+      <w:r>
+        <w:rPr>
+          <w:rFonts w:ascii="맑은 고딕" w:cs="맑은 고딕" w:eastAsia="맑은 고딕" w:hAnsi="맑은 고딕"/>
+          <w:b/>
+          <w:bCs/>
+          <w:color w:val="1D2320"/>
           <w:sz w:val="19"/>
           <w:szCs w:val="19"/>
         </w:rPr>
-        <w:t xml:space="preserve">· 해외 분교의 학위는 본교와 정말 같은가</w:t>
-      </w:r>
-    </w:p>
-    <w:p>
-      <w:pPr>
-        <w:pBdr>
-          <w:left w:val="single" w:color="9C2B24" w:sz="18" w:space="10"/>
-        </w:pBdr>
-        <w:spacing w:after="40" w:before="40" w:line="276"/>
-        <w:ind w:left="340" w:hanging="0"/>
-      </w:pPr>
-      <w:r>
-        <w:rPr>
-          <w:rFonts w:ascii="맑은 고딕" w:cs="맑은 고딕" w:eastAsia="맑은 고딕" w:hAnsi="맑은 고딕"/>
-          <w:b w:val="false"/>
-          <w:bCs w:val="false"/>
-          <w:color w:val="6B6156"/>
+        <w:t xml:space="preserve">RM 6만~8만, 약 1,800만~2,400만 원</w:t>
+      </w:r>
+      <w:r>
+        <w:rPr>
+          <w:rFonts w:ascii="맑은 고딕" w:cs="맑은 고딕" w:eastAsia="맑은 고딕" w:hAnsi="맑은 고딕"/>
+          <w:b/>
+          <w:bCs/>
+          <w:color w:val="1D2320"/>
           <w:sz w:val="19"/>
           <w:szCs w:val="19"/>
         </w:rPr>
-        <w:t xml:space="preserve">· 공학·의약학 계열은 어디로 가야 하나</w:t>
-      </w:r>
-    </w:p>
-    <w:p>
-      <w:pPr>
-        <w:pBdr>
-          <w:left w:val="single" w:color="9C2B24" w:sz="18" w:space="10"/>
-        </w:pBdr>
-        <w:spacing w:after="140" w:before="40" w:line="276"/>
-        <w:ind w:left="340" w:hanging="0"/>
-      </w:pPr>
-      <w:r>
-        <w:rPr>
-          <w:rFonts w:ascii="맑은 고딕" w:cs="맑은 고딕" w:eastAsia="맑은 고딕" w:hAnsi="맑은 고딕"/>
-          <w:b w:val="false"/>
-          <w:bCs w:val="false"/>
-          <w:color w:val="6B6156"/>
-          <w:sz w:val="19"/>
-          <w:szCs w:val="19"/>
-        </w:rPr>
-        <w:t xml:space="preserve">· A-Level·IB 없이 분교에 들어가는 현실적 경로</w:t>
-      </w:r>
-    </w:p>
-    <w:p>
-      <w:pPr>
-        <w:spacing w:after="60" w:before="60" w:line="288"/>
-      </w:pPr>
-      <w:r>
-        <w:rPr>
-          <w:rFonts w:ascii="맑은 고딕" w:cs="맑은 고딕" w:eastAsia="맑은 고딕" w:hAnsi="맑은 고딕"/>
-          <w:b/>
-          <w:bCs/>
-          <w:color w:val="1D2320"/>
-          <w:sz w:val="20"/>
-          <w:szCs w:val="20"/>
-        </w:rPr>
-        <w:t xml:space="preserve">마무리 3문장</w:t>
-      </w:r>
-    </w:p>
-    <w:p>
-      <w:pPr>
-        <w:spacing w:after="40" w:before="40" w:line="276"/>
-        <w:ind w:left="340" w:hanging="340"/>
-      </w:pPr>
-      <w:r>
-        <w:rPr>
-          <w:rFonts w:ascii="맑은 고딕" w:cs="맑은 고딕" w:eastAsia="맑은 고딕" w:hAnsi="맑은 고딕"/>
-          <w:b/>
-          <w:bCs/>
-          <w:color w:val="9C2B24"/>
-          <w:sz w:val="20"/>
-          <w:szCs w:val="20"/>
-        </w:rPr>
-        <w:t xml:space="preserve">1. </w:t>
-      </w:r>
-      <w:r>
-        <w:rPr>
-          <w:rFonts w:ascii="맑은 고딕" w:cs="맑은 고딕" w:eastAsia="맑은 고딕" w:hAnsi="맑은 고딕"/>
-          <w:b w:val="false"/>
-          <w:bCs w:val="false"/>
-          <w:color w:val="1D2320"/>
-          <w:sz w:val="20"/>
-          <w:szCs w:val="20"/>
-        </w:rPr>
-        <w:t xml:space="preserve">"1탄에서 지도를 그렸고, 오늘 두 학교를 골랐습니다. 다음은 분교입니다."</w:t>
-      </w:r>
-    </w:p>
-    <w:p>
-      <w:pPr>
-        <w:spacing w:after="40" w:before="40" w:line="276"/>
-        <w:ind w:left="340" w:hanging="340"/>
-      </w:pPr>
-      <w:r>
-        <w:rPr>
-          <w:rFonts w:ascii="맑은 고딕" w:cs="맑은 고딕" w:eastAsia="맑은 고딕" w:hAnsi="맑은 고딕"/>
-          <w:b/>
-          <w:bCs/>
-          <w:color w:val="9C2B24"/>
-          <w:sz w:val="20"/>
-          <w:szCs w:val="20"/>
-        </w:rPr>
-        <w:t xml:space="preserve">2. </w:t>
-      </w:r>
-      <w:r>
-        <w:rPr>
-          <w:rFonts w:ascii="맑은 고딕" w:cs="맑은 고딕" w:eastAsia="맑은 고딕" w:hAnsi="맑은 고딕"/>
-          <w:b w:val="false"/>
-          <w:bCs w:val="false"/>
-          <w:color w:val="1D2320"/>
-          <w:sz w:val="20"/>
-          <w:szCs w:val="20"/>
-        </w:rPr>
-        <w:t xml:space="preserve">"학교를 정하셨다면 지금 상담 신청하십시오. 9월 입학은 </w:t>
-      </w:r>
-      <w:r>
-        <w:rPr>
-          <w:rFonts w:ascii="맑은 고딕" w:cs="맑은 고딕" w:eastAsia="맑은 고딕" w:hAnsi="맑은 고딕"/>
-          <w:b/>
-          <w:bCs/>
-          <w:color w:val="1D2320"/>
-          <w:sz w:val="20"/>
-          <w:szCs w:val="20"/>
-        </w:rPr>
-        <w:t xml:space="preserve">지금부터 4개월</w:t>
-      </w:r>
-      <w:r>
-        <w:rPr>
-          <w:rFonts w:ascii="맑은 고딕" w:cs="맑은 고딕" w:eastAsia="맑은 고딕" w:hAnsi="맑은 고딕"/>
-          <w:b w:val="false"/>
-          <w:bCs w:val="false"/>
-          <w:color w:val="1D2320"/>
-          <w:sz w:val="20"/>
-          <w:szCs w:val="20"/>
-        </w:rPr>
-        <w:t xml:space="preserve">입니다."</w:t>
-      </w:r>
-    </w:p>
-    <w:p>
-      <w:pPr>
-        <w:spacing w:after="40" w:before="40" w:line="276"/>
-        <w:ind w:left="340" w:hanging="340"/>
-      </w:pPr>
-      <w:r>
-        <w:rPr>
-          <w:rFonts w:ascii="맑은 고딕" w:cs="맑은 고딕" w:eastAsia="맑은 고딕" w:hAnsi="맑은 고딕"/>
-          <w:b/>
-          <w:bCs/>
-          <w:color w:val="9C2B24"/>
-          <w:sz w:val="20"/>
-          <w:szCs w:val="20"/>
-        </w:rPr>
-        <w:t xml:space="preserve">3. </w:t>
-      </w:r>
-      <w:r>
-        <w:rPr>
-          <w:rFonts w:ascii="맑은 고딕" w:cs="맑은 고딕" w:eastAsia="맑은 고딕" w:hAnsi="맑은 고딕"/>
-          <w:b w:val="false"/>
-          <w:bCs w:val="false"/>
-          <w:color w:val="1D2320"/>
-          <w:sz w:val="20"/>
-          <w:szCs w:val="20"/>
-        </w:rPr>
-        <w:t xml:space="preserve">야고보서 1:5 재인용 후 기도로 마감.</w:t>
-      </w:r>
-    </w:p>
-    <w:p>
-      <w:pPr>
-        <w:pBdr>
-          <w:bottom w:val="single" w:color="D9D2C6" w:sz="6" w:space="1"/>
-        </w:pBdr>
-        <w:spacing w:after="200" w:before="200"/>
-      </w:pPr>
-      <w:r>
-        <w:rPr>
-          <w:sz w:val="2"/>
-          <w:szCs w:val="2"/>
-        </w:rPr>
-        <w:t xml:space="preserve"/>
-      </w:r>
-    </w:p>
-    <w:p>
-      <w:pPr>
-        <w:pStyle w:val="Heading2"/>
-        <w:pBdr>
-          <w:bottom w:val="single" w:color="D9D2C6" w:sz="6" w:space="6"/>
-        </w:pBdr>
-        <w:spacing w:after="140" w:before="320"/>
-      </w:pPr>
-      <w:r>
-        <w:rPr>
-          <w:rFonts w:ascii="맑은 고딕" w:cs="맑은 고딕" w:eastAsia="맑은 고딕" w:hAnsi="맑은 고딕"/>
-          <w:b/>
-          <w:bCs/>
-          <w:color w:val="1D2320"/>
-          <w:sz w:val="26"/>
-          <w:szCs w:val="26"/>
-        </w:rPr>
-        <w:t xml:space="preserve">8. 방송 전 준비물 체크리스트</w:t>
-      </w:r>
-    </w:p>
-    <w:p>
-      <w:pPr>
-        <w:spacing w:after="40" w:before="40" w:line="276"/>
-        <w:ind w:left="340" w:hanging="260"/>
-      </w:pPr>
-      <w:r>
-        <w:rPr>
-          <w:rFonts w:ascii="맑은 고딕" w:cs="맑은 고딕" w:eastAsia="맑은 고딕" w:hAnsi="맑은 고딕"/>
-          <w:sz w:val="20"/>
-          <w:szCs w:val="20"/>
-        </w:rPr>
-        <w:t xml:space="preserve">☐  </w:t>
-      </w:r>
-      <w:r>
-        <w:rPr>
-          <w:rFonts w:ascii="맑은 고딕" w:cs="맑은 고딕" w:eastAsia="맑은 고딕" w:hAnsi="맑은 고딕"/>
-          <w:b w:val="false"/>
-          <w:bCs w:val="false"/>
-          <w:color w:val="1D2320"/>
-          <w:sz w:val="20"/>
-          <w:szCs w:val="20"/>
-        </w:rPr>
-        <w:t xml:space="preserve">1탄 라이브 채팅 로그·댓글 수집 → 미답변 질문 5개 선정</w:t>
-      </w:r>
-    </w:p>
-    <w:p>
-      <w:pPr>
-        <w:spacing w:after="40" w:before="40" w:line="276"/>
-        <w:ind w:left="340" w:hanging="260"/>
-      </w:pPr>
-      <w:r>
-        <w:rPr>
-          <w:rFonts w:ascii="맑은 고딕" w:cs="맑은 고딕" w:eastAsia="맑은 고딕" w:hAnsi="맑은 고딕"/>
-          <w:sz w:val="20"/>
-          <w:szCs w:val="20"/>
-        </w:rPr>
-        <w:t xml:space="preserve">☐  </w:t>
-      </w:r>
-      <w:r>
-        <w:rPr>
-          <w:rFonts w:ascii="맑은 고딕" w:cs="맑은 고딕" w:eastAsia="맑은 고딕" w:hAnsi="맑은 고딕"/>
-          <w:b w:val="false"/>
-          <w:bCs w:val="false"/>
-          <w:color w:val="1D2320"/>
-          <w:sz w:val="20"/>
-          <w:szCs w:val="20"/>
-        </w:rPr>
-        <w:t xml:space="preserve">테일러스 </w:t>
-      </w:r>
-      <w:r>
-        <w:rPr>
-          <w:rFonts w:ascii="맑은 고딕" w:cs="맑은 고딕" w:eastAsia="맑은 고딕" w:hAnsi="맑은 고딕"/>
-          <w:b/>
-          <w:bCs/>
-          <w:color w:val="1D2320"/>
-          <w:sz w:val="20"/>
-          <w:szCs w:val="20"/>
-        </w:rPr>
-        <w:t xml:space="preserve">Key Intakes 공식 페이지</w:t>
-      </w:r>
-      <w:r>
-        <w:rPr>
-          <w:rFonts w:ascii="맑은 고딕" w:cs="맑은 고딕" w:eastAsia="맑은 고딕" w:hAnsi="맑은 고딕"/>
-          <w:b w:val="false"/>
-          <w:bCs w:val="false"/>
-          <w:color w:val="1D2320"/>
-          <w:sz w:val="20"/>
-          <w:szCs w:val="20"/>
-        </w:rPr>
-        <w:t xml:space="preserve"> — 다음 인테이크 날짜·마감일 확정</w:t>
-      </w:r>
-    </w:p>
-    <w:p>
-      <w:pPr>
-        <w:spacing w:after="40" w:before="40" w:line="276"/>
-        <w:ind w:left="340" w:hanging="260"/>
-      </w:pPr>
-      <w:r>
-        <w:rPr>
-          <w:rFonts w:ascii="맑은 고딕" w:cs="맑은 고딕" w:eastAsia="맑은 고딕" w:hAnsi="맑은 고딕"/>
-          <w:sz w:val="20"/>
-          <w:szCs w:val="20"/>
-        </w:rPr>
-        <w:t xml:space="preserve">☐  </w:t>
-      </w:r>
-      <w:r>
-        <w:rPr>
-          <w:rFonts w:ascii="맑은 고딕" w:cs="맑은 고딕" w:eastAsia="맑은 고딕" w:hAnsi="맑은 고딕"/>
-          <w:b w:val="false"/>
-          <w:bCs w:val="false"/>
-          <w:color w:val="1D2320"/>
-          <w:sz w:val="20"/>
-          <w:szCs w:val="20"/>
-        </w:rPr>
-        <w:t xml:space="preserve">선웨이 </w:t>
-      </w:r>
-      <w:r>
-        <w:rPr>
-          <w:rFonts w:ascii="맑은 고딕" w:cs="맑은 고딕" w:eastAsia="맑은 고딕" w:hAnsi="맑은 고딕"/>
-          <w:b/>
-          <w:bCs/>
-          <w:color w:val="1D2320"/>
-          <w:sz w:val="20"/>
-          <w:szCs w:val="20"/>
-        </w:rPr>
-        <w:t xml:space="preserve">랭커스터 듀얼디그리 운영 학과 목록</w:t>
-      </w:r>
-      <w:r>
-        <w:rPr>
-          <w:rFonts w:ascii="맑은 고딕" w:cs="맑은 고딕" w:eastAsia="맑은 고딕" w:hAnsi="맑은 고딕"/>
-          <w:b w:val="false"/>
-          <w:bCs w:val="false"/>
-          <w:color w:val="1D2320"/>
-          <w:sz w:val="20"/>
-          <w:szCs w:val="20"/>
-        </w:rPr>
-        <w:t xml:space="preserve"> 확정 (전 학과가 아님)</w:t>
-      </w:r>
-    </w:p>
-    <w:p>
-      <w:pPr>
-        <w:spacing w:after="40" w:before="40" w:line="276"/>
-        <w:ind w:left="340" w:hanging="260"/>
-      </w:pPr>
-      <w:r>
-        <w:rPr>
-          <w:rFonts w:ascii="맑은 고딕" w:cs="맑은 고딕" w:eastAsia="맑은 고딕" w:hAnsi="맑은 고딕"/>
-          <w:sz w:val="20"/>
-          <w:szCs w:val="20"/>
-        </w:rPr>
-        <w:t xml:space="preserve">☐  </w:t>
-      </w:r>
-      <w:r>
-        <w:rPr>
-          <w:rFonts w:ascii="맑은 고딕" w:cs="맑은 고딕" w:eastAsia="맑은 고딕" w:hAnsi="맑은 고딕"/>
-          <w:b w:val="false"/>
-          <w:bCs w:val="false"/>
-          <w:color w:val="1D2320"/>
-          <w:sz w:val="20"/>
-          <w:szCs w:val="20"/>
-        </w:rPr>
-        <w:t xml:space="preserve">선웨이 학비 — </w:t>
-      </w:r>
-      <w:r>
-        <w:rPr>
-          <w:rFonts w:ascii="맑은 고딕" w:cs="맑은 고딕" w:eastAsia="맑은 고딕" w:hAnsi="맑은 고딕"/>
-          <w:b/>
-          <w:bCs/>
-          <w:color w:val="1D2320"/>
-          <w:sz w:val="20"/>
-          <w:szCs w:val="20"/>
-        </w:rPr>
-        <w:t xml:space="preserve">연간인지 총액인지</w:t>
-      </w:r>
-      <w:r>
-        <w:rPr>
-          <w:rFonts w:ascii="맑은 고딕" w:cs="맑은 고딕" w:eastAsia="맑은 고딕" w:hAnsi="맑은 고딕"/>
-          <w:b w:val="false"/>
-          <w:bCs w:val="false"/>
-          <w:color w:val="1D2320"/>
-          <w:sz w:val="20"/>
-          <w:szCs w:val="20"/>
-        </w:rPr>
-        <w:t xml:space="preserve"> 공식 페이지에서 확인</w:t>
-      </w:r>
-    </w:p>
-    <w:p>
-      <w:pPr>
-        <w:spacing w:after="40" w:before="40" w:line="276"/>
-        <w:ind w:left="340" w:hanging="260"/>
-      </w:pPr>
-      <w:r>
-        <w:rPr>
-          <w:rFonts w:ascii="맑은 고딕" w:cs="맑은 고딕" w:eastAsia="맑은 고딕" w:hAnsi="맑은 고딕"/>
-          <w:sz w:val="20"/>
-          <w:szCs w:val="20"/>
-        </w:rPr>
-        <w:t xml:space="preserve">☐  </w:t>
-      </w:r>
-      <w:r>
-        <w:rPr>
-          <w:rFonts w:ascii="맑은 고딕" w:cs="맑은 고딕" w:eastAsia="맑은 고딕" w:hAnsi="맑은 고딕"/>
-          <w:b w:val="false"/>
-          <w:bCs w:val="false"/>
-          <w:color w:val="1D2320"/>
-          <w:sz w:val="20"/>
-          <w:szCs w:val="20"/>
-        </w:rPr>
-        <w:t xml:space="preserve">두 학교 국제학생 수·비율 확정 수치</w:t>
-      </w:r>
-    </w:p>
-    <w:p>
-      <w:pPr>
-        <w:spacing w:after="40" w:before="40" w:line="276"/>
-        <w:ind w:left="340" w:hanging="260"/>
-      </w:pPr>
-      <w:r>
-        <w:rPr>
-          <w:rFonts w:ascii="맑은 고딕" w:cs="맑은 고딕" w:eastAsia="맑은 고딕" w:hAnsi="맑은 고딕"/>
-          <w:sz w:val="20"/>
-          <w:szCs w:val="20"/>
-        </w:rPr>
-        <w:t xml:space="preserve">☐  </w:t>
-      </w:r>
-      <w:r>
-        <w:rPr>
-          <w:rFonts w:ascii="맑은 고딕" w:cs="맑은 고딕" w:eastAsia="맑은 고딕" w:hAnsi="맑은 고딕"/>
-          <w:b w:val="false"/>
-          <w:bCs w:val="false"/>
-          <w:color w:val="1D2320"/>
-          <w:sz w:val="20"/>
-          <w:szCs w:val="20"/>
-        </w:rPr>
-        <w:t xml:space="preserve">EMGS 수수료·처리기간 최신본 확인</w:t>
-      </w:r>
-    </w:p>
-    <w:p>
-      <w:pPr>
-        <w:spacing w:after="40" w:before="40" w:line="276"/>
-        <w:ind w:left="340" w:hanging="260"/>
-      </w:pPr>
-      <w:r>
-        <w:rPr>
-          <w:rFonts w:ascii="맑은 고딕" w:cs="맑은 고딕" w:eastAsia="맑은 고딕" w:hAnsi="맑은 고딕"/>
-          <w:sz w:val="20"/>
-          <w:szCs w:val="20"/>
-        </w:rPr>
-        <w:t xml:space="preserve">☐  </w:t>
-      </w:r>
-      <w:r>
-        <w:rPr>
-          <w:rFonts w:ascii="맑은 고딕" w:cs="맑은 고딕" w:eastAsia="맑은 고딕" w:hAnsi="맑은 고딕"/>
-          <w:b w:val="false"/>
-          <w:bCs w:val="false"/>
-          <w:color w:val="1D2320"/>
-          <w:sz w:val="20"/>
-          <w:szCs w:val="20"/>
-        </w:rPr>
-        <w:t xml:space="preserve">아포스티유 발급 절차 국내 안내 링크 (외교부/정부24)</w:t>
-      </w:r>
-    </w:p>
-    <w:p>
-      <w:pPr>
-        <w:spacing w:after="40" w:before="40" w:line="276"/>
-        <w:ind w:left="340" w:hanging="260"/>
-      </w:pPr>
-      <w:r>
-        <w:rPr>
-          <w:rFonts w:ascii="맑은 고딕" w:cs="맑은 고딕" w:eastAsia="맑은 고딕" w:hAnsi="맑은 고딕"/>
-          <w:sz w:val="20"/>
-          <w:szCs w:val="20"/>
-        </w:rPr>
-        <w:t xml:space="preserve">☐  </w:t>
-      </w:r>
-      <w:r>
-        <w:rPr>
-          <w:rFonts w:ascii="맑은 고딕" w:cs="맑은 고딕" w:eastAsia="맑은 고딕" w:hAnsi="맑은 고딕"/>
-          <w:b w:val="false"/>
-          <w:bCs w:val="false"/>
-          <w:color w:val="1D2320"/>
-          <w:sz w:val="20"/>
-          <w:szCs w:val="20"/>
-        </w:rPr>
-        <w:t xml:space="preserve">비교표 슬라이드 1장 · 타임라인 슬라이드 1장 · 서류 체크리스트 1장</w:t>
-      </w:r>
-    </w:p>
-    <w:p>
-      <w:pPr>
-        <w:spacing w:after="40" w:before="40" w:line="276"/>
-        <w:ind w:left="340" w:hanging="260"/>
-      </w:pPr>
-      <w:r>
-        <w:rPr>
-          <w:rFonts w:ascii="맑은 고딕" w:cs="맑은 고딕" w:eastAsia="맑은 고딕" w:hAnsi="맑은 고딕"/>
-          <w:sz w:val="20"/>
-          <w:szCs w:val="20"/>
-        </w:rPr>
-        <w:t xml:space="preserve">☐  </w:t>
-      </w:r>
-      <w:r>
-        <w:rPr>
-          <w:rFonts w:ascii="맑은 고딕" w:cs="맑은 고딕" w:eastAsia="맑은 고딕" w:hAnsi="맑은 고딕"/>
-          <w:b/>
-          <w:bCs/>
-          <w:color w:val="1D2320"/>
-          <w:sz w:val="20"/>
-          <w:szCs w:val="20"/>
-        </w:rPr>
-        <w:t xml:space="preserve">상담 신청 폼 링크</w:t>
-      </w:r>
-      <w:r>
-        <w:rPr>
-          <w:rFonts w:ascii="맑은 고딕" w:cs="맑은 고딕" w:eastAsia="맑은 고딕" w:hAnsi="맑은 고딕"/>
-          <w:b w:val="false"/>
-          <w:bCs w:val="false"/>
-          <w:color w:val="1D2320"/>
-          <w:sz w:val="20"/>
-          <w:szCs w:val="20"/>
-        </w:rPr>
-        <w:t xml:space="preserve"> — 고정 댓글 + 방송 중 3회 언급</w:t>
-      </w:r>
-    </w:p>
-    <w:p>
-      <w:pPr>
-        <w:spacing w:after="40" w:before="40" w:line="276"/>
-        <w:ind w:left="340" w:hanging="260"/>
-      </w:pPr>
-      <w:r>
-        <w:rPr>
-          <w:rFonts w:ascii="맑은 고딕" w:cs="맑은 고딕" w:eastAsia="맑은 고딕" w:hAnsi="맑은 고딕"/>
-          <w:sz w:val="20"/>
-          <w:szCs w:val="20"/>
-        </w:rPr>
-        <w:t xml:space="preserve">☐  </w:t>
-      </w:r>
-      <w:r>
-        <w:rPr>
-          <w:rFonts w:ascii="맑은 고딕" w:cs="맑은 고딕" w:eastAsia="맑은 고딕" w:hAnsi="맑은 고딕"/>
-          <w:b w:val="false"/>
-          <w:bCs w:val="false"/>
-          <w:color w:val="1D2320"/>
-          <w:sz w:val="20"/>
-          <w:szCs w:val="20"/>
-        </w:rPr>
-        <w:t xml:space="preserve">3탄 일정 확정 후 예고 슬라이드</w:t>
-      </w:r>
-    </w:p>
-    <w:p>
-      <w:pPr>
-        <w:pBdr>
-          <w:bottom w:val="single" w:color="D9D2C6" w:sz="6" w:space="1"/>
-        </w:pBdr>
-        <w:spacing w:after="200" w:before="200"/>
-      </w:pPr>
-      <w:r>
-        <w:rPr>
-          <w:sz w:val="2"/>
-          <w:szCs w:val="2"/>
-        </w:rPr>
-        <w:t xml:space="preserve"/>
-      </w:r>
-    </w:p>
-    <w:p>
-      <w:pPr>
-        <w:pStyle w:val="Heading2"/>
-        <w:pBdr>
-          <w:bottom w:val="single" w:color="D9D2C6" w:sz="6" w:space="6"/>
-        </w:pBdr>
-        <w:spacing w:after="140" w:before="320"/>
-      </w:pPr>
-      <w:r>
-        <w:rPr>
-          <w:rFonts w:ascii="맑은 고딕" w:cs="맑은 고딕" w:eastAsia="맑은 고딕" w:hAnsi="맑은 고딕"/>
-          <w:b/>
-          <w:bCs/>
-          <w:color w:val="1D2320"/>
-          <w:sz w:val="26"/>
-          <w:szCs w:val="26"/>
-        </w:rPr>
-        <w:t xml:space="preserve">9. 출처</w:t>
+        <w:t xml:space="preserve">이 기준선입니다."</w:t>
       </w:r>
     </w:p>
     <w:p>
@@ -9270,9 +10046,801 @@
           <w:sz w:val="20"/>
           <w:szCs w:val="20"/>
         </w:rPr>
+        <w:t xml:space="preserve">의학·약학·건축처럼 학비가 위 범위를 넘는 전공은 그만큼 올려 잡습니다.</w:t>
+      </w:r>
+    </w:p>
+    <w:p>
+      <w:pPr>
+        <w:pStyle w:val="ListParagraph"/>
+        <w:numPr>
+          <w:ilvl w:val="0"/>
+          <w:numId w:val="2"/>
+        </w:numPr>
+        <w:spacing w:after="40" w:before="40" w:line="276"/>
+      </w:pPr>
+      <w:r>
+        <w:rPr>
+          <w:rFonts w:ascii="맑은 고딕" w:cs="맑은 고딕" w:eastAsia="맑은 고딕" w:hAnsi="맑은 고딕"/>
+          <w:b w:val="false"/>
+          <w:bCs w:val="false"/>
+          <w:color w:val="1D2320"/>
+          <w:sz w:val="20"/>
+          <w:szCs w:val="20"/>
+        </w:rPr>
+        <w:t xml:space="preserve">학생 본인 명의 계좌가 없으면 </w:t>
+      </w:r>
+      <w:r>
+        <w:rPr>
+          <w:rFonts w:ascii="맑은 고딕" w:cs="맑은 고딕" w:eastAsia="맑은 고딕" w:hAnsi="맑은 고딕"/>
+          <w:b/>
+          <w:bCs/>
+          <w:color w:val="1D2320"/>
+          <w:sz w:val="20"/>
+          <w:szCs w:val="20"/>
+        </w:rPr>
+        <w:t xml:space="preserve">부모 스폰서 레터 + 부모 잔고증명 + 가족관계증명(영문)</w:t>
+      </w:r>
+      <w:r>
+        <w:rPr>
+          <w:rFonts w:ascii="맑은 고딕" w:cs="맑은 고딕" w:eastAsia="맑은 고딕" w:hAnsi="맑은 고딕"/>
+          <w:b w:val="false"/>
+          <w:bCs w:val="false"/>
+          <w:color w:val="1D2320"/>
+          <w:sz w:val="20"/>
+          <w:szCs w:val="20"/>
+        </w:rPr>
+        <w:t xml:space="preserve"> 조합으로 대체하는 것이 일반적입니다.</w:t>
+      </w:r>
+    </w:p>
+    <w:p>
+      <w:pPr>
+        <w:pBdr>
+          <w:left w:val="single" w:color="9C2B24" w:sz="18" w:space="10"/>
+        </w:pBdr>
+        <w:spacing w:after="140" w:before="140" w:line="276"/>
+        <w:ind w:left="340" w:hanging="0"/>
+      </w:pPr>
+      <w:r>
+        <w:rPr>
+          <w:rFonts w:ascii="맑은 고딕" w:cs="맑은 고딕" w:eastAsia="맑은 고딕" w:hAnsi="맑은 고딕"/>
+          <w:b/>
+          <w:bCs/>
+          <w:color w:val="1D2320"/>
+          <w:sz w:val="19"/>
+          <w:szCs w:val="19"/>
+        </w:rPr>
+        <w:t xml:space="preserve">마무리 멘트</w:t>
+      </w:r>
+      <w:r>
+        <w:rPr>
+          <w:rFonts w:ascii="맑은 고딕" w:cs="맑은 고딕" w:eastAsia="맑은 고딕" w:hAnsi="맑은 고딕"/>
+          <w:b/>
+          <w:bCs/>
+          <w:color w:val="1D2320"/>
+          <w:sz w:val="19"/>
+          <w:szCs w:val="19"/>
+        </w:rPr>
+        <w:t xml:space="preserve">: "이 다섯 가지 때문에 한 학기를 통째로 미루는 학생을 매년 봅니다. 오늘 이 슬라이드 하나만 캡처해 가셔도 이 방송은 값을 한 겁니다."</w:t>
+      </w:r>
+    </w:p>
+    <w:p>
+      <w:pPr>
+        <w:pBdr>
+          <w:bottom w:val="single" w:color="D9D2C6" w:sz="6" w:space="1"/>
+        </w:pBdr>
+        <w:spacing w:after="200" w:before="200"/>
+      </w:pPr>
+      <w:r>
+        <w:rPr>
+          <w:sz w:val="2"/>
+          <w:szCs w:val="2"/>
+        </w:rPr>
+        <w:t xml:space="preserve"/>
+      </w:r>
+    </w:p>
+    <w:p>
+      <w:pPr>
+        <w:pStyle w:val="Heading2"/>
+        <w:pBdr>
+          <w:bottom w:val="single" w:color="D9D2C6" w:sz="6" w:space="6"/>
+        </w:pBdr>
+        <w:spacing w:after="140" w:before="320"/>
+      </w:pPr>
+      <w:r>
+        <w:rPr>
+          <w:rFonts w:ascii="맑은 고딕" w:cs="맑은 고딕" w:eastAsia="맑은 고딕" w:hAnsi="맑은 고딕"/>
+          <w:b/>
+          <w:bCs/>
+          <w:color w:val="1D2320"/>
+          <w:sz w:val="26"/>
+          <w:szCs w:val="26"/>
+        </w:rPr>
+        <w:t xml:space="preserve">7. 3탄 예고 · 마무리 (58:00–60:00)</w:t>
+      </w:r>
+    </w:p>
+    <w:p>
+      <w:pPr>
+        <w:spacing w:after="60" w:before="60" w:line="288"/>
+      </w:pPr>
+      <w:r>
+        <w:rPr>
+          <w:rFonts w:ascii="맑은 고딕" w:cs="맑은 고딕" w:eastAsia="맑은 고딕" w:hAnsi="맑은 고딕"/>
+          <w:b/>
+          <w:bCs/>
+          <w:color w:val="1D2320"/>
+          <w:sz w:val="20"/>
+          <w:szCs w:val="20"/>
+        </w:rPr>
+        <w:t xml:space="preserve">3탄 예고 (화면 고정)</w:t>
+      </w:r>
+    </w:p>
+    <w:p>
+      <w:pPr>
+        <w:pBdr>
+          <w:left w:val="single" w:color="9C2B24" w:sz="18" w:space="10"/>
+        </w:pBdr>
+        <w:spacing w:after="40" w:before="140" w:line="276"/>
+        <w:ind w:left="340" w:hanging="0"/>
+      </w:pPr>
+      <w:r>
+        <w:rPr>
+          <w:rFonts w:ascii="맑은 고딕" w:cs="맑은 고딕" w:eastAsia="맑은 고딕" w:hAnsi="맑은 고딕"/>
+          <w:b/>
+          <w:bCs/>
+          <w:color w:val="1D2320"/>
+          <w:sz w:val="19"/>
+          <w:szCs w:val="19"/>
+        </w:rPr>
+        <w:t xml:space="preserve">3탄 — "호주와 영국을 말레이시아에서: 모나쉬 · 노팅엄 편"</w:t>
+      </w:r>
+      <w:r>
+        <w:rPr>
+          <w:rFonts w:ascii="맑은 고딕" w:cs="맑은 고딕" w:eastAsia="맑은 고딕" w:hAnsi="맑은 고딕"/>
+          <w:b/>
+          <w:bCs/>
+          <w:color w:val="1D2320"/>
+          <w:sz w:val="19"/>
+          <w:szCs w:val="19"/>
+        </w:rPr>
+        <w:t xml:space="preserve"> / [○월 ○일]</w:t>
+      </w:r>
+    </w:p>
+    <w:p>
+      <w:pPr>
+        <w:pBdr>
+          <w:left w:val="single" w:color="9C2B24" w:sz="18" w:space="10"/>
+        </w:pBdr>
+        <w:spacing w:after="40" w:before="40" w:line="276"/>
+        <w:ind w:left="340" w:hanging="0"/>
+      </w:pPr>
+      <w:r>
+        <w:rPr>
+          <w:rFonts w:ascii="맑은 고딕" w:cs="맑은 고딕" w:eastAsia="맑은 고딕" w:hAnsi="맑은 고딕"/>
+          <w:b w:val="false"/>
+          <w:bCs w:val="false"/>
+          <w:color w:val="6B6156"/>
+          <w:sz w:val="19"/>
+          <w:szCs w:val="19"/>
+        </w:rPr>
+        <w:t xml:space="preserve">· 해외 분교의 학위는 본교와 정말 같은가</w:t>
+      </w:r>
+    </w:p>
+    <w:p>
+      <w:pPr>
+        <w:pBdr>
+          <w:left w:val="single" w:color="9C2B24" w:sz="18" w:space="10"/>
+        </w:pBdr>
+        <w:spacing w:after="40" w:before="40" w:line="276"/>
+        <w:ind w:left="340" w:hanging="0"/>
+      </w:pPr>
+      <w:r>
+        <w:rPr>
+          <w:rFonts w:ascii="맑은 고딕" w:cs="맑은 고딕" w:eastAsia="맑은 고딕" w:hAnsi="맑은 고딕"/>
+          <w:b w:val="false"/>
+          <w:bCs w:val="false"/>
+          <w:color w:val="6B6156"/>
+          <w:sz w:val="19"/>
+          <w:szCs w:val="19"/>
+        </w:rPr>
+        <w:t xml:space="preserve">· 공학·의약학 계열은 어디로 가야 하나</w:t>
+      </w:r>
+    </w:p>
+    <w:p>
+      <w:pPr>
+        <w:pBdr>
+          <w:left w:val="single" w:color="9C2B24" w:sz="18" w:space="10"/>
+        </w:pBdr>
+        <w:spacing w:after="140" w:before="40" w:line="276"/>
+        <w:ind w:left="340" w:hanging="0"/>
+      </w:pPr>
+      <w:r>
+        <w:rPr>
+          <w:rFonts w:ascii="맑은 고딕" w:cs="맑은 고딕" w:eastAsia="맑은 고딕" w:hAnsi="맑은 고딕"/>
+          <w:b w:val="false"/>
+          <w:bCs w:val="false"/>
+          <w:color w:val="6B6156"/>
+          <w:sz w:val="19"/>
+          <w:szCs w:val="19"/>
+        </w:rPr>
+        <w:t xml:space="preserve">· A-Level·IB 없이 분교에 들어가는 현실적 경로</w:t>
+      </w:r>
+    </w:p>
+    <w:p>
+      <w:pPr>
+        <w:spacing w:after="60" w:before="60" w:line="288"/>
+      </w:pPr>
+      <w:r>
+        <w:rPr>
+          <w:rFonts w:ascii="맑은 고딕" w:cs="맑은 고딕" w:eastAsia="맑은 고딕" w:hAnsi="맑은 고딕"/>
+          <w:b/>
+          <w:bCs/>
+          <w:color w:val="1D2320"/>
+          <w:sz w:val="20"/>
+          <w:szCs w:val="20"/>
+        </w:rPr>
+        <w:t xml:space="preserve">마무리 3문장</w:t>
+      </w:r>
+    </w:p>
+    <w:p>
+      <w:pPr>
+        <w:spacing w:after="40" w:before="40" w:line="276"/>
+        <w:ind w:left="340" w:hanging="340"/>
+      </w:pPr>
+      <w:r>
+        <w:rPr>
+          <w:rFonts w:ascii="맑은 고딕" w:cs="맑은 고딕" w:eastAsia="맑은 고딕" w:hAnsi="맑은 고딕"/>
+          <w:b/>
+          <w:bCs/>
+          <w:color w:val="9C2B24"/>
+          <w:sz w:val="20"/>
+          <w:szCs w:val="20"/>
+        </w:rPr>
+        <w:t xml:space="preserve">1. </w:t>
+      </w:r>
+      <w:r>
+        <w:rPr>
+          <w:rFonts w:ascii="맑은 고딕" w:cs="맑은 고딕" w:eastAsia="맑은 고딕" w:hAnsi="맑은 고딕"/>
+          <w:b w:val="false"/>
+          <w:bCs w:val="false"/>
+          <w:color w:val="1D2320"/>
+          <w:sz w:val="20"/>
+          <w:szCs w:val="20"/>
+        </w:rPr>
+        <w:t xml:space="preserve">"1탄에서 지도를 그렸고, 오늘 두 학교를 골랐습니다. 다음은 분교입니다."</w:t>
+      </w:r>
+    </w:p>
+    <w:p>
+      <w:pPr>
+        <w:spacing w:after="40" w:before="40" w:line="276"/>
+        <w:ind w:left="340" w:hanging="340"/>
+      </w:pPr>
+      <w:r>
+        <w:rPr>
+          <w:rFonts w:ascii="맑은 고딕" w:cs="맑은 고딕" w:eastAsia="맑은 고딕" w:hAnsi="맑은 고딕"/>
+          <w:b/>
+          <w:bCs/>
+          <w:color w:val="9C2B24"/>
+          <w:sz w:val="20"/>
+          <w:szCs w:val="20"/>
+        </w:rPr>
+        <w:t xml:space="preserve">2. </w:t>
+      </w:r>
+      <w:r>
+        <w:rPr>
+          <w:rFonts w:ascii="맑은 고딕" w:cs="맑은 고딕" w:eastAsia="맑은 고딕" w:hAnsi="맑은 고딕"/>
+          <w:b w:val="false"/>
+          <w:bCs w:val="false"/>
+          <w:color w:val="1D2320"/>
+          <w:sz w:val="20"/>
+          <w:szCs w:val="20"/>
+        </w:rPr>
+        <w:t xml:space="preserve">"학교를 정하셨다면 지금 상담 신청하십시오. 9월 입학은 </w:t>
+      </w:r>
+      <w:r>
+        <w:rPr>
+          <w:rFonts w:ascii="맑은 고딕" w:cs="맑은 고딕" w:eastAsia="맑은 고딕" w:hAnsi="맑은 고딕"/>
+          <w:b/>
+          <w:bCs/>
+          <w:color w:val="1D2320"/>
+          <w:sz w:val="20"/>
+          <w:szCs w:val="20"/>
+        </w:rPr>
+        <w:t xml:space="preserve">지금부터 4개월</w:t>
+      </w:r>
+      <w:r>
+        <w:rPr>
+          <w:rFonts w:ascii="맑은 고딕" w:cs="맑은 고딕" w:eastAsia="맑은 고딕" w:hAnsi="맑은 고딕"/>
+          <w:b w:val="false"/>
+          <w:bCs w:val="false"/>
+          <w:color w:val="1D2320"/>
+          <w:sz w:val="20"/>
+          <w:szCs w:val="20"/>
+        </w:rPr>
+        <w:t xml:space="preserve">입니다."</w:t>
+      </w:r>
+    </w:p>
+    <w:p>
+      <w:pPr>
+        <w:spacing w:after="40" w:before="40" w:line="276"/>
+        <w:ind w:left="340" w:hanging="340"/>
+      </w:pPr>
+      <w:r>
+        <w:rPr>
+          <w:rFonts w:ascii="맑은 고딕" w:cs="맑은 고딕" w:eastAsia="맑은 고딕" w:hAnsi="맑은 고딕"/>
+          <w:b/>
+          <w:bCs/>
+          <w:color w:val="9C2B24"/>
+          <w:sz w:val="20"/>
+          <w:szCs w:val="20"/>
+        </w:rPr>
+        <w:t xml:space="preserve">3. </w:t>
+      </w:r>
+      <w:r>
+        <w:rPr>
+          <w:rFonts w:ascii="맑은 고딕" w:cs="맑은 고딕" w:eastAsia="맑은 고딕" w:hAnsi="맑은 고딕"/>
+          <w:b w:val="false"/>
+          <w:bCs w:val="false"/>
+          <w:color w:val="1D2320"/>
+          <w:sz w:val="20"/>
+          <w:szCs w:val="20"/>
+        </w:rPr>
+        <w:t xml:space="preserve">야고보서 1:5 재인용 후 기도로 마감.</w:t>
+      </w:r>
+    </w:p>
+    <w:p>
+      <w:pPr>
+        <w:pBdr>
+          <w:bottom w:val="single" w:color="D9D2C6" w:sz="6" w:space="1"/>
+        </w:pBdr>
+        <w:spacing w:after="200" w:before="200"/>
+      </w:pPr>
+      <w:r>
+        <w:rPr>
+          <w:sz w:val="2"/>
+          <w:szCs w:val="2"/>
+        </w:rPr>
+        <w:t xml:space="preserve"/>
+      </w:r>
+    </w:p>
+    <w:p>
+      <w:pPr>
+        <w:pStyle w:val="Heading2"/>
+        <w:pBdr>
+          <w:bottom w:val="single" w:color="D9D2C6" w:sz="6" w:space="6"/>
+        </w:pBdr>
+        <w:spacing w:after="140" w:before="320"/>
+      </w:pPr>
+      <w:r>
+        <w:rPr>
+          <w:rFonts w:ascii="맑은 고딕" w:cs="맑은 고딕" w:eastAsia="맑은 고딕" w:hAnsi="맑은 고딕"/>
+          <w:b/>
+          <w:bCs/>
+          <w:color w:val="1D2320"/>
+          <w:sz w:val="26"/>
+          <w:szCs w:val="26"/>
+        </w:rPr>
+        <w:t xml:space="preserve">8. 방송 전 준비물 체크리스트</w:t>
+      </w:r>
+    </w:p>
+    <w:p>
+      <w:pPr>
+        <w:spacing w:after="40" w:before="40" w:line="276"/>
+        <w:ind w:left="340" w:hanging="260"/>
+      </w:pPr>
+      <w:r>
+        <w:rPr>
+          <w:rFonts w:ascii="맑은 고딕" w:cs="맑은 고딕" w:eastAsia="맑은 고딕" w:hAnsi="맑은 고딕"/>
+          <w:sz w:val="20"/>
+          <w:szCs w:val="20"/>
+        </w:rPr>
+        <w:t xml:space="preserve">☐  </w:t>
+      </w:r>
+      <w:r>
+        <w:rPr>
+          <w:rFonts w:ascii="맑은 고딕" w:cs="맑은 고딕" w:eastAsia="맑은 고딕" w:hAnsi="맑은 고딕"/>
+          <w:b w:val="false"/>
+          <w:bCs w:val="false"/>
+          <w:color w:val="1D2320"/>
+          <w:sz w:val="20"/>
+          <w:szCs w:val="20"/>
+        </w:rPr>
+        <w:t xml:space="preserve">1탄 라이브 채팅 로그·댓글 수집 → 미답변 질문 5개 선정</w:t>
+      </w:r>
+    </w:p>
+    <w:p>
+      <w:pPr>
+        <w:spacing w:after="40" w:before="40" w:line="276"/>
+        <w:ind w:left="340" w:hanging="260"/>
+      </w:pPr>
+      <w:r>
+        <w:rPr>
+          <w:rFonts w:ascii="맑은 고딕" w:cs="맑은 고딕" w:eastAsia="맑은 고딕" w:hAnsi="맑은 고딕"/>
+          <w:sz w:val="20"/>
+          <w:szCs w:val="20"/>
+        </w:rPr>
+        <w:t xml:space="preserve">☐  </w:t>
+      </w:r>
+      <w:r>
+        <w:rPr>
+          <w:rFonts w:ascii="맑은 고딕" w:cs="맑은 고딕" w:eastAsia="맑은 고딕" w:hAnsi="맑은 고딕"/>
+          <w:b w:val="false"/>
+          <w:bCs w:val="false"/>
+          <w:color w:val="1D2320"/>
+          <w:sz w:val="20"/>
+          <w:szCs w:val="20"/>
+        </w:rPr>
+        <w:t xml:space="preserve">테일러스 </w:t>
+      </w:r>
+      <w:r>
+        <w:rPr>
+          <w:rFonts w:ascii="맑은 고딕" w:cs="맑은 고딕" w:eastAsia="맑은 고딕" w:hAnsi="맑은 고딕"/>
+          <w:b/>
+          <w:bCs/>
+          <w:color w:val="1D2320"/>
+          <w:sz w:val="20"/>
+          <w:szCs w:val="20"/>
+        </w:rPr>
+        <w:t xml:space="preserve">Key Intakes 공식 페이지</w:t>
+      </w:r>
+      <w:r>
+        <w:rPr>
+          <w:rFonts w:ascii="맑은 고딕" w:cs="맑은 고딕" w:eastAsia="맑은 고딕" w:hAnsi="맑은 고딕"/>
+          <w:b w:val="false"/>
+          <w:bCs w:val="false"/>
+          <w:color w:val="1D2320"/>
+          <w:sz w:val="20"/>
+          <w:szCs w:val="20"/>
+        </w:rPr>
+        <w:t xml:space="preserve"> — 다음 인테이크 날짜·마감일 확정</w:t>
+      </w:r>
+    </w:p>
+    <w:p>
+      <w:pPr>
+        <w:spacing w:after="40" w:before="40" w:line="276"/>
+        <w:ind w:left="340" w:hanging="260"/>
+      </w:pPr>
+      <w:r>
+        <w:rPr>
+          <w:rFonts w:ascii="맑은 고딕" w:cs="맑은 고딕" w:eastAsia="맑은 고딕" w:hAnsi="맑은 고딕"/>
+          <w:sz w:val="20"/>
+          <w:szCs w:val="20"/>
+        </w:rPr>
+        <w:t xml:space="preserve">☐  </w:t>
+      </w:r>
+      <w:r>
+        <w:rPr>
+          <w:rFonts w:ascii="맑은 고딕" w:cs="맑은 고딕" w:eastAsia="맑은 고딕" w:hAnsi="맑은 고딕"/>
+          <w:b w:val="false"/>
+          <w:bCs w:val="false"/>
+          <w:color w:val="1D2320"/>
+          <w:sz w:val="20"/>
+          <w:szCs w:val="20"/>
+        </w:rPr>
+        <w:t xml:space="preserve">선웨이 </w:t>
+      </w:r>
+      <w:r>
+        <w:rPr>
+          <w:rFonts w:ascii="맑은 고딕" w:cs="맑은 고딕" w:eastAsia="맑은 고딕" w:hAnsi="맑은 고딕"/>
+          <w:b/>
+          <w:bCs/>
+          <w:color w:val="1D2320"/>
+          <w:sz w:val="20"/>
+          <w:szCs w:val="20"/>
+        </w:rPr>
+        <w:t xml:space="preserve">랭커스터 듀얼디그리 운영 학과 목록</w:t>
+      </w:r>
+      <w:r>
+        <w:rPr>
+          <w:rFonts w:ascii="맑은 고딕" w:cs="맑은 고딕" w:eastAsia="맑은 고딕" w:hAnsi="맑은 고딕"/>
+          <w:b w:val="false"/>
+          <w:bCs w:val="false"/>
+          <w:color w:val="1D2320"/>
+          <w:sz w:val="20"/>
+          <w:szCs w:val="20"/>
+        </w:rPr>
+        <w:t xml:space="preserve"> 확정 (전 학과가 아님)</w:t>
+      </w:r>
+    </w:p>
+    <w:p>
+      <w:pPr>
+        <w:spacing w:after="40" w:before="40" w:line="276"/>
+        <w:ind w:left="340" w:hanging="260"/>
+      </w:pPr>
+      <w:r>
+        <w:rPr>
+          <w:rFonts w:ascii="맑은 고딕" w:cs="맑은 고딕" w:eastAsia="맑은 고딕" w:hAnsi="맑은 고딕"/>
+          <w:sz w:val="20"/>
+          <w:szCs w:val="20"/>
+        </w:rPr>
+        <w:t xml:space="preserve">☐  </w:t>
+      </w:r>
+      <w:r>
+        <w:rPr>
+          <w:rFonts w:ascii="맑은 고딕" w:cs="맑은 고딕" w:eastAsia="맑은 고딕" w:hAnsi="맑은 고딕"/>
+          <w:b w:val="false"/>
+          <w:bCs w:val="false"/>
+          <w:color w:val="1D2320"/>
+          <w:sz w:val="20"/>
+          <w:szCs w:val="20"/>
+        </w:rPr>
+        <w:t xml:space="preserve">선웨이 학비 — </w:t>
+      </w:r>
+      <w:r>
+        <w:rPr>
+          <w:rFonts w:ascii="맑은 고딕" w:cs="맑은 고딕" w:eastAsia="맑은 고딕" w:hAnsi="맑은 고딕"/>
+          <w:b/>
+          <w:bCs/>
+          <w:color w:val="1D2320"/>
+          <w:sz w:val="20"/>
+          <w:szCs w:val="20"/>
+        </w:rPr>
+        <w:t xml:space="preserve">연간인지 총액인지</w:t>
+      </w:r>
+      <w:r>
+        <w:rPr>
+          <w:rFonts w:ascii="맑은 고딕" w:cs="맑은 고딕" w:eastAsia="맑은 고딕" w:hAnsi="맑은 고딕"/>
+          <w:b w:val="false"/>
+          <w:bCs w:val="false"/>
+          <w:color w:val="1D2320"/>
+          <w:sz w:val="20"/>
+          <w:szCs w:val="20"/>
+        </w:rPr>
+        <w:t xml:space="preserve"> 공식 페이지에서 확인</w:t>
+      </w:r>
+    </w:p>
+    <w:p>
+      <w:pPr>
+        <w:spacing w:after="40" w:before="40" w:line="276"/>
+        <w:ind w:left="340" w:hanging="260"/>
+      </w:pPr>
+      <w:r>
+        <w:rPr>
+          <w:rFonts w:ascii="맑은 고딕" w:cs="맑은 고딕" w:eastAsia="맑은 고딕" w:hAnsi="맑은 고딕"/>
+          <w:sz w:val="20"/>
+          <w:szCs w:val="20"/>
+        </w:rPr>
+        <w:t xml:space="preserve">☐  </w:t>
+      </w:r>
+      <w:r>
+        <w:rPr>
+          <w:rFonts w:ascii="맑은 고딕" w:cs="맑은 고딕" w:eastAsia="맑은 고딕" w:hAnsi="맑은 고딕"/>
+          <w:b w:val="false"/>
+          <w:bCs w:val="false"/>
+          <w:color w:val="1D2320"/>
+          <w:sz w:val="20"/>
+          <w:szCs w:val="20"/>
+        </w:rPr>
+        <w:t xml:space="preserve">두 학교 국제학생 수·비율 확정 수치</w:t>
+      </w:r>
+    </w:p>
+    <w:p>
+      <w:pPr>
+        <w:spacing w:after="40" w:before="40" w:line="276"/>
+        <w:ind w:left="340" w:hanging="260"/>
+      </w:pPr>
+      <w:r>
+        <w:rPr>
+          <w:rFonts w:ascii="맑은 고딕" w:cs="맑은 고딕" w:eastAsia="맑은 고딕" w:hAnsi="맑은 고딕"/>
+          <w:sz w:val="20"/>
+          <w:szCs w:val="20"/>
+        </w:rPr>
+        <w:t xml:space="preserve">☐  </w:t>
+      </w:r>
+      <w:r>
+        <w:rPr>
+          <w:rFonts w:ascii="맑은 고딕" w:cs="맑은 고딕" w:eastAsia="맑은 고딕" w:hAnsi="맑은 고딕"/>
+          <w:b w:val="false"/>
+          <w:bCs w:val="false"/>
+          <w:color w:val="1D2320"/>
+          <w:sz w:val="20"/>
+          <w:szCs w:val="20"/>
+        </w:rPr>
+        <w:t xml:space="preserve">EMGS 수수료·처리기간 최신본 확인</w:t>
+      </w:r>
+    </w:p>
+    <w:p>
+      <w:pPr>
+        <w:spacing w:after="40" w:before="40" w:line="276"/>
+        <w:ind w:left="340" w:hanging="260"/>
+      </w:pPr>
+      <w:r>
+        <w:rPr>
+          <w:rFonts w:ascii="맑은 고딕" w:cs="맑은 고딕" w:eastAsia="맑은 고딕" w:hAnsi="맑은 고딕"/>
+          <w:sz w:val="20"/>
+          <w:szCs w:val="20"/>
+        </w:rPr>
+        <w:t xml:space="preserve">☐  </w:t>
+      </w:r>
+      <w:r>
+        <w:rPr>
+          <w:rFonts w:ascii="맑은 고딕" w:cs="맑은 고딕" w:eastAsia="맑은 고딕" w:hAnsi="맑은 고딕"/>
+          <w:b/>
+          <w:bCs/>
+          <w:color w:val="1D2320"/>
+          <w:sz w:val="20"/>
+          <w:szCs w:val="20"/>
+        </w:rPr>
+        <w:t xml:space="preserve">4개 대학에 재정증명 요구 여부·금액·기간 질의</w:t>
+      </w:r>
+      <w:r>
+        <w:rPr>
+          <w:rFonts w:ascii="맑은 고딕" w:cs="맑은 고딕" w:eastAsia="맑은 고딕" w:hAnsi="맑은 고딕"/>
+          <w:b w:val="false"/>
+          <w:bCs w:val="false"/>
+          <w:color w:val="1D2320"/>
+          <w:sz w:val="20"/>
+          <w:szCs w:val="20"/>
+        </w:rPr>
+        <w:t xml:space="preserve"> (아래 문안 사용)</w:t>
+      </w:r>
+    </w:p>
+    <w:p>
+      <w:pPr>
+        <w:spacing w:after="40" w:before="40" w:line="276"/>
+        <w:ind w:left="340" w:hanging="260"/>
+      </w:pPr>
+      <w:r>
+        <w:rPr>
+          <w:rFonts w:ascii="맑은 고딕" w:cs="맑은 고딕" w:eastAsia="맑은 고딕" w:hAnsi="맑은 고딕"/>
+          <w:sz w:val="20"/>
+          <w:szCs w:val="20"/>
+        </w:rPr>
+        <w:t xml:space="preserve">☐  </w:t>
+      </w:r>
+      <w:r>
+        <w:rPr>
+          <w:rFonts w:ascii="맑은 고딕" w:cs="맑은 고딕" w:eastAsia="맑은 고딕" w:hAnsi="맑은 고딕"/>
+          <w:b w:val="false"/>
+          <w:bCs w:val="false"/>
+          <w:color w:val="1D2320"/>
+          <w:sz w:val="20"/>
+          <w:szCs w:val="20"/>
+        </w:rPr>
+        <w:t xml:space="preserve">아포스티유 발급 절차 국내 안내 링크 (외교부/정부24)</w:t>
+      </w:r>
+    </w:p>
+    <w:p>
+      <w:pPr>
+        <w:spacing w:after="40" w:before="40" w:line="276"/>
+        <w:ind w:left="340" w:hanging="260"/>
+      </w:pPr>
+      <w:r>
+        <w:rPr>
+          <w:rFonts w:ascii="맑은 고딕" w:cs="맑은 고딕" w:eastAsia="맑은 고딕" w:hAnsi="맑은 고딕"/>
+          <w:sz w:val="20"/>
+          <w:szCs w:val="20"/>
+        </w:rPr>
+        <w:t xml:space="preserve">☐  </w:t>
+      </w:r>
+      <w:r>
+        <w:rPr>
+          <w:rFonts w:ascii="맑은 고딕" w:cs="맑은 고딕" w:eastAsia="맑은 고딕" w:hAnsi="맑은 고딕"/>
+          <w:b w:val="false"/>
+          <w:bCs w:val="false"/>
+          <w:color w:val="1D2320"/>
+          <w:sz w:val="20"/>
+          <w:szCs w:val="20"/>
+        </w:rPr>
+        <w:t xml:space="preserve">비교표 슬라이드 1장 · 타임라인 슬라이드 1장 · 서류 체크리스트 1장</w:t>
+      </w:r>
+    </w:p>
+    <w:p>
+      <w:pPr>
+        <w:spacing w:after="40" w:before="40" w:line="276"/>
+        <w:ind w:left="340" w:hanging="260"/>
+      </w:pPr>
+      <w:r>
+        <w:rPr>
+          <w:rFonts w:ascii="맑은 고딕" w:cs="맑은 고딕" w:eastAsia="맑은 고딕" w:hAnsi="맑은 고딕"/>
+          <w:sz w:val="20"/>
+          <w:szCs w:val="20"/>
+        </w:rPr>
+        <w:t xml:space="preserve">☐  </w:t>
+      </w:r>
+      <w:r>
+        <w:rPr>
+          <w:rFonts w:ascii="맑은 고딕" w:cs="맑은 고딕" w:eastAsia="맑은 고딕" w:hAnsi="맑은 고딕"/>
+          <w:b/>
+          <w:bCs/>
+          <w:color w:val="1D2320"/>
+          <w:sz w:val="20"/>
+          <w:szCs w:val="20"/>
+        </w:rPr>
+        <w:t xml:space="preserve">상담 신청 폼 링크</w:t>
+      </w:r>
+      <w:r>
+        <w:rPr>
+          <w:rFonts w:ascii="맑은 고딕" w:cs="맑은 고딕" w:eastAsia="맑은 고딕" w:hAnsi="맑은 고딕"/>
+          <w:b w:val="false"/>
+          <w:bCs w:val="false"/>
+          <w:color w:val="1D2320"/>
+          <w:sz w:val="20"/>
+          <w:szCs w:val="20"/>
+        </w:rPr>
+        <w:t xml:space="preserve"> — 고정 댓글 + 방송 중 3회 언급</w:t>
+      </w:r>
+    </w:p>
+    <w:p>
+      <w:pPr>
+        <w:spacing w:after="40" w:before="40" w:line="276"/>
+        <w:ind w:left="340" w:hanging="260"/>
+      </w:pPr>
+      <w:r>
+        <w:rPr>
+          <w:rFonts w:ascii="맑은 고딕" w:cs="맑은 고딕" w:eastAsia="맑은 고딕" w:hAnsi="맑은 고딕"/>
+          <w:sz w:val="20"/>
+          <w:szCs w:val="20"/>
+        </w:rPr>
+        <w:t xml:space="preserve">☐  </w:t>
+      </w:r>
+      <w:r>
+        <w:rPr>
+          <w:rFonts w:ascii="맑은 고딕" w:cs="맑은 고딕" w:eastAsia="맑은 고딕" w:hAnsi="맑은 고딕"/>
+          <w:b w:val="false"/>
+          <w:bCs w:val="false"/>
+          <w:color w:val="1D2320"/>
+          <w:sz w:val="20"/>
+          <w:szCs w:val="20"/>
+        </w:rPr>
+        <w:t xml:space="preserve">3탄 일정 확정 후 예고 슬라이드</w:t>
+      </w:r>
+    </w:p>
+    <w:p>
+      <w:pPr>
+        <w:pBdr>
+          <w:bottom w:val="single" w:color="D9D2C6" w:sz="6" w:space="1"/>
+        </w:pBdr>
+        <w:spacing w:after="200" w:before="200"/>
+      </w:pPr>
+      <w:r>
+        <w:rPr>
+          <w:sz w:val="2"/>
+          <w:szCs w:val="2"/>
+        </w:rPr>
+        <w:t xml:space="preserve"/>
+      </w:r>
+    </w:p>
+    <w:p>
+      <w:pPr>
+        <w:pStyle w:val="Heading2"/>
+        <w:pBdr>
+          <w:bottom w:val="single" w:color="D9D2C6" w:sz="6" w:space="6"/>
+        </w:pBdr>
+        <w:spacing w:after="140" w:before="320"/>
+      </w:pPr>
+      <w:r>
+        <w:rPr>
+          <w:rFonts w:ascii="맑은 고딕" w:cs="맑은 고딕" w:eastAsia="맑은 고딕" w:hAnsi="맑은 고딕"/>
+          <w:b/>
+          <w:bCs/>
+          <w:color w:val="1D2320"/>
+          <w:sz w:val="26"/>
+          <w:szCs w:val="26"/>
+        </w:rPr>
+        <w:t xml:space="preserve">9. 출처</w:t>
+      </w:r>
+    </w:p>
+    <w:p>
+      <w:pPr>
+        <w:pStyle w:val="ListParagraph"/>
+        <w:numPr>
+          <w:ilvl w:val="0"/>
+          <w:numId w:val="2"/>
+        </w:numPr>
+        <w:spacing w:after="40" w:before="40" w:line="276"/>
+      </w:pPr>
+      <w:r>
+        <w:rPr>
+          <w:rFonts w:ascii="맑은 고딕" w:cs="맑은 고딕" w:eastAsia="맑은 고딕" w:hAnsi="맑은 고딕"/>
+          <w:b w:val="false"/>
+          <w:bCs w:val="false"/>
+          <w:color w:val="1D2320"/>
+          <w:sz w:val="20"/>
+          <w:szCs w:val="20"/>
+        </w:rPr>
         <w:t xml:space="preserve">테일러스 QS 과목별 랭킹 2026: </w:t>
       </w:r>
-      <w:hyperlink w:history="1" r:id="rIdqwvbf2mu7pvmysxsjm57a">
+      <w:hyperlink w:history="1" r:id="rIdxs5d-n7mu-famko53evjs">
         <w:r>
           <w:rPr>
             <w:rFonts w:ascii="맑은 고딕" w:cs="맑은 고딕" w:eastAsia="맑은 고딕" w:hAnsi="맑은 고딕"/>
@@ -9297,7 +10865,7 @@
         </w:rPr>
         <w:t xml:space="preserve">, </w:t>
       </w:r>
-      <w:hyperlink w:history="1" r:id="rIdm9nwox0ewvsu5g-ng443p">
+      <w:hyperlink w:history="1" r:id="rIddah2ql9vskgqtq6e1ens5">
         <w:r>
           <w:rPr>
             <w:rFonts w:ascii="맑은 고딕" w:cs="맑은 고딕" w:eastAsia="맑은 고딕" w:hAnsi="맑은 고딕"/>
@@ -9332,7 +10900,7 @@
         </w:rPr>
         <w:t xml:space="preserve">테일러스 인테이크·입학: </w:t>
       </w:r>
-      <w:hyperlink w:history="1" r:id="rIdl2zivmsknnccfxmwfdepz">
+      <w:hyperlink w:history="1" r:id="rIdcgavta-_ukyoyjgehs-kl">
         <w:r>
           <w:rPr>
             <w:rFonts w:ascii="맑은 고딕" w:cs="맑은 고딕" w:eastAsia="맑은 고딕" w:hAnsi="맑은 고딕"/>
@@ -9357,7 +10925,7 @@
         </w:rPr>
         <w:t xml:space="preserve">, </w:t>
       </w:r>
-      <w:hyperlink w:history="1" r:id="rIdc9fphq4fznwr9cvp9lpxj">
+      <w:hyperlink w:history="1" r:id="rIdpcyi3l7vmvgvpgvobzega">
         <w:r>
           <w:rPr>
             <w:rFonts w:ascii="맑은 고딕" w:cs="맑은 고딕" w:eastAsia="맑은 고딕" w:hAnsi="맑은 고딕"/>
@@ -9392,7 +10960,7 @@
         </w:rPr>
         <w:t xml:space="preserve">선웨이-랭커스터 듀얼디그리: </w:t>
       </w:r>
-      <w:hyperlink w:history="1" r:id="rIdd5dafsoopaiteco6lsauh">
+      <w:hyperlink w:history="1" r:id="rIdpaus5c9ii7lutxtjf_vpk">
         <w:r>
           <w:rPr>
             <w:rFonts w:ascii="맑은 고딕" w:cs="맑은 고딕" w:eastAsia="맑은 고딕" w:hAnsi="맑은 고딕"/>
@@ -9417,7 +10985,7 @@
         </w:rPr>
         <w:t xml:space="preserve">, </w:t>
       </w:r>
-      <w:hyperlink w:history="1" r:id="rId-rzjganh0q1edbywyk1bp">
+      <w:hyperlink w:history="1" r:id="rIddjar2zwbyeizferdv7dgh">
         <w:r>
           <w:rPr>
             <w:rFonts w:ascii="맑은 고딕" w:cs="맑은 고딕" w:eastAsia="맑은 고딕" w:hAnsi="맑은 고딕"/>
@@ -9452,7 +11020,7 @@
         </w:rPr>
         <w:t xml:space="preserve">선웨이 학비·과정: </w:t>
       </w:r>
-      <w:hyperlink w:history="1" r:id="rIdytrppilx3nfatgzimyyob">
+      <w:hyperlink w:history="1" r:id="rIddpf_wglbwclvdihyiv2ro">
         <w:r>
           <w:rPr>
             <w:rFonts w:ascii="맑은 고딕" w:cs="맑은 고딕" w:eastAsia="맑은 고딕" w:hAnsi="맑은 고딕"/>
@@ -9477,7 +11045,7 @@
         </w:rPr>
         <w:t xml:space="preserve">, </w:t>
       </w:r>
-      <w:hyperlink w:history="1" r:id="rIdmmfshj4yqipxxx2havmck">
+      <w:hyperlink w:history="1" r:id="rIdwxng9qycpy9a08p-twpff">
         <w:r>
           <w:rPr>
             <w:rFonts w:ascii="맑은 고딕" w:cs="맑은 고딕" w:eastAsia="맑은 고딕" w:hAnsi="맑은 고딕"/>
@@ -9510,9 +11078,94 @@
           <w:sz w:val="20"/>
           <w:szCs w:val="20"/>
         </w:rPr>
+        <w:t xml:space="preserve">재정증명 요건: </w:t>
+      </w:r>
+      <w:hyperlink w:history="1" r:id="rId_sj3pcqw6hsnickpynvyt">
+        <w:r>
+          <w:rPr>
+            <w:rFonts w:ascii="맑은 고딕" w:cs="맑은 고딕" w:eastAsia="맑은 고딕" w:hAnsi="맑은 고딕"/>
+            <w:b w:val="false"/>
+            <w:bCs w:val="false"/>
+            <w:color w:val="1155CC"/>
+            <w:sz w:val="20"/>
+            <w:szCs w:val="20"/>
+            <w:u w:val="single"/>
+          </w:rPr>
+          <w:t xml:space="preserve">Proof of Funds for Malaysia Student Visa (Qogent)</w:t>
+        </w:r>
+      </w:hyperlink>
+      <w:r>
+        <w:rPr>
+          <w:rFonts w:ascii="맑은 고딕" w:cs="맑은 고딕" w:eastAsia="맑은 고딕" w:hAnsi="맑은 고딕"/>
+          <w:b w:val="false"/>
+          <w:bCs w:val="false"/>
+          <w:color w:val="1D2320"/>
+          <w:sz w:val="20"/>
+          <w:szCs w:val="20"/>
+        </w:rPr>
+        <w:t xml:space="preserve">, </w:t>
+      </w:r>
+      <w:hyperlink w:history="1" r:id="rIdjys_d1hcbe3wct3mhtr2x">
+        <w:r>
+          <w:rPr>
+            <w:rFonts w:ascii="맑은 고딕" w:cs="맑은 고딕" w:eastAsia="맑은 고딕" w:hAnsi="맑은 고딕"/>
+            <w:b w:val="false"/>
+            <w:bCs w:val="false"/>
+            <w:color w:val="1155CC"/>
+            <w:sz w:val="20"/>
+            <w:szCs w:val="20"/>
+            <w:u w:val="single"/>
+          </w:rPr>
+          <w:t xml:space="preserve">EMGS — Required Documents</w:t>
+        </w:r>
+      </w:hyperlink>
+      <w:r>
+        <w:rPr>
+          <w:rFonts w:ascii="맑은 고딕" w:cs="맑은 고딕" w:eastAsia="맑은 고딕" w:hAnsi="맑은 고딕"/>
+          <w:b w:val="false"/>
+          <w:bCs w:val="false"/>
+          <w:color w:val="1D2320"/>
+          <w:sz w:val="20"/>
+          <w:szCs w:val="20"/>
+        </w:rPr>
+        <w:t xml:space="preserve">, </w:t>
+      </w:r>
+      <w:hyperlink w:history="1" r:id="rIdcdk1bzqyr_lnyittc4o-y">
+        <w:r>
+          <w:rPr>
+            <w:rFonts w:ascii="맑은 고딕" w:cs="맑은 고딕" w:eastAsia="맑은 고딕" w:hAnsi="맑은 고딕"/>
+            <w:b w:val="false"/>
+            <w:bCs w:val="false"/>
+            <w:color w:val="1155CC"/>
+            <w:sz w:val="20"/>
+            <w:szCs w:val="20"/>
+            <w:u w:val="single"/>
+          </w:rPr>
+          <w:t xml:space="preserve">Malaysian Immigration Department — Student Pass</w:t>
+        </w:r>
+      </w:hyperlink>
+    </w:p>
+    <w:p>
+      <w:pPr>
+        <w:pStyle w:val="ListParagraph"/>
+        <w:numPr>
+          <w:ilvl w:val="0"/>
+          <w:numId w:val="2"/>
+        </w:numPr>
+        <w:spacing w:after="40" w:before="40" w:line="276"/>
+      </w:pPr>
+      <w:r>
+        <w:rPr>
+          <w:rFonts w:ascii="맑은 고딕" w:cs="맑은 고딕" w:eastAsia="맑은 고딕" w:hAnsi="맑은 고딕"/>
+          <w:b w:val="false"/>
+          <w:bCs w:val="false"/>
+          <w:color w:val="1D2320"/>
+          <w:sz w:val="20"/>
+          <w:szCs w:val="20"/>
+        </w:rPr>
         <w:t xml:space="preserve">EMGS 학생비자 절차: </w:t>
       </w:r>
-      <w:hyperlink w:history="1" r:id="rIdewpdtki2okg4vfxz6dszv">
+      <w:hyperlink w:history="1" r:id="rIdxgzxwzwgxv3uyhmx1ycap">
         <w:r>
           <w:rPr>
             <w:rFonts w:ascii="맑은 고딕" w:cs="맑은 고딕" w:eastAsia="맑은 고딕" w:hAnsi="맑은 고딕"/>
@@ -9537,7 +11190,7 @@
         </w:rPr>
         <w:t xml:space="preserve">, </w:t>
       </w:r>
-      <w:hyperlink w:history="1" r:id="rIdrh992xuv5ibh9-zpfo2o7">
+      <w:hyperlink w:history="1" r:id="rIdr_dck28oct7comwcm1tt9">
         <w:r>
           <w:rPr>
             <w:rFonts w:ascii="맑은 고딕" w:cs="맑은 고딕" w:eastAsia="맑은 고딕" w:hAnsi="맑은 고딕"/>
@@ -9603,6 +11256,381 @@
           <w:szCs w:val="19"/>
         </w:rPr>
         <w:t xml:space="preserve"> 인용하고, 8번 체크리스트의 확인 절차를 거친 뒤 확정하십시오. 작성 시점에 일부 공식 사이트는 네트워크 정책상 직접 열람하지 못했습니다.</w:t>
+      </w:r>
+    </w:p>
+    <w:p>
+      <w:pPr>
+        <w:pBdr>
+          <w:bottom w:val="single" w:color="D9D2C6" w:sz="6" w:space="1"/>
+        </w:pBdr>
+        <w:spacing w:after="200" w:before="200"/>
+      </w:pPr>
+      <w:r>
+        <w:rPr>
+          <w:sz w:val="2"/>
+          <w:szCs w:val="2"/>
+        </w:rPr>
+        <w:t xml:space="preserve"/>
+      </w:r>
+    </w:p>
+    <w:p>
+      <w:pPr>
+        <w:pStyle w:val="Heading2"/>
+        <w:pBdr>
+          <w:bottom w:val="single" w:color="D9D2C6" w:sz="6" w:space="6"/>
+        </w:pBdr>
+        <w:spacing w:after="140" w:before="320"/>
+      </w:pPr>
+      <w:r>
+        <w:rPr>
+          <w:rFonts w:ascii="맑은 고딕" w:cs="맑은 고딕" w:eastAsia="맑은 고딕" w:hAnsi="맑은 고딕"/>
+          <w:b/>
+          <w:bCs/>
+          <w:color w:val="1D2320"/>
+          <w:sz w:val="26"/>
+          <w:szCs w:val="26"/>
+        </w:rPr>
+        <w:t xml:space="preserve">부록. 대학 문의 메일 문안 (재정증명 포함)</w:t>
+      </w:r>
+    </w:p>
+    <w:p>
+      <w:pPr>
+        <w:shd w:fill="F5F2EC" w:color="auto" w:val="clear"/>
+        <w:spacing w:after="0" w:before="120" w:line="240"/>
+        <w:ind w:left="240"/>
+      </w:pPr>
+      <w:r>
+        <w:rPr>
+          <w:rFonts w:ascii="굴림체" w:cs="굴림체" w:eastAsia="굴림체" w:hAnsi="굴림체"/>
+          <w:color w:val="1D2320"/>
+          <w:sz w:val="17"/>
+          <w:szCs w:val="17"/>
+        </w:rPr>
+        <w:t xml:space="preserve">Subject: Entry requirements and financial proof for a Korean</w:t>
+      </w:r>
+    </w:p>
+    <w:p>
+      <w:pPr>
+        <w:shd w:fill="F5F2EC" w:color="auto" w:val="clear"/>
+        <w:spacing w:after="0" w:before="0" w:line="240"/>
+        <w:ind w:left="240"/>
+      </w:pPr>
+      <w:r>
+        <w:rPr>
+          <w:rFonts w:ascii="굴림체" w:cs="굴림체" w:eastAsia="굴림체" w:hAnsi="굴림체"/>
+          <w:color w:val="1D2320"/>
+          <w:sz w:val="17"/>
+          <w:szCs w:val="17"/>
+        </w:rPr>
+        <w:t xml:space="preserve">         applicant with the High School Qualification Examination</w:t>
+      </w:r>
+    </w:p>
+    <w:p>
+      <w:pPr>
+        <w:shd w:fill="F5F2EC" w:color="auto" w:val="clear"/>
+        <w:spacing w:after="0" w:before="0" w:line="240"/>
+        <w:ind w:left="240"/>
+      </w:pPr>
+      <w:r>
+        <w:rPr>
+          <w:rFonts w:ascii="굴림체" w:cs="굴림체" w:eastAsia="굴림체" w:hAnsi="굴림체"/>
+          <w:color w:val="1D2320"/>
+          <w:sz w:val="17"/>
+          <w:szCs w:val="17"/>
+        </w:rPr>
+        <w:t xml:space="preserve"> </w:t>
+      </w:r>
+    </w:p>
+    <w:p>
+      <w:pPr>
+        <w:shd w:fill="F5F2EC" w:color="auto" w:val="clear"/>
+        <w:spacing w:after="0" w:before="0" w:line="240"/>
+        <w:ind w:left="240"/>
+      </w:pPr>
+      <w:r>
+        <w:rPr>
+          <w:rFonts w:ascii="굴림체" w:cs="굴림체" w:eastAsia="굴림체" w:hAnsi="굴림체"/>
+          <w:color w:val="1D2320"/>
+          <w:sz w:val="17"/>
+          <w:szCs w:val="17"/>
+        </w:rPr>
+        <w:t xml:space="preserve">I am a Korean student who completed the Korean High School</w:t>
+      </w:r>
+    </w:p>
+    <w:p>
+      <w:pPr>
+        <w:shd w:fill="F5F2EC" w:color="auto" w:val="clear"/>
+        <w:spacing w:after="0" w:before="0" w:line="240"/>
+        <w:ind w:left="240"/>
+      </w:pPr>
+      <w:r>
+        <w:rPr>
+          <w:rFonts w:ascii="굴림체" w:cs="굴림체" w:eastAsia="굴림체" w:hAnsi="굴림체"/>
+          <w:color w:val="1D2320"/>
+          <w:sz w:val="17"/>
+          <w:szCs w:val="17"/>
+        </w:rPr>
+        <w:t xml:space="preserve">Qualification Examination (검정고시, GED-equivalent issued by the</w:t>
+      </w:r>
+    </w:p>
+    <w:p>
+      <w:pPr>
+        <w:shd w:fill="F5F2EC" w:color="auto" w:val="clear"/>
+        <w:spacing w:after="0" w:before="0" w:line="240"/>
+        <w:ind w:left="240"/>
+      </w:pPr>
+      <w:r>
+        <w:rPr>
+          <w:rFonts w:ascii="굴림체" w:cs="굴림체" w:eastAsia="굴림체" w:hAnsi="굴림체"/>
+          <w:color w:val="1D2320"/>
+          <w:sz w:val="17"/>
+          <w:szCs w:val="17"/>
+        </w:rPr>
+        <w:t xml:space="preserve">Korean Ministry of Education), not a regular high school diploma.</w:t>
+      </w:r>
+    </w:p>
+    <w:p>
+      <w:pPr>
+        <w:shd w:fill="F5F2EC" w:color="auto" w:val="clear"/>
+        <w:spacing w:after="0" w:before="0" w:line="240"/>
+        <w:ind w:left="240"/>
+      </w:pPr>
+      <w:r>
+        <w:rPr>
+          <w:rFonts w:ascii="굴림체" w:cs="굴림체" w:eastAsia="굴림체" w:hAnsi="굴림체"/>
+          <w:color w:val="1D2320"/>
+          <w:sz w:val="17"/>
+          <w:szCs w:val="17"/>
+        </w:rPr>
+        <w:t xml:space="preserve"> </w:t>
+      </w:r>
+    </w:p>
+    <w:p>
+      <w:pPr>
+        <w:shd w:fill="F5F2EC" w:color="auto" w:val="clear"/>
+        <w:spacing w:after="0" w:before="0" w:line="240"/>
+        <w:ind w:left="240"/>
+      </w:pPr>
+      <w:r>
+        <w:rPr>
+          <w:rFonts w:ascii="굴림체" w:cs="굴림체" w:eastAsia="굴림체" w:hAnsi="굴림체"/>
+          <w:color w:val="1D2320"/>
+          <w:sz w:val="17"/>
+          <w:szCs w:val="17"/>
+        </w:rPr>
+        <w:t xml:space="preserve">1) Is this qualification accepted for DIRECT entry into Year 1 of</w:t>
+      </w:r>
+    </w:p>
+    <w:p>
+      <w:pPr>
+        <w:shd w:fill="F5F2EC" w:color="auto" w:val="clear"/>
+        <w:spacing w:after="0" w:before="0" w:line="240"/>
+        <w:ind w:left="240"/>
+      </w:pPr>
+      <w:r>
+        <w:rPr>
+          <w:rFonts w:ascii="굴림체" w:cs="굴림체" w:eastAsia="굴림체" w:hAnsi="굴림체"/>
+          <w:color w:val="1D2320"/>
+          <w:sz w:val="17"/>
+          <w:szCs w:val="17"/>
+        </w:rPr>
+        <w:t xml:space="preserve">   your undergraduate degree programmes?</w:t>
+      </w:r>
+    </w:p>
+    <w:p>
+      <w:pPr>
+        <w:shd w:fill="F5F2EC" w:color="auto" w:val="clear"/>
+        <w:spacing w:after="0" w:before="0" w:line="240"/>
+        <w:ind w:left="240"/>
+      </w:pPr>
+      <w:r>
+        <w:rPr>
+          <w:rFonts w:ascii="굴림체" w:cs="굴림체" w:eastAsia="굴림체" w:hAnsi="굴림체"/>
+          <w:color w:val="1D2320"/>
+          <w:sz w:val="17"/>
+          <w:szCs w:val="17"/>
+        </w:rPr>
+        <w:t xml:space="preserve">2) If not, which Foundation or Diploma programme should I apply to?</w:t>
+      </w:r>
+    </w:p>
+    <w:p>
+      <w:pPr>
+        <w:shd w:fill="F5F2EC" w:color="auto" w:val="clear"/>
+        <w:spacing w:after="0" w:before="0" w:line="240"/>
+        <w:ind w:left="240"/>
+      </w:pPr>
+      <w:r>
+        <w:rPr>
+          <w:rFonts w:ascii="굴림체" w:cs="굴림체" w:eastAsia="굴림체" w:hAnsi="굴림체"/>
+          <w:color w:val="1D2320"/>
+          <w:sz w:val="17"/>
+          <w:szCs w:val="17"/>
+        </w:rPr>
+        <w:t xml:space="preserve">3) Has EMGS previously approved a Student Pass for this</w:t>
+      </w:r>
+    </w:p>
+    <w:p>
+      <w:pPr>
+        <w:shd w:fill="F5F2EC" w:color="auto" w:val="clear"/>
+        <w:spacing w:after="0" w:before="0" w:line="240"/>
+        <w:ind w:left="240"/>
+      </w:pPr>
+      <w:r>
+        <w:rPr>
+          <w:rFonts w:ascii="굴림체" w:cs="굴림체" w:eastAsia="굴림체" w:hAnsi="굴림체"/>
+          <w:color w:val="1D2320"/>
+          <w:sz w:val="17"/>
+          <w:szCs w:val="17"/>
+        </w:rPr>
+        <w:t xml:space="preserve">   qualification at your institution?</w:t>
+      </w:r>
+    </w:p>
+    <w:p>
+      <w:pPr>
+        <w:shd w:fill="F5F2EC" w:color="auto" w:val="clear"/>
+        <w:spacing w:after="0" w:before="0" w:line="240"/>
+        <w:ind w:left="240"/>
+      </w:pPr>
+      <w:r>
+        <w:rPr>
+          <w:rFonts w:ascii="굴림체" w:cs="굴림체" w:eastAsia="굴림체" w:hAnsi="굴림체"/>
+          <w:color w:val="1D2320"/>
+          <w:sz w:val="17"/>
+          <w:szCs w:val="17"/>
+        </w:rPr>
+        <w:t xml:space="preserve"> </w:t>
+      </w:r>
+    </w:p>
+    <w:p>
+      <w:pPr>
+        <w:shd w:fill="F5F2EC" w:color="auto" w:val="clear"/>
+        <w:spacing w:after="0" w:before="0" w:line="240"/>
+        <w:ind w:left="240"/>
+      </w:pPr>
+      <w:r>
+        <w:rPr>
+          <w:rFonts w:ascii="굴림체" w:cs="굴림체" w:eastAsia="굴림체" w:hAnsi="굴림체"/>
+          <w:color w:val="1D2320"/>
+          <w:sz w:val="17"/>
+          <w:szCs w:val="17"/>
+        </w:rPr>
+        <w:t xml:space="preserve">Regarding the Student Pass application via EMGS:</w:t>
+      </w:r>
+    </w:p>
+    <w:p>
+      <w:pPr>
+        <w:shd w:fill="F5F2EC" w:color="auto" w:val="clear"/>
+        <w:spacing w:after="0" w:before="0" w:line="240"/>
+        <w:ind w:left="240"/>
+      </w:pPr>
+      <w:r>
+        <w:rPr>
+          <w:rFonts w:ascii="굴림체" w:cs="굴림체" w:eastAsia="굴림체" w:hAnsi="굴림체"/>
+          <w:color w:val="1D2320"/>
+          <w:sz w:val="17"/>
+          <w:szCs w:val="17"/>
+        </w:rPr>
+        <w:t xml:space="preserve">4) Does your institution require proof of funds (bank statement)</w:t>
+      </w:r>
+    </w:p>
+    <w:p>
+      <w:pPr>
+        <w:shd w:fill="F5F2EC" w:color="auto" w:val="clear"/>
+        <w:spacing w:after="0" w:before="0" w:line="240"/>
+        <w:ind w:left="240"/>
+      </w:pPr>
+      <w:r>
+        <w:rPr>
+          <w:rFonts w:ascii="굴림체" w:cs="굴림체" w:eastAsia="굴림체" w:hAnsi="굴림체"/>
+          <w:color w:val="1D2320"/>
+          <w:sz w:val="17"/>
+          <w:szCs w:val="17"/>
+        </w:rPr>
+        <w:t xml:space="preserve">   at the admission stage? If so, what minimum amount and how many</w:t>
+      </w:r>
+    </w:p>
+    <w:p>
+      <w:pPr>
+        <w:shd w:fill="F5F2EC" w:color="auto" w:val="clear"/>
+        <w:spacing w:after="0" w:before="0" w:line="240"/>
+        <w:ind w:left="240"/>
+      </w:pPr>
+      <w:r>
+        <w:rPr>
+          <w:rFonts w:ascii="굴림체" w:cs="굴림체" w:eastAsia="굴림체" w:hAnsi="굴림체"/>
+          <w:color w:val="1D2320"/>
+          <w:sz w:val="17"/>
+          <w:szCs w:val="17"/>
+        </w:rPr>
+        <w:t xml:space="preserve">   months of statements?</w:t>
+      </w:r>
+    </w:p>
+    <w:p>
+      <w:pPr>
+        <w:shd w:fill="F5F2EC" w:color="auto" w:val="clear"/>
+        <w:spacing w:after="0" w:before="0" w:line="240"/>
+        <w:ind w:left="240"/>
+      </w:pPr>
+      <w:r>
+        <w:rPr>
+          <w:rFonts w:ascii="굴림체" w:cs="굴림체" w:eastAsia="굴림체" w:hAnsi="굴림체"/>
+          <w:color w:val="1D2320"/>
+          <w:sz w:val="17"/>
+          <w:szCs w:val="17"/>
+        </w:rPr>
+        <w:t xml:space="preserve">5) Does EMGS require a bank statement for Korean nationals?</w:t>
+      </w:r>
+    </w:p>
+    <w:p>
+      <w:pPr>
+        <w:shd w:fill="F5F2EC" w:color="auto" w:val="clear"/>
+        <w:spacing w:after="0" w:before="0" w:line="240"/>
+        <w:ind w:left="240"/>
+      </w:pPr>
+      <w:r>
+        <w:rPr>
+          <w:rFonts w:ascii="굴림체" w:cs="굴림체" w:eastAsia="굴림체" w:hAnsi="굴림체"/>
+          <w:color w:val="1D2320"/>
+          <w:sz w:val="17"/>
+          <w:szCs w:val="17"/>
+        </w:rPr>
+        <w:t xml:space="preserve">6) Is a sponsor letter from a parent accepted in place of the</w:t>
+      </w:r>
+    </w:p>
+    <w:p>
+      <w:pPr>
+        <w:shd w:fill="F5F2EC" w:color="auto" w:val="clear"/>
+        <w:spacing w:after="120" w:before="0" w:line="240"/>
+        <w:ind w:left="240"/>
+      </w:pPr>
+      <w:r>
+        <w:rPr>
+          <w:rFonts w:ascii="굴림체" w:cs="굴림체" w:eastAsia="굴림체" w:hAnsi="굴림체"/>
+          <w:color w:val="1D2320"/>
+          <w:sz w:val="17"/>
+          <w:szCs w:val="17"/>
+        </w:rPr>
+        <w:t xml:space="preserve">   student's own account?</w:t>
+      </w:r>
+    </w:p>
+    <w:p>
+      <w:pPr>
+        <w:pBdr>
+          <w:left w:val="single" w:color="9C2B24" w:sz="18" w:space="10"/>
+        </w:pBdr>
+        <w:spacing w:after="140" w:before="140" w:line="276"/>
+        <w:ind w:left="340" w:hanging="0"/>
+      </w:pPr>
+      <w:r>
+        <w:rPr>
+          <w:rFonts w:ascii="맑은 고딕" w:cs="맑은 고딕" w:eastAsia="맑은 고딕" w:hAnsi="맑은 고딕"/>
+          <w:b w:val="false"/>
+          <w:bCs w:val="false"/>
+          <w:color w:val="6B6156"/>
+          <w:sz w:val="19"/>
+          <w:szCs w:val="19"/>
+        </w:rPr>
+        <w:t xml:space="preserve">4개 대학의 회신을 한 장의 표로 정리해 방송 화면에 띄우면, 그 표 자체가 2탄에서 가장 값나가는 자료가 됩니다.</w:t>
       </w:r>
     </w:p>
     <w:sectPr>

--- a/design/malaysia-study-live/말레이시아유학_2탄_라이브구성안.docx
+++ b/design/malaysia-study-live/말레이시아유학_2탄_라이브구성안.docx
@@ -7462,7 +7462,7 @@
           <w:sz w:val="17"/>
           <w:szCs w:val="17"/>
         </w:rPr>
-        <w:t xml:space="preserve">⑥ 한국에서 단수비자(Single Entry Visa) 발급</w:t>
+        <w:t xml:space="preserve">⑥ 주한 말레이시아 대사관에서 단수입국비자(SEV) 발급 ← 한국은 SEV 필요 국가</w:t>
       </w:r>
     </w:p>
     <w:p>
@@ -8356,18 +8356,43 @@
           <w:sz w:val="20"/>
           <w:szCs w:val="20"/>
         </w:rPr>
-        <w:t xml:space="preserve">금액 기준은 6-5 참조</w:t>
-      </w:r>
-      <w:r>
-        <w:rPr>
-          <w:rFonts w:ascii="맑은 고딕" w:cs="맑은 고딕" w:eastAsia="맑은 고딕" w:hAnsi="맑은 고딕"/>
-          <w:b w:val="false"/>
-          <w:bCs w:val="false"/>
-          <w:color w:val="1D2320"/>
-          <w:sz w:val="20"/>
-          <w:szCs w:val="20"/>
-        </w:rPr>
-        <w:t xml:space="preserve">, 3~6개월 유지</w:t>
+        <w:t xml:space="preserve">EMGS 필수서류 아님</w:t>
+      </w:r>
+      <w:r>
+        <w:rPr>
+          <w:rFonts w:ascii="맑은 고딕" w:cs="맑은 고딕" w:eastAsia="맑은 고딕" w:hAnsi="맑은 고딕"/>
+          <w:b w:val="false"/>
+          <w:bCs w:val="false"/>
+          <w:color w:val="1D2320"/>
+          <w:sz w:val="20"/>
+          <w:szCs w:val="20"/>
+        </w:rPr>
+        <w:t xml:space="preserve">, 6-5 참조</w:t>
+      </w:r>
+    </w:p>
+    <w:p>
+      <w:pPr>
+        <w:spacing w:after="40" w:before="40" w:line="276"/>
+        <w:ind w:left="340" w:hanging="260"/>
+      </w:pPr>
+      <w:r>
+        <w:rPr>
+          <w:rFonts w:ascii="맑은 고딕" w:cs="맑은 고딕" w:eastAsia="맑은 고딕" w:hAnsi="맑은 고딕"/>
+          <w:sz w:val="20"/>
+          <w:szCs w:val="20"/>
+        </w:rPr>
+        <w:t xml:space="preserve">☐  </w:t>
+      </w:r>
+      <w:r>
+        <w:rPr>
+          <w:rFonts w:ascii="맑은 고딕" w:cs="맑은 고딕" w:eastAsia="맑은 고딕" w:hAnsi="맑은 고딕"/>
+          <w:b w:val="false"/>
+          <w:bCs w:val="false"/>
+          <w:color w:val="1D2320"/>
+          <w:sz w:val="20"/>
+          <w:szCs w:val="20"/>
+        </w:rPr>
+        <w:t xml:space="preserve">Personal Bond RM 750 (한국 국적, 환급성 보증금) 납부 안내</w:t>
       </w:r>
     </w:p>
     <w:p>
@@ -8612,7 +8637,7 @@
           <w:sz w:val="20"/>
           <w:szCs w:val="20"/>
         </w:rPr>
-        <w:t xml:space="preserve">먼저 오해를 깨십시오: 대학별로 고시된 금액은 없습니다.</w:t>
+        <w:t xml:space="preserve">결론부터: 말레이시아는 잔고 기준 금액도, 유지 기간 요건도 공시하지 않습니다.</w:t>
       </w:r>
     </w:p>
     <w:p>
@@ -8628,23 +8653,7 @@
           <w:sz w:val="20"/>
           <w:szCs w:val="20"/>
         </w:rPr>
-        <w:t xml:space="preserve">말레이시아는 영국(재정요건 고시)이나 호주(GS 제도)와 구조가 다릅니다. 학생비자를 EMGS가 일괄 심사하므로, 대학이 "우리 학교는 잔고 얼마"를 공시하는 방식이 아닙니다. 유학 컨설팅 사이트마다 RM 10,000 · RM 40,000 · RM 50,000으로 금액이 제각각인 것이 그 증거입니다.</w:t>
-      </w:r>
-    </w:p>
-    <w:p>
-      <w:pPr>
-        <w:spacing w:after="60" w:before="60" w:line="288"/>
-      </w:pPr>
-      <w:r>
-        <w:rPr>
-          <w:rFonts w:ascii="맑은 고딕" w:cs="맑은 고딕" w:eastAsia="맑은 고딕" w:hAnsi="맑은 고딕"/>
-          <w:b/>
-          <w:bCs/>
-          <w:color w:val="1D2320"/>
-          <w:sz w:val="20"/>
-          <w:szCs w:val="20"/>
-        </w:rPr>
-        <w:t xml:space="preserve">재정증명이 실제로 요구되는 국면은 세 군데입니다.</w:t>
+        <w:t xml:space="preserve">EMGS 공식 필수서류 목록은 다음 다섯 가지입니다.</w:t>
       </w:r>
     </w:p>
     <w:tbl>
@@ -8660,9 +8669,8 @@
         </w:tblBorders>
       </w:tblPr>
       <w:tblGrid>
-        <w:gridCol w:w="1406"/>
-        <w:gridCol w:w="2209"/>
-        <w:gridCol w:w="6023"/>
+        <w:gridCol w:w="4681"/>
+        <w:gridCol w:w="4957"/>
       </w:tblGrid>
       <w:tr>
         <w:trPr>
@@ -8670,7 +8678,7 @@
         </w:trPr>
         <w:tc>
           <w:tcPr>
-            <w:tcW w:type="dxa" w:w="1406"/>
+            <w:tcW w:type="dxa" w:w="4681"/>
             <w:shd w:fill="F0EADF" w:color="auto" w:val="clear"/>
             <w:tcMar>
               <w:top w:type="dxa" w:w="90"/>
@@ -8692,13 +8700,13 @@
                 <w:sz w:val="18"/>
                 <w:szCs w:val="18"/>
               </w:rPr>
-              <w:t xml:space="preserve">국면</w:t>
-            </w:r>
-          </w:p>
-        </w:tc>
-        <w:tc>
-          <w:tcPr>
-            <w:tcW w:type="dxa" w:w="2209"/>
+              <w:t xml:space="preserve">EMGS 필수서류</w:t>
+            </w:r>
+          </w:p>
+        </w:tc>
+        <w:tc>
+          <w:tcPr>
+            <w:tcW w:type="dxa" w:w="4957"/>
             <w:shd w:fill="F0EADF" w:color="auto" w:val="clear"/>
             <w:tcMar>
               <w:top w:type="dxa" w:w="90"/>
@@ -8720,35 +8728,7 @@
                 <w:sz w:val="18"/>
                 <w:szCs w:val="18"/>
               </w:rPr>
-              <w:t xml:space="preserve">요구 주체</w:t>
-            </w:r>
-          </w:p>
-        </w:tc>
-        <w:tc>
-          <w:tcPr>
-            <w:tcW w:type="dxa" w:w="6023"/>
-            <w:shd w:fill="F0EADF" w:color="auto" w:val="clear"/>
-            <w:tcMar>
-              <w:top w:type="dxa" w:w="90"/>
-              <w:left w:type="dxa" w:w="120"/>
-              <w:bottom w:type="dxa" w:w="90"/>
-              <w:right w:type="dxa" w:w="120"/>
-            </w:tcMar>
-          </w:tcPr>
-          <w:p>
-            <w:pPr>
-              <w:spacing w:after="0" w:before="0" w:line="264"/>
-            </w:pPr>
-            <w:r>
-              <w:rPr>
-                <w:rFonts w:ascii="맑은 고딕" w:cs="맑은 고딕" w:eastAsia="맑은 고딕" w:hAnsi="맑은 고딕"/>
-                <w:b/>
-                <w:bCs/>
-                <w:color w:val="1D2320"/>
-                <w:sz w:val="18"/>
-                <w:szCs w:val="18"/>
-              </w:rPr>
-              <w:t xml:space="preserve">성격</w:t>
+              <w:t xml:space="preserve">비고</w:t>
             </w:r>
           </w:p>
         </w:tc>
@@ -8756,82 +8736,55 @@
       <w:tr>
         <w:tc>
           <w:tcPr>
-            <w:tcW w:type="dxa" w:w="1406"/>
-            <w:tcMar>
-              <w:top w:type="dxa" w:w="90"/>
-              <w:left w:type="dxa" w:w="120"/>
-              <w:bottom w:type="dxa" w:w="90"/>
-              <w:right w:type="dxa" w:w="120"/>
-            </w:tcMar>
-          </w:tcPr>
-          <w:p>
-            <w:pPr>
-              <w:spacing w:after="0" w:before="0" w:line="264"/>
-            </w:pPr>
-            <w:r>
-              <w:rPr>
-                <w:rFonts w:ascii="맑은 고딕" w:cs="맑은 고딕" w:eastAsia="맑은 고딕" w:hAnsi="맑은 고딕"/>
-                <w:b w:val="false"/>
-                <w:bCs w:val="false"/>
-                <w:color w:val="1D2320"/>
-                <w:sz w:val="18"/>
-                <w:szCs w:val="18"/>
-              </w:rPr>
-              <w:t xml:space="preserve">입학 심사</w:t>
-            </w:r>
-          </w:p>
-        </w:tc>
-        <w:tc>
-          <w:tcPr>
-            <w:tcW w:type="dxa" w:w="2209"/>
-            <w:tcMar>
-              <w:top w:type="dxa" w:w="90"/>
-              <w:left w:type="dxa" w:w="120"/>
-              <w:bottom w:type="dxa" w:w="90"/>
-              <w:right w:type="dxa" w:w="120"/>
-            </w:tcMar>
-          </w:tcPr>
-          <w:p>
-            <w:pPr>
-              <w:spacing w:after="0" w:before="0" w:line="264"/>
-            </w:pPr>
-            <w:r>
-              <w:rPr>
-                <w:rFonts w:ascii="맑은 고딕" w:cs="맑은 고딕" w:eastAsia="맑은 고딕" w:hAnsi="맑은 고딕"/>
-                <w:b w:val="false"/>
-                <w:bCs w:val="false"/>
-                <w:color w:val="1D2320"/>
-                <w:sz w:val="18"/>
-                <w:szCs w:val="18"/>
-              </w:rPr>
-              <w:t xml:space="preserve">각 대학 국제입학처</w:t>
-            </w:r>
-          </w:p>
-        </w:tc>
-        <w:tc>
-          <w:tcPr>
-            <w:tcW w:type="dxa" w:w="6023"/>
-            <w:tcMar>
-              <w:top w:type="dxa" w:w="90"/>
-              <w:left w:type="dxa" w:w="120"/>
-              <w:bottom w:type="dxa" w:w="90"/>
-              <w:right w:type="dxa" w:w="120"/>
-            </w:tcMar>
-          </w:tcPr>
-          <w:p>
-            <w:pPr>
-              <w:spacing w:after="0" w:before="0" w:line="264"/>
-            </w:pPr>
-            <w:r>
-              <w:rPr>
-                <w:rFonts w:ascii="맑은 고딕" w:cs="맑은 고딕" w:eastAsia="맑은 고딕" w:hAnsi="맑은 고딕"/>
-                <w:b w:val="false"/>
-                <w:bCs w:val="false"/>
-                <w:color w:val="1D2320"/>
-                <w:sz w:val="18"/>
-                <w:szCs w:val="18"/>
-              </w:rPr>
-              <w:t xml:space="preserve">스폰서(부모) 확인용, 학교 재량</w:t>
+            <w:tcW w:type="dxa" w:w="4681"/>
+            <w:tcMar>
+              <w:top w:type="dxa" w:w="90"/>
+              <w:left w:type="dxa" w:w="120"/>
+              <w:bottom w:type="dxa" w:w="90"/>
+              <w:right w:type="dxa" w:w="120"/>
+            </w:tcMar>
+          </w:tcPr>
+          <w:p>
+            <w:pPr>
+              <w:spacing w:after="0" w:before="0" w:line="264"/>
+            </w:pPr>
+            <w:r>
+              <w:rPr>
+                <w:rFonts w:ascii="맑은 고딕" w:cs="맑은 고딕" w:eastAsia="맑은 고딕" w:hAnsi="맑은 고딕"/>
+                <w:b w:val="false"/>
+                <w:bCs w:val="false"/>
+                <w:color w:val="1D2320"/>
+                <w:sz w:val="18"/>
+                <w:szCs w:val="18"/>
+              </w:rPr>
+              <w:t xml:space="preserve">여권용 사진</w:t>
+            </w:r>
+          </w:p>
+        </w:tc>
+        <w:tc>
+          <w:tcPr>
+            <w:tcW w:type="dxa" w:w="4957"/>
+            <w:tcMar>
+              <w:top w:type="dxa" w:w="90"/>
+              <w:left w:type="dxa" w:w="120"/>
+              <w:bottom w:type="dxa" w:w="90"/>
+              <w:right w:type="dxa" w:w="120"/>
+            </w:tcMar>
+          </w:tcPr>
+          <w:p>
+            <w:pPr>
+              <w:spacing w:after="0" w:before="0" w:line="264"/>
+            </w:pPr>
+            <w:r>
+              <w:rPr>
+                <w:rFonts w:ascii="맑은 고딕" w:cs="맑은 고딕" w:eastAsia="맑은 고딕" w:hAnsi="맑은 고딕"/>
+                <w:b w:val="false"/>
+                <w:bCs w:val="false"/>
+                <w:color w:val="1D2320"/>
+                <w:sz w:val="18"/>
+                <w:szCs w:val="18"/>
+              </w:rPr>
+              <w:t xml:space="preserve">EMGS 규격 (일반 증명사진으로는 반려)</w:t>
             </w:r>
           </w:p>
         </w:tc>
@@ -8839,82 +8792,55 @@
       <w:tr>
         <w:tc>
           <w:tcPr>
-            <w:tcW w:type="dxa" w:w="1406"/>
-            <w:tcMar>
-              <w:top w:type="dxa" w:w="90"/>
-              <w:left w:type="dxa" w:w="120"/>
-              <w:bottom w:type="dxa" w:w="90"/>
-              <w:right w:type="dxa" w:w="120"/>
-            </w:tcMar>
-          </w:tcPr>
-          <w:p>
-            <w:pPr>
-              <w:spacing w:after="0" w:before="0" w:line="264"/>
-            </w:pPr>
-            <w:r>
-              <w:rPr>
-                <w:rFonts w:ascii="맑은 고딕" w:cs="맑은 고딕" w:eastAsia="맑은 고딕" w:hAnsi="맑은 고딕"/>
-                <w:b w:val="false"/>
-                <w:bCs w:val="false"/>
-                <w:color w:val="1D2320"/>
-                <w:sz w:val="18"/>
-                <w:szCs w:val="18"/>
-              </w:rPr>
-              <w:t xml:space="preserve">EMGS 비자 심사</w:t>
-            </w:r>
-          </w:p>
-        </w:tc>
-        <w:tc>
-          <w:tcPr>
-            <w:tcW w:type="dxa" w:w="2209"/>
-            <w:tcMar>
-              <w:top w:type="dxa" w:w="90"/>
-              <w:left w:type="dxa" w:w="120"/>
-              <w:bottom w:type="dxa" w:w="90"/>
-              <w:right w:type="dxa" w:w="120"/>
-            </w:tcMar>
-          </w:tcPr>
-          <w:p>
-            <w:pPr>
-              <w:spacing w:after="0" w:before="0" w:line="264"/>
-            </w:pPr>
-            <w:r>
-              <w:rPr>
-                <w:rFonts w:ascii="맑은 고딕" w:cs="맑은 고딕" w:eastAsia="맑은 고딕" w:hAnsi="맑은 고딕"/>
-                <w:b w:val="false"/>
-                <w:bCs w:val="false"/>
-                <w:color w:val="1D2320"/>
-                <w:sz w:val="18"/>
-                <w:szCs w:val="18"/>
-              </w:rPr>
-              <w:t xml:space="preserve">EMGS</w:t>
-            </w:r>
-          </w:p>
-        </w:tc>
-        <w:tc>
-          <w:tcPr>
-            <w:tcW w:type="dxa" w:w="6023"/>
-            <w:tcMar>
-              <w:top w:type="dxa" w:w="90"/>
-              <w:left w:type="dxa" w:w="120"/>
-              <w:bottom w:type="dxa" w:w="90"/>
-              <w:right w:type="dxa" w:w="120"/>
-            </w:tcMar>
-          </w:tcPr>
-          <w:p>
-            <w:pPr>
-              <w:spacing w:after="0" w:before="0" w:line="264"/>
-            </w:pPr>
-            <w:r>
-              <w:rPr>
-                <w:rFonts w:ascii="맑은 고딕" w:cs="맑은 고딕" w:eastAsia="맑은 고딕" w:hAnsi="맑은 고딕"/>
-                <w:b w:val="false"/>
-                <w:bCs w:val="false"/>
-                <w:color w:val="1D2320"/>
-                <w:sz w:val="18"/>
-                <w:szCs w:val="18"/>
-              </w:rPr>
-              <w:t xml:space="preserve">필수서류의 핵심은 오퍼레터·여권·사진·건강선언서·학력증명. 재정증명은 국적·사례별</w:t>
+            <w:tcW w:type="dxa" w:w="4681"/>
+            <w:tcMar>
+              <w:top w:type="dxa" w:w="90"/>
+              <w:left w:type="dxa" w:w="120"/>
+              <w:bottom w:type="dxa" w:w="90"/>
+              <w:right w:type="dxa" w:w="120"/>
+            </w:tcMar>
+          </w:tcPr>
+          <w:p>
+            <w:pPr>
+              <w:spacing w:after="0" w:before="0" w:line="264"/>
+            </w:pPr>
+            <w:r>
+              <w:rPr>
+                <w:rFonts w:ascii="맑은 고딕" w:cs="맑은 고딕" w:eastAsia="맑은 고딕" w:hAnsi="맑은 고딕"/>
+                <w:b w:val="false"/>
+                <w:bCs w:val="false"/>
+                <w:color w:val="1D2320"/>
+                <w:sz w:val="18"/>
+                <w:szCs w:val="18"/>
+              </w:rPr>
+              <w:t xml:space="preserve">여권 인적사항면</w:t>
+            </w:r>
+          </w:p>
+        </w:tc>
+        <w:tc>
+          <w:tcPr>
+            <w:tcW w:type="dxa" w:w="4957"/>
+            <w:tcMar>
+              <w:top w:type="dxa" w:w="90"/>
+              <w:left w:type="dxa" w:w="120"/>
+              <w:bottom w:type="dxa" w:w="90"/>
+              <w:right w:type="dxa" w:w="120"/>
+            </w:tcMar>
+          </w:tcPr>
+          <w:p>
+            <w:pPr>
+              <w:spacing w:after="0" w:before="0" w:line="264"/>
+            </w:pPr>
+            <w:r>
+              <w:rPr>
+                <w:rFonts w:ascii="맑은 고딕" w:cs="맑은 고딕" w:eastAsia="맑은 고딕" w:hAnsi="맑은 고딕"/>
+                <w:b w:val="false"/>
+                <w:bCs w:val="false"/>
+                <w:color w:val="1D2320"/>
+                <w:sz w:val="18"/>
+                <w:szCs w:val="18"/>
+              </w:rPr>
+              <w:t xml:space="preserve">잔여 유효기간 18개월 이상</w:t>
             </w:r>
           </w:p>
         </w:tc>
@@ -8922,82 +8848,167 @@
       <w:tr>
         <w:tc>
           <w:tcPr>
-            <w:tcW w:type="dxa" w:w="1406"/>
-            <w:tcMar>
-              <w:top w:type="dxa" w:w="90"/>
-              <w:left w:type="dxa" w:w="120"/>
-              <w:bottom w:type="dxa" w:w="90"/>
-              <w:right w:type="dxa" w:w="120"/>
-            </w:tcMar>
-          </w:tcPr>
-          <w:p>
-            <w:pPr>
-              <w:spacing w:after="0" w:before="0" w:line="264"/>
-            </w:pPr>
-            <w:r>
-              <w:rPr>
-                <w:rFonts w:ascii="맑은 고딕" w:cs="맑은 고딕" w:eastAsia="맑은 고딕" w:hAnsi="맑은 고딕"/>
-                <w:b w:val="false"/>
-                <w:bCs w:val="false"/>
-                <w:color w:val="1D2320"/>
-                <w:sz w:val="18"/>
-                <w:szCs w:val="18"/>
-              </w:rPr>
-              <w:t xml:space="preserve">단수비자 발급</w:t>
-            </w:r>
-          </w:p>
-        </w:tc>
-        <w:tc>
-          <w:tcPr>
-            <w:tcW w:type="dxa" w:w="2209"/>
-            <w:tcMar>
-              <w:top w:type="dxa" w:w="90"/>
-              <w:left w:type="dxa" w:w="120"/>
-              <w:bottom w:type="dxa" w:w="90"/>
-              <w:right w:type="dxa" w:w="120"/>
-            </w:tcMar>
-          </w:tcPr>
-          <w:p>
-            <w:pPr>
-              <w:spacing w:after="0" w:before="0" w:line="264"/>
-            </w:pPr>
-            <w:r>
-              <w:rPr>
-                <w:rFonts w:ascii="맑은 고딕" w:cs="맑은 고딕" w:eastAsia="맑은 고딕" w:hAnsi="맑은 고딕"/>
-                <w:b w:val="false"/>
-                <w:bCs w:val="false"/>
-                <w:color w:val="1D2320"/>
-                <w:sz w:val="18"/>
-                <w:szCs w:val="18"/>
-              </w:rPr>
-              <w:t xml:space="preserve">본국 말레이시아 대사관</w:t>
-            </w:r>
-          </w:p>
-        </w:tc>
-        <w:tc>
-          <w:tcPr>
-            <w:tcW w:type="dxa" w:w="6023"/>
-            <w:tcMar>
-              <w:top w:type="dxa" w:w="90"/>
-              <w:left w:type="dxa" w:w="120"/>
-              <w:bottom w:type="dxa" w:w="90"/>
-              <w:right w:type="dxa" w:w="120"/>
-            </w:tcMar>
-          </w:tcPr>
-          <w:p>
-            <w:pPr>
-              <w:spacing w:after="0" w:before="0" w:line="264"/>
-            </w:pPr>
-            <w:r>
-              <w:rPr>
-                <w:rFonts w:ascii="맑은 고딕" w:cs="맑은 고딕" w:eastAsia="맑은 고딕" w:hAnsi="맑은 고딕"/>
-                <w:b w:val="false"/>
-                <w:bCs w:val="false"/>
-                <w:color w:val="1D2320"/>
-                <w:sz w:val="18"/>
-                <w:szCs w:val="18"/>
-              </w:rPr>
-              <w:t xml:space="preserve">이 단계에서 요구되는 경우가 있음</w:t>
+            <w:tcW w:type="dxa" w:w="4681"/>
+            <w:tcMar>
+              <w:top w:type="dxa" w:w="90"/>
+              <w:left w:type="dxa" w:w="120"/>
+              <w:bottom w:type="dxa" w:w="90"/>
+              <w:right w:type="dxa" w:w="120"/>
+            </w:tcMar>
+          </w:tcPr>
+          <w:p>
+            <w:pPr>
+              <w:spacing w:after="0" w:before="0" w:line="264"/>
+            </w:pPr>
+            <w:r>
+              <w:rPr>
+                <w:rFonts w:ascii="맑은 고딕" w:cs="맑은 고딕" w:eastAsia="맑은 고딕" w:hAnsi="맑은 고딕"/>
+                <w:b w:val="false"/>
+                <w:bCs w:val="false"/>
+                <w:color w:val="1D2320"/>
+                <w:sz w:val="18"/>
+                <w:szCs w:val="18"/>
+              </w:rPr>
+              <w:t xml:space="preserve">오퍼레터 (Offer Letter)</w:t>
+            </w:r>
+          </w:p>
+        </w:tc>
+        <w:tc>
+          <w:tcPr>
+            <w:tcW w:type="dxa" w:w="4957"/>
+            <w:tcMar>
+              <w:top w:type="dxa" w:w="90"/>
+              <w:left w:type="dxa" w:w="120"/>
+              <w:bottom w:type="dxa" w:w="90"/>
+              <w:right w:type="dxa" w:w="120"/>
+            </w:tcMar>
+          </w:tcPr>
+          <w:p>
+            <w:pPr>
+              <w:spacing w:after="0" w:before="0" w:line="264"/>
+            </w:pPr>
+            <w:r>
+              <w:rPr>
+                <w:rFonts w:ascii="맑은 고딕" w:cs="맑은 고딕" w:eastAsia="맑은 고딕" w:hAnsi="맑은 고딕"/>
+                <w:b w:val="false"/>
+                <w:bCs w:val="false"/>
+                <w:color w:val="1D2320"/>
+                <w:sz w:val="18"/>
+                <w:szCs w:val="18"/>
+              </w:rPr>
+              <w:t xml:space="preserve">대학 발행</w:t>
+            </w:r>
+          </w:p>
+        </w:tc>
+      </w:tr>
+      <w:tr>
+        <w:tc>
+          <w:tcPr>
+            <w:tcW w:type="dxa" w:w="4681"/>
+            <w:tcMar>
+              <w:top w:type="dxa" w:w="90"/>
+              <w:left w:type="dxa" w:w="120"/>
+              <w:bottom w:type="dxa" w:w="90"/>
+              <w:right w:type="dxa" w:w="120"/>
+            </w:tcMar>
+          </w:tcPr>
+          <w:p>
+            <w:pPr>
+              <w:spacing w:after="0" w:before="0" w:line="264"/>
+            </w:pPr>
+            <w:r>
+              <w:rPr>
+                <w:rFonts w:ascii="맑은 고딕" w:cs="맑은 고딕" w:eastAsia="맑은 고딕" w:hAnsi="맑은 고딕"/>
+                <w:b w:val="false"/>
+                <w:bCs w:val="false"/>
+                <w:color w:val="1D2320"/>
+                <w:sz w:val="18"/>
+                <w:szCs w:val="18"/>
+              </w:rPr>
+              <w:t xml:space="preserve">건강선언서 (Declaration of Health)</w:t>
+            </w:r>
+          </w:p>
+        </w:tc>
+        <w:tc>
+          <w:tcPr>
+            <w:tcW w:type="dxa" w:w="4957"/>
+            <w:tcMar>
+              <w:top w:type="dxa" w:w="90"/>
+              <w:left w:type="dxa" w:w="120"/>
+              <w:bottom w:type="dxa" w:w="90"/>
+              <w:right w:type="dxa" w:w="120"/>
+            </w:tcMar>
+          </w:tcPr>
+          <w:p>
+            <w:pPr>
+              <w:spacing w:after="0" w:before="0" w:line="264"/>
+            </w:pPr>
+            <w:r>
+              <w:rPr>
+                <w:rFonts w:ascii="맑은 고딕" w:cs="맑은 고딕" w:eastAsia="맑은 고딕" w:hAnsi="맑은 고딕"/>
+                <w:b w:val="false"/>
+                <w:bCs w:val="false"/>
+                <w:color w:val="1D2320"/>
+                <w:sz w:val="18"/>
+                <w:szCs w:val="18"/>
+              </w:rPr>
+              <w:t xml:space="preserve">EMGS 양식</w:t>
+            </w:r>
+          </w:p>
+        </w:tc>
+      </w:tr>
+      <w:tr>
+        <w:tc>
+          <w:tcPr>
+            <w:tcW w:type="dxa" w:w="4681"/>
+            <w:tcMar>
+              <w:top w:type="dxa" w:w="90"/>
+              <w:left w:type="dxa" w:w="120"/>
+              <w:bottom w:type="dxa" w:w="90"/>
+              <w:right w:type="dxa" w:w="120"/>
+            </w:tcMar>
+          </w:tcPr>
+          <w:p>
+            <w:pPr>
+              <w:spacing w:after="0" w:before="0" w:line="264"/>
+            </w:pPr>
+            <w:r>
+              <w:rPr>
+                <w:rFonts w:ascii="맑은 고딕" w:cs="맑은 고딕" w:eastAsia="맑은 고딕" w:hAnsi="맑은 고딕"/>
+                <w:b w:val="false"/>
+                <w:bCs w:val="false"/>
+                <w:color w:val="1D2320"/>
+                <w:sz w:val="18"/>
+                <w:szCs w:val="18"/>
+              </w:rPr>
+              <w:t xml:space="preserve">학력증명서 · 성적증명서</w:t>
+            </w:r>
+          </w:p>
+        </w:tc>
+        <w:tc>
+          <w:tcPr>
+            <w:tcW w:type="dxa" w:w="4957"/>
+            <w:tcMar>
+              <w:top w:type="dxa" w:w="90"/>
+              <w:left w:type="dxa" w:w="120"/>
+              <w:bottom w:type="dxa" w:w="90"/>
+              <w:right w:type="dxa" w:w="120"/>
+            </w:tcMar>
+          </w:tcPr>
+          <w:p>
+            <w:pPr>
+              <w:spacing w:after="0" w:before="0" w:line="264"/>
+            </w:pPr>
+            <w:r>
+              <w:rPr>
+                <w:rFonts w:ascii="맑은 고딕" w:cs="맑은 고딕" w:eastAsia="맑은 고딕" w:hAnsi="맑은 고딕"/>
+                <w:b w:val="false"/>
+                <w:bCs w:val="false"/>
+                <w:color w:val="1D2320"/>
+                <w:sz w:val="18"/>
+                <w:szCs w:val="18"/>
+              </w:rPr>
+              <w:t xml:space="preserve">영문 아닐 경우 번역공증</w:t>
             </w:r>
           </w:p>
         </w:tc>
@@ -9028,18 +9039,203 @@
           <w:sz w:val="20"/>
           <w:szCs w:val="20"/>
         </w:rPr>
-        <w:t xml:space="preserve">따라서 기준은 "1년 치 학비 + 생활비"로 잡습니다.</w:t>
-      </w:r>
-      <w:r>
-        <w:rPr>
-          <w:rFonts w:ascii="맑은 고딕" w:cs="맑은 고딕" w:eastAsia="맑은 고딕" w:hAnsi="맑은 고딕"/>
-          <w:b w:val="false"/>
-          <w:bCs w:val="false"/>
-          <w:color w:val="1D2320"/>
-          <w:sz w:val="20"/>
-          <w:szCs w:val="20"/>
-        </w:rPr>
-        <w:t xml:space="preserve"> 연 생활비 RM 20,000~30,000(월 RM 1,600~2,500) 기준입니다.</w:t>
+        <w:t xml:space="preserve">이 목록에 잔고증명이 없습니다.</w:t>
+      </w:r>
+      <w:r>
+        <w:rPr>
+          <w:rFonts w:ascii="맑은 고딕" w:cs="맑은 고딕" w:eastAsia="맑은 고딕" w:hAnsi="맑은 고딕"/>
+          <w:b w:val="false"/>
+          <w:bCs w:val="false"/>
+          <w:color w:val="1D2320"/>
+          <w:sz w:val="20"/>
+          <w:szCs w:val="20"/>
+        </w:rPr>
+        <w:t xml:space="preserve"> 영국(재정요건 고시)이나 호주(GS 제도)와 달리, 재정 능력이 학생비자 심사 항목 자체가 아닙니다. 유학 컨설팅 사이트마다 RM 10,000 · RM 40,000 · RM 50,000으로 금액이 갈리는 것이 그 방증입니다. "3~6개월 유지"라는 안내도 업계 관행이지 EMGS 규정이 아닙니다.</w:t>
+      </w:r>
+    </w:p>
+    <w:p>
+      <w:pPr>
+        <w:spacing w:after="60" w:before="60" w:line="288"/>
+      </w:pPr>
+      <w:r>
+        <w:rPr>
+          <w:rFonts w:ascii="맑은 고딕" w:cs="맑은 고딕" w:eastAsia="맑은 고딕" w:hAnsi="맑은 고딕"/>
+          <w:b/>
+          <w:bCs/>
+          <w:color w:val="1D2320"/>
+          <w:sz w:val="20"/>
+          <w:szCs w:val="20"/>
+        </w:rPr>
+        <w:t xml:space="preserve">실제로 공시된 금액은 Personal Bond 하나뿐입니다.</w:t>
+      </w:r>
+    </w:p>
+    <w:p>
+      <w:pPr>
+        <w:pBdr>
+          <w:left w:val="single" w:color="9C2B24" w:sz="18" w:space="10"/>
+        </w:pBdr>
+        <w:spacing w:after="40" w:before="140" w:line="276"/>
+        <w:ind w:left="340" w:hanging="0"/>
+      </w:pPr>
+      <w:r>
+        <w:rPr>
+          <w:rFonts w:ascii="맑은 고딕" w:cs="맑은 고딕" w:eastAsia="맑은 고딕" w:hAnsi="맑은 고딕"/>
+          <w:b/>
+          <w:bCs/>
+          <w:color w:val="1D2320"/>
+          <w:sz w:val="19"/>
+          <w:szCs w:val="19"/>
+        </w:rPr>
+        <w:t xml:space="preserve">Personal Bond (신원보증금) — 한국 국적 RM 750 (약 23만 원)</w:t>
+      </w:r>
+    </w:p>
+    <w:p>
+      <w:pPr>
+        <w:pBdr>
+          <w:left w:val="single" w:color="9C2B24" w:sz="18" w:space="10"/>
+        </w:pBdr>
+        <w:spacing w:after="40" w:before="40" w:line="276"/>
+        <w:ind w:left="340" w:hanging="0"/>
+      </w:pPr>
+      <w:r>
+        <w:rPr>
+          <w:rFonts w:ascii="맑은 고딕" w:cs="맑은 고딕" w:eastAsia="맑은 고딕" w:hAnsi="맑은 고딕"/>
+          <w:b w:val="false"/>
+          <w:bCs w:val="false"/>
+          <w:color w:val="6B6156"/>
+          <w:sz w:val="19"/>
+          <w:szCs w:val="19"/>
+        </w:rPr>
+        <w:t xml:space="preserve">이민규정 1963 제18조에 따라 모든 유학생이 예치하는 </w:t>
+      </w:r>
+      <w:r>
+        <w:rPr>
+          <w:rFonts w:ascii="맑은 고딕" w:cs="맑은 고딕" w:eastAsia="맑은 고딕" w:hAnsi="맑은 고딕"/>
+          <w:b/>
+          <w:bCs/>
+          <w:color w:val="6B6156"/>
+          <w:sz w:val="19"/>
+          <w:szCs w:val="19"/>
+        </w:rPr>
+        <w:t xml:space="preserve">환급성 보증금</w:t>
+      </w:r>
+      <w:r>
+        <w:rPr>
+          <w:rFonts w:ascii="맑은 고딕" w:cs="맑은 고딕" w:eastAsia="맑은 고딕" w:hAnsi="맑은 고딕"/>
+          <w:b w:val="false"/>
+          <w:bCs w:val="false"/>
+          <w:color w:val="6B6156"/>
+          <w:sz w:val="19"/>
+          <w:szCs w:val="19"/>
+        </w:rPr>
+        <w:t xml:space="preserve">입니다.</w:t>
+      </w:r>
+    </w:p>
+    <w:p>
+      <w:pPr>
+        <w:pBdr>
+          <w:left w:val="single" w:color="9C2B24" w:sz="18" w:space="10"/>
+        </w:pBdr>
+        <w:spacing w:after="40" w:before="40" w:line="276"/>
+        <w:ind w:left="340" w:hanging="0"/>
+      </w:pPr>
+      <w:r>
+        <w:rPr>
+          <w:rFonts w:ascii="맑은 고딕" w:cs="맑은 고딕" w:eastAsia="맑은 고딕" w:hAnsi="맑은 고딕"/>
+          <w:b w:val="false"/>
+          <w:bCs w:val="false"/>
+          <w:color w:val="6B6156"/>
+          <w:sz w:val="19"/>
+          <w:szCs w:val="19"/>
+        </w:rPr>
+        <w:t xml:space="preserve">국적별로 RM 300~2,000이며 한국은 RM 750. 졸업·중도포기 시 학생비자를</w:t>
+      </w:r>
+    </w:p>
+    <w:p>
+      <w:pPr>
+        <w:pBdr>
+          <w:left w:val="single" w:color="9C2B24" w:sz="18" w:space="10"/>
+        </w:pBdr>
+        <w:spacing w:after="40" w:before="40" w:line="276"/>
+        <w:ind w:left="340" w:hanging="0"/>
+      </w:pPr>
+      <w:r>
+        <w:rPr>
+          <w:rFonts w:ascii="맑은 고딕" w:cs="맑은 고딕" w:eastAsia="맑은 고딕" w:hAnsi="맑은 고딕"/>
+          <w:b w:val="false"/>
+          <w:bCs w:val="false"/>
+          <w:color w:val="6B6156"/>
+          <w:sz w:val="19"/>
+          <w:szCs w:val="19"/>
+        </w:rPr>
+        <w:t xml:space="preserve">정상 취소하면 돌려받습니다.</w:t>
+      </w:r>
+    </w:p>
+    <w:p>
+      <w:pPr>
+        <w:pBdr>
+          <w:left w:val="single" w:color="9C2B24" w:sz="18" w:space="10"/>
+        </w:pBdr>
+        <w:spacing w:after="40" w:before="40" w:line="276"/>
+        <w:ind w:left="340" w:hanging="0"/>
+      </w:pPr>
+      <w:r>
+        <w:rPr>
+          <w:rFonts w:ascii="맑은 고딕" w:cs="맑은 고딕" w:eastAsia="맑은 고딕" w:hAnsi="맑은 고딕"/>
+          <w:b/>
+          <w:bCs/>
+          <w:color w:val="1D2320"/>
+          <w:sz w:val="19"/>
+          <w:szCs w:val="19"/>
+        </w:rPr>
+        <w:t xml:space="preserve">잔고가 아니라 학교를 통해 납부하는 돈입니다.</w:t>
+      </w:r>
+      <w:r>
+        <w:rPr>
+          <w:rFonts w:ascii="맑은 고딕" w:cs="맑은 고딕" w:eastAsia="맑은 고딕" w:hAnsi="맑은 고딕"/>
+          <w:b/>
+          <w:bCs/>
+          <w:color w:val="1D2320"/>
+          <w:sz w:val="19"/>
+          <w:szCs w:val="19"/>
+        </w:rPr>
+        <w:t xml:space="preserve"> 상담에서 "보증금"이라는</w:t>
+      </w:r>
+    </w:p>
+    <w:p>
+      <w:pPr>
+        <w:pBdr>
+          <w:left w:val="single" w:color="9C2B24" w:sz="18" w:space="10"/>
+        </w:pBdr>
+        <w:spacing w:after="140" w:before="40" w:line="276"/>
+        <w:ind w:left="340" w:hanging="0"/>
+      </w:pPr>
+      <w:r>
+        <w:rPr>
+          <w:rFonts w:ascii="맑은 고딕" w:cs="맑은 고딕" w:eastAsia="맑은 고딕" w:hAnsi="맑은 고딕"/>
+          <w:b w:val="false"/>
+          <w:bCs w:val="false"/>
+          <w:color w:val="6B6156"/>
+          <w:sz w:val="19"/>
+          <w:szCs w:val="19"/>
+        </w:rPr>
+        <w:t xml:space="preserve">말이 나오면 이것을 가리키는 경우가 많으니 혼동하지 마십시오.</w:t>
+      </w:r>
+    </w:p>
+    <w:p>
+      <w:pPr>
+        <w:spacing w:after="60" w:before="60" w:line="288"/>
+      </w:pPr>
+      <w:r>
+        <w:rPr>
+          <w:rFonts w:ascii="맑은 고딕" w:cs="맑은 고딕" w:eastAsia="맑은 고딕" w:hAnsi="맑은 고딕"/>
+          <w:b/>
+          <w:bCs/>
+          <w:color w:val="1D2320"/>
+          <w:sz w:val="20"/>
+          <w:szCs w:val="20"/>
+        </w:rPr>
+        <w:t xml:space="preserve">그렇다면 잔고증명은 언제 필요한가 — 세 단계로 나누어 설명하십시오.</w:t>
       </w:r>
     </w:p>
     <w:tbl>
@@ -9055,11 +9251,9 @@
         </w:tblBorders>
       </w:tblPr>
       <w:tblGrid>
-        <w:gridCol w:w="2048"/>
-        <w:gridCol w:w="1928"/>
-        <w:gridCol w:w="1084"/>
-        <w:gridCol w:w="2409"/>
-        <w:gridCol w:w="2169"/>
+        <w:gridCol w:w="3213"/>
+        <w:gridCol w:w="2591"/>
+        <w:gridCol w:w="3834"/>
       </w:tblGrid>
       <w:tr>
         <w:trPr>
@@ -9067,7 +9261,7 @@
         </w:trPr>
         <w:tc>
           <w:tcPr>
-            <w:tcW w:type="dxa" w:w="2048"/>
+            <w:tcW w:type="dxa" w:w="3213"/>
             <w:shd w:fill="F0EADF" w:color="auto" w:val="clear"/>
             <w:tcMar>
               <w:top w:type="dxa" w:w="90"/>
@@ -9089,13 +9283,13 @@
                 <w:sz w:val="18"/>
                 <w:szCs w:val="18"/>
               </w:rPr>
-              <w:t xml:space="preserve">학교</w:t>
-            </w:r>
-          </w:p>
-        </w:tc>
-        <w:tc>
-          <w:tcPr>
-            <w:tcW w:type="dxa" w:w="1928"/>
+              <w:t xml:space="preserve">단계</w:t>
+            </w:r>
+          </w:p>
+        </w:tc>
+        <w:tc>
+          <w:tcPr>
+            <w:tcW w:type="dxa" w:w="2591"/>
             <w:shd w:fill="F0EADF" w:color="auto" w:val="clear"/>
             <w:tcMar>
               <w:top w:type="dxa" w:w="90"/>
@@ -9117,13 +9311,13 @@
                 <w:sz w:val="18"/>
                 <w:szCs w:val="18"/>
               </w:rPr>
-              <w:t xml:space="preserve">연 학비</w:t>
-            </w:r>
-          </w:p>
-        </w:tc>
-        <w:tc>
-          <w:tcPr>
-            <w:tcW w:type="dxa" w:w="1084"/>
+              <w:t xml:space="preserve">요구 여부</w:t>
+            </w:r>
+          </w:p>
+        </w:tc>
+        <w:tc>
+          <w:tcPr>
+            <w:tcW w:type="dxa" w:w="3834"/>
             <w:shd w:fill="F0EADF" w:color="auto" w:val="clear"/>
             <w:tcMar>
               <w:top w:type="dxa" w:w="90"/>
@@ -9145,14 +9339,42 @@
                 <w:sz w:val="18"/>
                 <w:szCs w:val="18"/>
               </w:rPr>
-              <w:t xml:space="preserve">+ 생활비</w:t>
-            </w:r>
-          </w:p>
-        </w:tc>
-        <w:tc>
-          <w:tcPr>
-            <w:tcW w:type="dxa" w:w="2409"/>
-            <w:shd w:fill="F0EADF" w:color="auto" w:val="clear"/>
+              <w:t xml:space="preserve">비고</w:t>
+            </w:r>
+          </w:p>
+        </w:tc>
+      </w:tr>
+      <w:tr>
+        <w:tc>
+          <w:tcPr>
+            <w:tcW w:type="dxa" w:w="3213"/>
+            <w:tcMar>
+              <w:top w:type="dxa" w:w="90"/>
+              <w:left w:type="dxa" w:w="120"/>
+              <w:bottom w:type="dxa" w:w="90"/>
+              <w:right w:type="dxa" w:w="120"/>
+            </w:tcMar>
+          </w:tcPr>
+          <w:p>
+            <w:pPr>
+              <w:spacing w:after="0" w:before="0" w:line="264"/>
+            </w:pPr>
+            <w:r>
+              <w:rPr>
+                <w:rFonts w:ascii="맑은 고딕" w:cs="맑은 고딕" w:eastAsia="맑은 고딕" w:hAnsi="맑은 고딕"/>
+                <w:b w:val="false"/>
+                <w:bCs w:val="false"/>
+                <w:color w:val="1D2320"/>
+                <w:sz w:val="18"/>
+                <w:szCs w:val="18"/>
+              </w:rPr>
+              <w:t xml:space="preserve">EMGS 학생비자 심사</w:t>
+            </w:r>
+          </w:p>
+        </w:tc>
+        <w:tc>
+          <w:tcPr>
+            <w:tcW w:type="dxa" w:w="2591"/>
             <w:tcMar>
               <w:top w:type="dxa" w:w="90"/>
               <w:left w:type="dxa" w:w="120"/>
@@ -9173,14 +9395,152 @@
                 <w:sz w:val="18"/>
                 <w:szCs w:val="18"/>
               </w:rPr>
-              <w:t xml:space="preserve">준비 권장 잔고</w:t>
-            </w:r>
-          </w:p>
-        </w:tc>
-        <w:tc>
-          <w:tcPr>
-            <w:tcW w:type="dxa" w:w="2169"/>
-            <w:shd w:fill="F0EADF" w:color="auto" w:val="clear"/>
+              <w:t xml:space="preserve">필수서류 아님</w:t>
+            </w:r>
+          </w:p>
+        </w:tc>
+        <w:tc>
+          <w:tcPr>
+            <w:tcW w:type="dxa" w:w="3834"/>
+            <w:tcMar>
+              <w:top w:type="dxa" w:w="90"/>
+              <w:left w:type="dxa" w:w="120"/>
+              <w:bottom w:type="dxa" w:w="90"/>
+              <w:right w:type="dxa" w:w="120"/>
+            </w:tcMar>
+          </w:tcPr>
+          <w:p>
+            <w:pPr>
+              <w:spacing w:after="0" w:before="0" w:line="264"/>
+            </w:pPr>
+            <w:r>
+              <w:rPr>
+                <w:rFonts w:ascii="맑은 고딕" w:cs="맑은 고딕" w:eastAsia="맑은 고딕" w:hAnsi="맑은 고딕"/>
+                <w:b w:val="false"/>
+                <w:bCs w:val="false"/>
+                <w:color w:val="1D2320"/>
+                <w:sz w:val="18"/>
+                <w:szCs w:val="18"/>
+              </w:rPr>
+              <w:t xml:space="preserve">위 공식 목록에 없음</w:t>
+            </w:r>
+          </w:p>
+        </w:tc>
+      </w:tr>
+      <w:tr>
+        <w:tc>
+          <w:tcPr>
+            <w:tcW w:type="dxa" w:w="3213"/>
+            <w:tcMar>
+              <w:top w:type="dxa" w:w="90"/>
+              <w:left w:type="dxa" w:w="120"/>
+              <w:bottom w:type="dxa" w:w="90"/>
+              <w:right w:type="dxa" w:w="120"/>
+            </w:tcMar>
+          </w:tcPr>
+          <w:p>
+            <w:pPr>
+              <w:spacing w:after="0" w:before="0" w:line="264"/>
+            </w:pPr>
+            <w:r>
+              <w:rPr>
+                <w:rFonts w:ascii="맑은 고딕" w:cs="맑은 고딕" w:eastAsia="맑은 고딕" w:hAnsi="맑은 고딕"/>
+                <w:b w:val="false"/>
+                <w:bCs w:val="false"/>
+                <w:color w:val="1D2320"/>
+                <w:sz w:val="18"/>
+                <w:szCs w:val="18"/>
+              </w:rPr>
+              <w:t xml:space="preserve">대학 입학 심사</w:t>
+            </w:r>
+          </w:p>
+        </w:tc>
+        <w:tc>
+          <w:tcPr>
+            <w:tcW w:type="dxa" w:w="2591"/>
+            <w:tcMar>
+              <w:top w:type="dxa" w:w="90"/>
+              <w:left w:type="dxa" w:w="120"/>
+              <w:bottom w:type="dxa" w:w="90"/>
+              <w:right w:type="dxa" w:w="120"/>
+            </w:tcMar>
+          </w:tcPr>
+          <w:p>
+            <w:pPr>
+              <w:spacing w:after="0" w:before="0" w:line="264"/>
+            </w:pPr>
+            <w:r>
+              <w:rPr>
+                <w:rFonts w:ascii="맑은 고딕" w:cs="맑은 고딕" w:eastAsia="맑은 고딕" w:hAnsi="맑은 고딕"/>
+                <w:b w:val="false"/>
+                <w:bCs w:val="false"/>
+                <w:color w:val="1D2320"/>
+                <w:sz w:val="18"/>
+                <w:szCs w:val="18"/>
+              </w:rPr>
+              <w:t xml:space="preserve">학교 재량</w:t>
+            </w:r>
+          </w:p>
+        </w:tc>
+        <w:tc>
+          <w:tcPr>
+            <w:tcW w:type="dxa" w:w="3834"/>
+            <w:tcMar>
+              <w:top w:type="dxa" w:w="90"/>
+              <w:left w:type="dxa" w:w="120"/>
+              <w:bottom w:type="dxa" w:w="90"/>
+              <w:right w:type="dxa" w:w="120"/>
+            </w:tcMar>
+          </w:tcPr>
+          <w:p>
+            <w:pPr>
+              <w:spacing w:after="0" w:before="0" w:line="264"/>
+            </w:pPr>
+            <w:r>
+              <w:rPr>
+                <w:rFonts w:ascii="맑은 고딕" w:cs="맑은 고딕" w:eastAsia="맑은 고딕" w:hAnsi="맑은 고딕"/>
+                <w:b w:val="false"/>
+                <w:bCs w:val="false"/>
+                <w:color w:val="1D2320"/>
+                <w:sz w:val="18"/>
+                <w:szCs w:val="18"/>
+              </w:rPr>
+              <w:t xml:space="preserve">스폰서(부모) 확인 목적, 학교마다 다름</w:t>
+            </w:r>
+          </w:p>
+        </w:tc>
+      </w:tr>
+      <w:tr>
+        <w:tc>
+          <w:tcPr>
+            <w:tcW w:type="dxa" w:w="3213"/>
+            <w:tcMar>
+              <w:top w:type="dxa" w:w="90"/>
+              <w:left w:type="dxa" w:w="120"/>
+              <w:bottom w:type="dxa" w:w="90"/>
+              <w:right w:type="dxa" w:w="120"/>
+            </w:tcMar>
+          </w:tcPr>
+          <w:p>
+            <w:pPr>
+              <w:spacing w:after="0" w:before="0" w:line="264"/>
+            </w:pPr>
+            <w:r>
+              <w:rPr>
+                <w:rFonts w:ascii="맑은 고딕" w:cs="맑은 고딕" w:eastAsia="맑은 고딕" w:hAnsi="맑은 고딕"/>
+                <w:b w:val="false"/>
+                <w:bCs w:val="false"/>
+                <w:color w:val="1D2320"/>
+                <w:sz w:val="18"/>
+                <w:szCs w:val="18"/>
+              </w:rPr>
+              <w:t xml:space="preserve">주한 말레이시아 대사관 SEV 발급</w:t>
+            </w:r>
+          </w:p>
+        </w:tc>
+        <w:tc>
+          <w:tcPr>
+            <w:tcW w:type="dxa" w:w="2591"/>
             <w:tcMar>
               <w:top w:type="dxa" w:w="90"/>
               <w:left w:type="dxa" w:w="120"/>
@@ -9201,6 +9561,259 @@
                 <w:sz w:val="18"/>
                 <w:szCs w:val="18"/>
               </w:rPr>
+              <w:t xml:space="preserve">요구 가능성 가장 높음</w:t>
+            </w:r>
+          </w:p>
+        </w:tc>
+        <w:tc>
+          <w:tcPr>
+            <w:tcW w:type="dxa" w:w="3834"/>
+            <w:tcMar>
+              <w:top w:type="dxa" w:w="90"/>
+              <w:left w:type="dxa" w:w="120"/>
+              <w:bottom w:type="dxa" w:w="90"/>
+              <w:right w:type="dxa" w:w="120"/>
+            </w:tcMar>
+          </w:tcPr>
+          <w:p>
+            <w:pPr>
+              <w:spacing w:after="0" w:before="0" w:line="264"/>
+            </w:pPr>
+            <w:r>
+              <w:rPr>
+                <w:rFonts w:ascii="맑은 고딕" w:cs="맑은 고딕" w:eastAsia="맑은 고딕" w:hAnsi="맑은 고딕"/>
+                <w:b w:val="false"/>
+                <w:bCs w:val="false"/>
+                <w:color w:val="1D2320"/>
+                <w:sz w:val="18"/>
+                <w:szCs w:val="18"/>
+              </w:rPr>
+              <w:t xml:space="preserve">한국은 SEV(단수입국비자) 필요 국가</w:t>
+            </w:r>
+          </w:p>
+        </w:tc>
+      </w:tr>
+    </w:tbl>
+    <w:p>
+      <w:pPr>
+        <w:spacing w:after="120"/>
+      </w:pPr>
+      <w:r>
+        <w:rPr>
+          <w:sz w:val="8"/>
+          <w:szCs w:val="8"/>
+        </w:rPr>
+        <w:t xml:space="preserve"/>
+      </w:r>
+    </w:p>
+    <w:p>
+      <w:pPr>
+        <w:spacing w:after="60" w:before="60" w:line="288"/>
+      </w:pPr>
+      <w:r>
+        <w:rPr>
+          <w:rFonts w:ascii="맑은 고딕" w:cs="맑은 고딕" w:eastAsia="맑은 고딕" w:hAnsi="맑은 고딕"/>
+          <w:b/>
+          <w:bCs/>
+          <w:color w:val="1D2320"/>
+          <w:sz w:val="20"/>
+          <w:szCs w:val="20"/>
+        </w:rPr>
+        <w:t xml:space="preserve">준비 기준은 "1년 치 학비 + 생활비"로 잡습니다.</w:t>
+      </w:r>
+      <w:r>
+        <w:rPr>
+          <w:rFonts w:ascii="맑은 고딕" w:cs="맑은 고딕" w:eastAsia="맑은 고딕" w:hAnsi="맑은 고딕"/>
+          <w:b w:val="false"/>
+          <w:bCs w:val="false"/>
+          <w:color w:val="1D2320"/>
+          <w:sz w:val="20"/>
+          <w:szCs w:val="20"/>
+        </w:rPr>
+        <w:t xml:space="preserve"> 연 생활비 RM 20,000~30,000(월 RM 1,600~2,500) 기준이며, 아래는 </w:t>
+      </w:r>
+      <w:r>
+        <w:rPr>
+          <w:rFonts w:ascii="맑은 고딕" w:cs="맑은 고딕" w:eastAsia="맑은 고딕" w:hAnsi="맑은 고딕"/>
+          <w:b/>
+          <w:bCs/>
+          <w:color w:val="1D2320"/>
+          <w:sz w:val="20"/>
+          <w:szCs w:val="20"/>
+        </w:rPr>
+        <w:t xml:space="preserve">공식 요건이 아니라 안전하게 잡은 권고치</w:t>
+      </w:r>
+      <w:r>
+        <w:rPr>
+          <w:rFonts w:ascii="맑은 고딕" w:cs="맑은 고딕" w:eastAsia="맑은 고딕" w:hAnsi="맑은 고딕"/>
+          <w:b w:val="false"/>
+          <w:bCs w:val="false"/>
+          <w:color w:val="1D2320"/>
+          <w:sz w:val="20"/>
+          <w:szCs w:val="20"/>
+        </w:rPr>
+        <w:t xml:space="preserve">입니다.</w:t>
+      </w:r>
+    </w:p>
+    <w:tbl>
+      <w:tblPr>
+        <w:tblW w:type="dxa" w:w="9638"/>
+        <w:tblBorders>
+          <w:top w:val="single" w:color="D9D2C6" w:sz="6"/>
+          <w:left w:val="single" w:color="D9D2C6" w:sz="6"/>
+          <w:bottom w:val="single" w:color="D9D2C6" w:sz="6"/>
+          <w:right w:val="single" w:color="D9D2C6" w:sz="6"/>
+          <w:insideH w:val="single" w:color="D9D2C6" w:sz="4"/>
+          <w:insideV w:val="single" w:color="D9D2C6" w:sz="4"/>
+        </w:tblBorders>
+      </w:tblPr>
+      <w:tblGrid>
+        <w:gridCol w:w="2156"/>
+        <w:gridCol w:w="2029"/>
+        <w:gridCol w:w="1141"/>
+        <w:gridCol w:w="2029"/>
+        <w:gridCol w:w="2283"/>
+      </w:tblGrid>
+      <w:tr>
+        <w:trPr>
+          <w:tblHeader/>
+        </w:trPr>
+        <w:tc>
+          <w:tcPr>
+            <w:tcW w:type="dxa" w:w="2156"/>
+            <w:shd w:fill="F0EADF" w:color="auto" w:val="clear"/>
+            <w:tcMar>
+              <w:top w:type="dxa" w:w="90"/>
+              <w:left w:type="dxa" w:w="120"/>
+              <w:bottom w:type="dxa" w:w="90"/>
+              <w:right w:type="dxa" w:w="120"/>
+            </w:tcMar>
+          </w:tcPr>
+          <w:p>
+            <w:pPr>
+              <w:spacing w:after="0" w:before="0" w:line="264"/>
+            </w:pPr>
+            <w:r>
+              <w:rPr>
+                <w:rFonts w:ascii="맑은 고딕" w:cs="맑은 고딕" w:eastAsia="맑은 고딕" w:hAnsi="맑은 고딕"/>
+                <w:b/>
+                <w:bCs/>
+                <w:color w:val="1D2320"/>
+                <w:sz w:val="18"/>
+                <w:szCs w:val="18"/>
+              </w:rPr>
+              <w:t xml:space="preserve">학교</w:t>
+            </w:r>
+          </w:p>
+        </w:tc>
+        <w:tc>
+          <w:tcPr>
+            <w:tcW w:type="dxa" w:w="2029"/>
+            <w:shd w:fill="F0EADF" w:color="auto" w:val="clear"/>
+            <w:tcMar>
+              <w:top w:type="dxa" w:w="90"/>
+              <w:left w:type="dxa" w:w="120"/>
+              <w:bottom w:type="dxa" w:w="90"/>
+              <w:right w:type="dxa" w:w="120"/>
+            </w:tcMar>
+          </w:tcPr>
+          <w:p>
+            <w:pPr>
+              <w:spacing w:after="0" w:before="0" w:line="264"/>
+            </w:pPr>
+            <w:r>
+              <w:rPr>
+                <w:rFonts w:ascii="맑은 고딕" w:cs="맑은 고딕" w:eastAsia="맑은 고딕" w:hAnsi="맑은 고딕"/>
+                <w:b/>
+                <w:bCs/>
+                <w:color w:val="1D2320"/>
+                <w:sz w:val="18"/>
+                <w:szCs w:val="18"/>
+              </w:rPr>
+              <w:t xml:space="preserve">연 학비</w:t>
+            </w:r>
+          </w:p>
+        </w:tc>
+        <w:tc>
+          <w:tcPr>
+            <w:tcW w:type="dxa" w:w="1141"/>
+            <w:shd w:fill="F0EADF" w:color="auto" w:val="clear"/>
+            <w:tcMar>
+              <w:top w:type="dxa" w:w="90"/>
+              <w:left w:type="dxa" w:w="120"/>
+              <w:bottom w:type="dxa" w:w="90"/>
+              <w:right w:type="dxa" w:w="120"/>
+            </w:tcMar>
+          </w:tcPr>
+          <w:p>
+            <w:pPr>
+              <w:spacing w:after="0" w:before="0" w:line="264"/>
+            </w:pPr>
+            <w:r>
+              <w:rPr>
+                <w:rFonts w:ascii="맑은 고딕" w:cs="맑은 고딕" w:eastAsia="맑은 고딕" w:hAnsi="맑은 고딕"/>
+                <w:b/>
+                <w:bCs/>
+                <w:color w:val="1D2320"/>
+                <w:sz w:val="18"/>
+                <w:szCs w:val="18"/>
+              </w:rPr>
+              <w:t xml:space="preserve">+ 생활비</w:t>
+            </w:r>
+          </w:p>
+        </w:tc>
+        <w:tc>
+          <w:tcPr>
+            <w:tcW w:type="dxa" w:w="2029"/>
+            <w:shd w:fill="F0EADF" w:color="auto" w:val="clear"/>
+            <w:tcMar>
+              <w:top w:type="dxa" w:w="90"/>
+              <w:left w:type="dxa" w:w="120"/>
+              <w:bottom w:type="dxa" w:w="90"/>
+              <w:right w:type="dxa" w:w="120"/>
+            </w:tcMar>
+          </w:tcPr>
+          <w:p>
+            <w:pPr>
+              <w:spacing w:after="0" w:before="0" w:line="264"/>
+            </w:pPr>
+            <w:r>
+              <w:rPr>
+                <w:rFonts w:ascii="맑은 고딕" w:cs="맑은 고딕" w:eastAsia="맑은 고딕" w:hAnsi="맑은 고딕"/>
+                <w:b/>
+                <w:bCs/>
+                <w:color w:val="1D2320"/>
+                <w:sz w:val="18"/>
+                <w:szCs w:val="18"/>
+              </w:rPr>
+              <w:t xml:space="preserve">권고 준비액</w:t>
+            </w:r>
+          </w:p>
+        </w:tc>
+        <w:tc>
+          <w:tcPr>
+            <w:tcW w:type="dxa" w:w="2283"/>
+            <w:shd w:fill="F0EADF" w:color="auto" w:val="clear"/>
+            <w:tcMar>
+              <w:top w:type="dxa" w:w="90"/>
+              <w:left w:type="dxa" w:w="120"/>
+              <w:bottom w:type="dxa" w:w="90"/>
+              <w:right w:type="dxa" w:w="120"/>
+            </w:tcMar>
+          </w:tcPr>
+          <w:p>
+            <w:pPr>
+              <w:spacing w:after="0" w:before="0" w:line="264"/>
+            </w:pPr>
+            <w:r>
+              <w:rPr>
+                <w:rFonts w:ascii="맑은 고딕" w:cs="맑은 고딕" w:eastAsia="맑은 고딕" w:hAnsi="맑은 고딕"/>
+                <w:b/>
+                <w:bCs/>
+                <w:color w:val="1D2320"/>
+                <w:sz w:val="18"/>
+                <w:szCs w:val="18"/>
+              </w:rPr>
               <w:t xml:space="preserve">원화(RM1≈300원)</w:t>
             </w:r>
           </w:p>
@@ -9209,7 +9822,7 @@
       <w:tr>
         <w:tc>
           <w:tcPr>
-            <w:tcW w:type="dxa" w:w="2048"/>
+            <w:tcW w:type="dxa" w:w="2156"/>
             <w:tcMar>
               <w:top w:type="dxa" w:w="90"/>
               <w:left w:type="dxa" w:w="120"/>
@@ -9236,7 +9849,7 @@
         </w:tc>
         <w:tc>
           <w:tcPr>
-            <w:tcW w:type="dxa" w:w="1928"/>
+            <w:tcW w:type="dxa" w:w="2029"/>
             <w:tcMar>
               <w:top w:type="dxa" w:w="90"/>
               <w:left w:type="dxa" w:w="120"/>
@@ -9263,7 +9876,7 @@
         </w:tc>
         <w:tc>
           <w:tcPr>
-            <w:tcW w:type="dxa" w:w="1084"/>
+            <w:tcW w:type="dxa" w:w="1141"/>
             <w:tcMar>
               <w:top w:type="dxa" w:w="90"/>
               <w:left w:type="dxa" w:w="120"/>
@@ -9290,23 +9903,23 @@
         </w:tc>
         <w:tc>
           <w:tcPr>
-            <w:tcW w:type="dxa" w:w="2409"/>
-            <w:tcMar>
-              <w:top w:type="dxa" w:w="90"/>
-              <w:left w:type="dxa" w:w="120"/>
-              <w:bottom w:type="dxa" w:w="90"/>
-              <w:right w:type="dxa" w:w="120"/>
-            </w:tcMar>
-          </w:tcPr>
-          <w:p>
-            <w:pPr>
-              <w:spacing w:after="0" w:before="0" w:line="264"/>
-            </w:pPr>
-            <w:r>
-              <w:rPr>
-                <w:rFonts w:ascii="맑은 고딕" w:cs="맑은 고딕" w:eastAsia="맑은 고딕" w:hAnsi="맑은 고딕"/>
-                <w:b/>
-                <w:bCs/>
+            <w:tcW w:type="dxa" w:w="2029"/>
+            <w:tcMar>
+              <w:top w:type="dxa" w:w="90"/>
+              <w:left w:type="dxa" w:w="120"/>
+              <w:bottom w:type="dxa" w:w="90"/>
+              <w:right w:type="dxa" w:w="120"/>
+            </w:tcMar>
+          </w:tcPr>
+          <w:p>
+            <w:pPr>
+              <w:spacing w:after="0" w:before="0" w:line="264"/>
+            </w:pPr>
+            <w:r>
+              <w:rPr>
+                <w:rFonts w:ascii="맑은 고딕" w:cs="맑은 고딕" w:eastAsia="맑은 고딕" w:hAnsi="맑은 고딕"/>
+                <w:b w:val="false"/>
+                <w:bCs w:val="false"/>
                 <w:color w:val="1D2320"/>
                 <w:sz w:val="18"/>
                 <w:szCs w:val="18"/>
@@ -9317,7 +9930,7 @@
         </w:tc>
         <w:tc>
           <w:tcPr>
-            <w:tcW w:type="dxa" w:w="2169"/>
+            <w:tcW w:type="dxa" w:w="2283"/>
             <w:tcMar>
               <w:top w:type="dxa" w:w="90"/>
               <w:left w:type="dxa" w:w="120"/>
@@ -9346,7 +9959,7 @@
       <w:tr>
         <w:tc>
           <w:tcPr>
-            <w:tcW w:type="dxa" w:w="2048"/>
+            <w:tcW w:type="dxa" w:w="2156"/>
             <w:tcMar>
               <w:top w:type="dxa" w:w="90"/>
               <w:left w:type="dxa" w:w="120"/>
@@ -9373,7 +9986,7 @@
         </w:tc>
         <w:tc>
           <w:tcPr>
-            <w:tcW w:type="dxa" w:w="1928"/>
+            <w:tcW w:type="dxa" w:w="2029"/>
             <w:tcMar>
               <w:top w:type="dxa" w:w="90"/>
               <w:left w:type="dxa" w:w="120"/>
@@ -9400,7 +10013,7 @@
         </w:tc>
         <w:tc>
           <w:tcPr>
-            <w:tcW w:type="dxa" w:w="1084"/>
+            <w:tcW w:type="dxa" w:w="1141"/>
             <w:tcMar>
               <w:top w:type="dxa" w:w="90"/>
               <w:left w:type="dxa" w:w="120"/>
@@ -9427,23 +10040,23 @@
         </w:tc>
         <w:tc>
           <w:tcPr>
-            <w:tcW w:type="dxa" w:w="2409"/>
-            <w:tcMar>
-              <w:top w:type="dxa" w:w="90"/>
-              <w:left w:type="dxa" w:w="120"/>
-              <w:bottom w:type="dxa" w:w="90"/>
-              <w:right w:type="dxa" w:w="120"/>
-            </w:tcMar>
-          </w:tcPr>
-          <w:p>
-            <w:pPr>
-              <w:spacing w:after="0" w:before="0" w:line="264"/>
-            </w:pPr>
-            <w:r>
-              <w:rPr>
-                <w:rFonts w:ascii="맑은 고딕" w:cs="맑은 고딕" w:eastAsia="맑은 고딕" w:hAnsi="맑은 고딕"/>
-                <w:b/>
-                <w:bCs/>
+            <w:tcW w:type="dxa" w:w="2029"/>
+            <w:tcMar>
+              <w:top w:type="dxa" w:w="90"/>
+              <w:left w:type="dxa" w:w="120"/>
+              <w:bottom w:type="dxa" w:w="90"/>
+              <w:right w:type="dxa" w:w="120"/>
+            </w:tcMar>
+          </w:tcPr>
+          <w:p>
+            <w:pPr>
+              <w:spacing w:after="0" w:before="0" w:line="264"/>
+            </w:pPr>
+            <w:r>
+              <w:rPr>
+                <w:rFonts w:ascii="맑은 고딕" w:cs="맑은 고딕" w:eastAsia="맑은 고딕" w:hAnsi="맑은 고딕"/>
+                <w:b w:val="false"/>
+                <w:bCs w:val="false"/>
                 <w:color w:val="1D2320"/>
                 <w:sz w:val="18"/>
                 <w:szCs w:val="18"/>
@@ -9454,7 +10067,7 @@
         </w:tc>
         <w:tc>
           <w:tcPr>
-            <w:tcW w:type="dxa" w:w="2169"/>
+            <w:tcW w:type="dxa" w:w="2283"/>
             <w:tcMar>
               <w:top w:type="dxa" w:w="90"/>
               <w:left w:type="dxa" w:w="120"/>
@@ -9483,7 +10096,7 @@
       <w:tr>
         <w:tc>
           <w:tcPr>
-            <w:tcW w:type="dxa" w:w="2048"/>
+            <w:tcW w:type="dxa" w:w="2156"/>
             <w:tcMar>
               <w:top w:type="dxa" w:w="90"/>
               <w:left w:type="dxa" w:w="120"/>
@@ -9510,7 +10123,7 @@
         </w:tc>
         <w:tc>
           <w:tcPr>
-            <w:tcW w:type="dxa" w:w="1928"/>
+            <w:tcW w:type="dxa" w:w="2029"/>
             <w:tcMar>
               <w:top w:type="dxa" w:w="90"/>
               <w:left w:type="dxa" w:w="120"/>
@@ -9537,7 +10150,7 @@
         </w:tc>
         <w:tc>
           <w:tcPr>
-            <w:tcW w:type="dxa" w:w="1084"/>
+            <w:tcW w:type="dxa" w:w="1141"/>
             <w:tcMar>
               <w:top w:type="dxa" w:w="90"/>
               <w:left w:type="dxa" w:w="120"/>
@@ -9564,23 +10177,23 @@
         </w:tc>
         <w:tc>
           <w:tcPr>
-            <w:tcW w:type="dxa" w:w="2409"/>
-            <w:tcMar>
-              <w:top w:type="dxa" w:w="90"/>
-              <w:left w:type="dxa" w:w="120"/>
-              <w:bottom w:type="dxa" w:w="90"/>
-              <w:right w:type="dxa" w:w="120"/>
-            </w:tcMar>
-          </w:tcPr>
-          <w:p>
-            <w:pPr>
-              <w:spacing w:after="0" w:before="0" w:line="264"/>
-            </w:pPr>
-            <w:r>
-              <w:rPr>
-                <w:rFonts w:ascii="맑은 고딕" w:cs="맑은 고딕" w:eastAsia="맑은 고딕" w:hAnsi="맑은 고딕"/>
-                <w:b/>
-                <w:bCs/>
+            <w:tcW w:type="dxa" w:w="2029"/>
+            <w:tcMar>
+              <w:top w:type="dxa" w:w="90"/>
+              <w:left w:type="dxa" w:w="120"/>
+              <w:bottom w:type="dxa" w:w="90"/>
+              <w:right w:type="dxa" w:w="120"/>
+            </w:tcMar>
+          </w:tcPr>
+          <w:p>
+            <w:pPr>
+              <w:spacing w:after="0" w:before="0" w:line="264"/>
+            </w:pPr>
+            <w:r>
+              <w:rPr>
+                <w:rFonts w:ascii="맑은 고딕" w:cs="맑은 고딕" w:eastAsia="맑은 고딕" w:hAnsi="맑은 고딕"/>
+                <w:b w:val="false"/>
+                <w:bCs w:val="false"/>
                 <w:color w:val="1D2320"/>
                 <w:sz w:val="18"/>
                 <w:szCs w:val="18"/>
@@ -9591,7 +10204,7 @@
         </w:tc>
         <w:tc>
           <w:tcPr>
-            <w:tcW w:type="dxa" w:w="2169"/>
+            <w:tcW w:type="dxa" w:w="2283"/>
             <w:tcMar>
               <w:top w:type="dxa" w:w="90"/>
               <w:left w:type="dxa" w:w="120"/>
@@ -9620,7 +10233,7 @@
       <w:tr>
         <w:tc>
           <w:tcPr>
-            <w:tcW w:type="dxa" w:w="2048"/>
+            <w:tcW w:type="dxa" w:w="2156"/>
             <w:tcMar>
               <w:top w:type="dxa" w:w="90"/>
               <w:left w:type="dxa" w:w="120"/>
@@ -9647,7 +10260,7 @@
         </w:tc>
         <w:tc>
           <w:tcPr>
-            <w:tcW w:type="dxa" w:w="1928"/>
+            <w:tcW w:type="dxa" w:w="2029"/>
             <w:tcMar>
               <w:top w:type="dxa" w:w="90"/>
               <w:left w:type="dxa" w:w="120"/>
@@ -9674,7 +10287,7 @@
         </w:tc>
         <w:tc>
           <w:tcPr>
-            <w:tcW w:type="dxa" w:w="1084"/>
+            <w:tcW w:type="dxa" w:w="1141"/>
             <w:tcMar>
               <w:top w:type="dxa" w:w="90"/>
               <w:left w:type="dxa" w:w="120"/>
@@ -9701,23 +10314,23 @@
         </w:tc>
         <w:tc>
           <w:tcPr>
-            <w:tcW w:type="dxa" w:w="2409"/>
-            <w:tcMar>
-              <w:top w:type="dxa" w:w="90"/>
-              <w:left w:type="dxa" w:w="120"/>
-              <w:bottom w:type="dxa" w:w="90"/>
-              <w:right w:type="dxa" w:w="120"/>
-            </w:tcMar>
-          </w:tcPr>
-          <w:p>
-            <w:pPr>
-              <w:spacing w:after="0" w:before="0" w:line="264"/>
-            </w:pPr>
-            <w:r>
-              <w:rPr>
-                <w:rFonts w:ascii="맑은 고딕" w:cs="맑은 고딕" w:eastAsia="맑은 고딕" w:hAnsi="맑은 고딕"/>
-                <w:b/>
-                <w:bCs/>
+            <w:tcW w:type="dxa" w:w="2029"/>
+            <w:tcMar>
+              <w:top w:type="dxa" w:w="90"/>
+              <w:left w:type="dxa" w:w="120"/>
+              <w:bottom w:type="dxa" w:w="90"/>
+              <w:right w:type="dxa" w:w="120"/>
+            </w:tcMar>
+          </w:tcPr>
+          <w:p>
+            <w:pPr>
+              <w:spacing w:after="0" w:before="0" w:line="264"/>
+            </w:pPr>
+            <w:r>
+              <w:rPr>
+                <w:rFonts w:ascii="맑은 고딕" w:cs="맑은 고딕" w:eastAsia="맑은 고딕" w:hAnsi="맑은 고딕"/>
+                <w:b w:val="false"/>
+                <w:bCs w:val="false"/>
                 <w:color w:val="1D2320"/>
                 <w:sz w:val="18"/>
                 <w:szCs w:val="18"/>
@@ -9728,7 +10341,7 @@
         </w:tc>
         <w:tc>
           <w:tcPr>
-            <w:tcW w:type="dxa" w:w="2169"/>
+            <w:tcW w:type="dxa" w:w="2283"/>
             <w:tcMar>
               <w:top w:type="dxa" w:w="90"/>
               <w:left w:type="dxa" w:w="120"/>
@@ -9757,7 +10370,7 @@
       <w:tr>
         <w:tc>
           <w:tcPr>
-            <w:tcW w:type="dxa" w:w="2048"/>
+            <w:tcW w:type="dxa" w:w="2156"/>
             <w:tcMar>
               <w:top w:type="dxa" w:w="90"/>
               <w:left w:type="dxa" w:w="120"/>
@@ -9784,7 +10397,7 @@
         </w:tc>
         <w:tc>
           <w:tcPr>
-            <w:tcW w:type="dxa" w:w="1928"/>
+            <w:tcW w:type="dxa" w:w="2029"/>
             <w:tcMar>
               <w:top w:type="dxa" w:w="90"/>
               <w:left w:type="dxa" w:w="120"/>
@@ -9811,7 +10424,7 @@
         </w:tc>
         <w:tc>
           <w:tcPr>
-            <w:tcW w:type="dxa" w:w="1084"/>
+            <w:tcW w:type="dxa" w:w="1141"/>
             <w:tcMar>
               <w:top w:type="dxa" w:w="90"/>
               <w:left w:type="dxa" w:w="120"/>
@@ -9838,23 +10451,23 @@
         </w:tc>
         <w:tc>
           <w:tcPr>
-            <w:tcW w:type="dxa" w:w="2409"/>
-            <w:tcMar>
-              <w:top w:type="dxa" w:w="90"/>
-              <w:left w:type="dxa" w:w="120"/>
-              <w:bottom w:type="dxa" w:w="90"/>
-              <w:right w:type="dxa" w:w="120"/>
-            </w:tcMar>
-          </w:tcPr>
-          <w:p>
-            <w:pPr>
-              <w:spacing w:after="0" w:before="0" w:line="264"/>
-            </w:pPr>
-            <w:r>
-              <w:rPr>
-                <w:rFonts w:ascii="맑은 고딕" w:cs="맑은 고딕" w:eastAsia="맑은 고딕" w:hAnsi="맑은 고딕"/>
-                <w:b/>
-                <w:bCs/>
+            <w:tcW w:type="dxa" w:w="2029"/>
+            <w:tcMar>
+              <w:top w:type="dxa" w:w="90"/>
+              <w:left w:type="dxa" w:w="120"/>
+              <w:bottom w:type="dxa" w:w="90"/>
+              <w:right w:type="dxa" w:w="120"/>
+            </w:tcMar>
+          </w:tcPr>
+          <w:p>
+            <w:pPr>
+              <w:spacing w:after="0" w:before="0" w:line="264"/>
+            </w:pPr>
+            <w:r>
+              <w:rPr>
+                <w:rFonts w:ascii="맑은 고딕" w:cs="맑은 고딕" w:eastAsia="맑은 고딕" w:hAnsi="맑은 고딕"/>
+                <w:b w:val="false"/>
+                <w:bCs w:val="false"/>
                 <w:color w:val="1D2320"/>
                 <w:sz w:val="18"/>
                 <w:szCs w:val="18"/>
@@ -9865,7 +10478,7 @@
         </w:tc>
         <w:tc>
           <w:tcPr>
-            <w:tcW w:type="dxa" w:w="2169"/>
+            <w:tcW w:type="dxa" w:w="2283"/>
             <w:tcMar>
               <w:top w:type="dxa" w:w="90"/>
               <w:left w:type="dxa" w:w="120"/>
@@ -9902,55 +10515,6 @@
           <w:szCs w:val="8"/>
         </w:rPr>
         <w:t xml:space="preserve"/>
-      </w:r>
-    </w:p>
-    <w:p>
-      <w:pPr>
-        <w:spacing w:after="60" w:before="60" w:line="288"/>
-      </w:pPr>
-      <w:r>
-        <w:rPr>
-          <w:rFonts w:ascii="맑은 고딕" w:cs="맑은 고딕" w:eastAsia="맑은 고딕" w:hAnsi="맑은 고딕"/>
-          <w:b/>
-          <w:bCs/>
-          <w:color w:val="1D2320"/>
-          <w:sz w:val="20"/>
-          <w:szCs w:val="20"/>
-        </w:rPr>
-        <w:t xml:space="preserve">유지 기간은 3~6개월.</w:t>
-      </w:r>
-      <w:r>
-        <w:rPr>
-          <w:rFonts w:ascii="맑은 고딕" w:cs="맑은 고딕" w:eastAsia="맑은 고딕" w:hAnsi="맑은 고딕"/>
-          <w:b w:val="false"/>
-          <w:bCs w:val="false"/>
-          <w:color w:val="1D2320"/>
-          <w:sz w:val="20"/>
-          <w:szCs w:val="20"/>
-        </w:rPr>
-        <w:t xml:space="preserve"> 출처 간 일치하는 유일한 수치입니다. 정기예금(fixed deposit)이 아닌 </w:t>
-      </w:r>
-      <w:r>
-        <w:rPr>
-          <w:rFonts w:ascii="맑은 고딕" w:cs="맑은 고딕" w:eastAsia="맑은 고딕" w:hAnsi="맑은 고딕"/>
-          <w:b/>
-          <w:bCs/>
-          <w:color w:val="1D2320"/>
-          <w:sz w:val="20"/>
-          <w:szCs w:val="20"/>
-        </w:rPr>
-        <w:t xml:space="preserve">즉시 인출 가능한 형태</w:t>
-      </w:r>
-      <w:r>
-        <w:rPr>
-          <w:rFonts w:ascii="맑은 고딕" w:cs="맑은 고딕" w:eastAsia="맑은 고딕" w:hAnsi="맑은 고딕"/>
-          <w:b w:val="false"/>
-          <w:bCs w:val="false"/>
-          <w:color w:val="1D2320"/>
-          <w:sz w:val="20"/>
-          <w:szCs w:val="20"/>
-        </w:rPr>
-        <w:t xml:space="preserve">여야 한다는 점도 공통입니다.</w:t>
       </w:r>
     </w:p>
     <w:p>
@@ -9981,7 +10545,7 @@
           <w:sz w:val="19"/>
           <w:szCs w:val="19"/>
         </w:rPr>
-        <w:t xml:space="preserve">: "대학별 고시 금액은 없습니다. </w:t>
+        <w:t xml:space="preserve">: "말레이시아는 영국·호주와 달리 </w:t>
       </w:r>
       <w:r>
         <w:rPr>
@@ -9992,7 +10556,7 @@
           <w:sz w:val="19"/>
           <w:szCs w:val="19"/>
         </w:rPr>
-        <w:t xml:space="preserve">1년 치 학비와 생활비를 합한 금액을 3~6개월간 유지</w:t>
+        <w:t xml:space="preserve">잔고 기준 금액을 공시하지 않습니다.</w:t>
       </w:r>
       <w:r>
         <w:rPr>
@@ -10003,7 +10567,7 @@
           <w:sz w:val="19"/>
           <w:szCs w:val="19"/>
         </w:rPr>
-        <w:t xml:space="preserve">하시면 어느 단계에서 요구받아도 통과합니다. 대략 </w:t>
+        <w:t xml:space="preserve"> 공시된 돈은 국적별 신원보증금 하나이고, 한국은 </w:t>
       </w:r>
       <w:r>
         <w:rPr>
@@ -10014,7 +10578,7 @@
           <w:sz w:val="19"/>
           <w:szCs w:val="19"/>
         </w:rPr>
-        <w:t xml:space="preserve">RM 6만~8만, 약 1,800만~2,400만 원</w:t>
+        <w:t xml:space="preserve">RM 750, 약 23만 원</w:t>
       </w:r>
       <w:r>
         <w:rPr>
@@ -10025,7 +10589,29 @@
           <w:sz w:val="19"/>
           <w:szCs w:val="19"/>
         </w:rPr>
-        <w:t xml:space="preserve">이 기준선입니다."</w:t>
+        <w:t xml:space="preserve">이며 졸업 때 돌려받습니다. 잔고증명은 대학이나 대사관이 요구할 때를 대비해 </w:t>
+      </w:r>
+      <w:r>
+        <w:rPr>
+          <w:rFonts w:ascii="맑은 고딕" w:cs="맑은 고딕" w:eastAsia="맑은 고딕" w:hAnsi="맑은 고딕"/>
+          <w:b/>
+          <w:bCs/>
+          <w:color w:val="1D2320"/>
+          <w:sz w:val="19"/>
+          <w:szCs w:val="19"/>
+        </w:rPr>
+        <w:t xml:space="preserve">1년 치 학비와 생활비, 대략 RM 6만~8만</w:t>
+      </w:r>
+      <w:r>
+        <w:rPr>
+          <w:rFonts w:ascii="맑은 고딕" w:cs="맑은 고딕" w:eastAsia="맑은 고딕" w:hAnsi="맑은 고딕"/>
+          <w:b/>
+          <w:bCs/>
+          <w:color w:val="1D2320"/>
+          <w:sz w:val="19"/>
+          <w:szCs w:val="19"/>
+        </w:rPr>
+        <w:t xml:space="preserve">을 준비해 두시면 충분합니다."</w:t>
       </w:r>
     </w:p>
     <w:p>
@@ -10094,734 +10680,6 @@
     </w:p>
     <w:p>
       <w:pPr>
-        <w:pBdr>
-          <w:left w:val="single" w:color="9C2B24" w:sz="18" w:space="10"/>
-        </w:pBdr>
-        <w:spacing w:after="140" w:before="140" w:line="276"/>
-        <w:ind w:left="340" w:hanging="0"/>
-      </w:pPr>
-      <w:r>
-        <w:rPr>
-          <w:rFonts w:ascii="맑은 고딕" w:cs="맑은 고딕" w:eastAsia="맑은 고딕" w:hAnsi="맑은 고딕"/>
-          <w:b/>
-          <w:bCs/>
-          <w:color w:val="1D2320"/>
-          <w:sz w:val="19"/>
-          <w:szCs w:val="19"/>
-        </w:rPr>
-        <w:t xml:space="preserve">마무리 멘트</w:t>
-      </w:r>
-      <w:r>
-        <w:rPr>
-          <w:rFonts w:ascii="맑은 고딕" w:cs="맑은 고딕" w:eastAsia="맑은 고딕" w:hAnsi="맑은 고딕"/>
-          <w:b/>
-          <w:bCs/>
-          <w:color w:val="1D2320"/>
-          <w:sz w:val="19"/>
-          <w:szCs w:val="19"/>
-        </w:rPr>
-        <w:t xml:space="preserve">: "이 다섯 가지 때문에 한 학기를 통째로 미루는 학생을 매년 봅니다. 오늘 이 슬라이드 하나만 캡처해 가셔도 이 방송은 값을 한 겁니다."</w:t>
-      </w:r>
-    </w:p>
-    <w:p>
-      <w:pPr>
-        <w:pBdr>
-          <w:bottom w:val="single" w:color="D9D2C6" w:sz="6" w:space="1"/>
-        </w:pBdr>
-        <w:spacing w:after="200" w:before="200"/>
-      </w:pPr>
-      <w:r>
-        <w:rPr>
-          <w:sz w:val="2"/>
-          <w:szCs w:val="2"/>
-        </w:rPr>
-        <w:t xml:space="preserve"/>
-      </w:r>
-    </w:p>
-    <w:p>
-      <w:pPr>
-        <w:pStyle w:val="Heading2"/>
-        <w:pBdr>
-          <w:bottom w:val="single" w:color="D9D2C6" w:sz="6" w:space="6"/>
-        </w:pBdr>
-        <w:spacing w:after="140" w:before="320"/>
-      </w:pPr>
-      <w:r>
-        <w:rPr>
-          <w:rFonts w:ascii="맑은 고딕" w:cs="맑은 고딕" w:eastAsia="맑은 고딕" w:hAnsi="맑은 고딕"/>
-          <w:b/>
-          <w:bCs/>
-          <w:color w:val="1D2320"/>
-          <w:sz w:val="26"/>
-          <w:szCs w:val="26"/>
-        </w:rPr>
-        <w:t xml:space="preserve">7. 3탄 예고 · 마무리 (58:00–60:00)</w:t>
-      </w:r>
-    </w:p>
-    <w:p>
-      <w:pPr>
-        <w:spacing w:after="60" w:before="60" w:line="288"/>
-      </w:pPr>
-      <w:r>
-        <w:rPr>
-          <w:rFonts w:ascii="맑은 고딕" w:cs="맑은 고딕" w:eastAsia="맑은 고딕" w:hAnsi="맑은 고딕"/>
-          <w:b/>
-          <w:bCs/>
-          <w:color w:val="1D2320"/>
-          <w:sz w:val="20"/>
-          <w:szCs w:val="20"/>
-        </w:rPr>
-        <w:t xml:space="preserve">3탄 예고 (화면 고정)</w:t>
-      </w:r>
-    </w:p>
-    <w:p>
-      <w:pPr>
-        <w:pBdr>
-          <w:left w:val="single" w:color="9C2B24" w:sz="18" w:space="10"/>
-        </w:pBdr>
-        <w:spacing w:after="40" w:before="140" w:line="276"/>
-        <w:ind w:left="340" w:hanging="0"/>
-      </w:pPr>
-      <w:r>
-        <w:rPr>
-          <w:rFonts w:ascii="맑은 고딕" w:cs="맑은 고딕" w:eastAsia="맑은 고딕" w:hAnsi="맑은 고딕"/>
-          <w:b/>
-          <w:bCs/>
-          <w:color w:val="1D2320"/>
-          <w:sz w:val="19"/>
-          <w:szCs w:val="19"/>
-        </w:rPr>
-        <w:t xml:space="preserve">3탄 — "호주와 영국을 말레이시아에서: 모나쉬 · 노팅엄 편"</w:t>
-      </w:r>
-      <w:r>
-        <w:rPr>
-          <w:rFonts w:ascii="맑은 고딕" w:cs="맑은 고딕" w:eastAsia="맑은 고딕" w:hAnsi="맑은 고딕"/>
-          <w:b/>
-          <w:bCs/>
-          <w:color w:val="1D2320"/>
-          <w:sz w:val="19"/>
-          <w:szCs w:val="19"/>
-        </w:rPr>
-        <w:t xml:space="preserve"> / [○월 ○일]</w:t>
-      </w:r>
-    </w:p>
-    <w:p>
-      <w:pPr>
-        <w:pBdr>
-          <w:left w:val="single" w:color="9C2B24" w:sz="18" w:space="10"/>
-        </w:pBdr>
-        <w:spacing w:after="40" w:before="40" w:line="276"/>
-        <w:ind w:left="340" w:hanging="0"/>
-      </w:pPr>
-      <w:r>
-        <w:rPr>
-          <w:rFonts w:ascii="맑은 고딕" w:cs="맑은 고딕" w:eastAsia="맑은 고딕" w:hAnsi="맑은 고딕"/>
-          <w:b w:val="false"/>
-          <w:bCs w:val="false"/>
-          <w:color w:val="6B6156"/>
-          <w:sz w:val="19"/>
-          <w:szCs w:val="19"/>
-        </w:rPr>
-        <w:t xml:space="preserve">· 해외 분교의 학위는 본교와 정말 같은가</w:t>
-      </w:r>
-    </w:p>
-    <w:p>
-      <w:pPr>
-        <w:pBdr>
-          <w:left w:val="single" w:color="9C2B24" w:sz="18" w:space="10"/>
-        </w:pBdr>
-        <w:spacing w:after="40" w:before="40" w:line="276"/>
-        <w:ind w:left="340" w:hanging="0"/>
-      </w:pPr>
-      <w:r>
-        <w:rPr>
-          <w:rFonts w:ascii="맑은 고딕" w:cs="맑은 고딕" w:eastAsia="맑은 고딕" w:hAnsi="맑은 고딕"/>
-          <w:b w:val="false"/>
-          <w:bCs w:val="false"/>
-          <w:color w:val="6B6156"/>
-          <w:sz w:val="19"/>
-          <w:szCs w:val="19"/>
-        </w:rPr>
-        <w:t xml:space="preserve">· 공학·의약학 계열은 어디로 가야 하나</w:t>
-      </w:r>
-    </w:p>
-    <w:p>
-      <w:pPr>
-        <w:pBdr>
-          <w:left w:val="single" w:color="9C2B24" w:sz="18" w:space="10"/>
-        </w:pBdr>
-        <w:spacing w:after="140" w:before="40" w:line="276"/>
-        <w:ind w:left="340" w:hanging="0"/>
-      </w:pPr>
-      <w:r>
-        <w:rPr>
-          <w:rFonts w:ascii="맑은 고딕" w:cs="맑은 고딕" w:eastAsia="맑은 고딕" w:hAnsi="맑은 고딕"/>
-          <w:b w:val="false"/>
-          <w:bCs w:val="false"/>
-          <w:color w:val="6B6156"/>
-          <w:sz w:val="19"/>
-          <w:szCs w:val="19"/>
-        </w:rPr>
-        <w:t xml:space="preserve">· A-Level·IB 없이 분교에 들어가는 현실적 경로</w:t>
-      </w:r>
-    </w:p>
-    <w:p>
-      <w:pPr>
-        <w:spacing w:after="60" w:before="60" w:line="288"/>
-      </w:pPr>
-      <w:r>
-        <w:rPr>
-          <w:rFonts w:ascii="맑은 고딕" w:cs="맑은 고딕" w:eastAsia="맑은 고딕" w:hAnsi="맑은 고딕"/>
-          <w:b/>
-          <w:bCs/>
-          <w:color w:val="1D2320"/>
-          <w:sz w:val="20"/>
-          <w:szCs w:val="20"/>
-        </w:rPr>
-        <w:t xml:space="preserve">마무리 3문장</w:t>
-      </w:r>
-    </w:p>
-    <w:p>
-      <w:pPr>
-        <w:spacing w:after="40" w:before="40" w:line="276"/>
-        <w:ind w:left="340" w:hanging="340"/>
-      </w:pPr>
-      <w:r>
-        <w:rPr>
-          <w:rFonts w:ascii="맑은 고딕" w:cs="맑은 고딕" w:eastAsia="맑은 고딕" w:hAnsi="맑은 고딕"/>
-          <w:b/>
-          <w:bCs/>
-          <w:color w:val="9C2B24"/>
-          <w:sz w:val="20"/>
-          <w:szCs w:val="20"/>
-        </w:rPr>
-        <w:t xml:space="preserve">1. </w:t>
-      </w:r>
-      <w:r>
-        <w:rPr>
-          <w:rFonts w:ascii="맑은 고딕" w:cs="맑은 고딕" w:eastAsia="맑은 고딕" w:hAnsi="맑은 고딕"/>
-          <w:b w:val="false"/>
-          <w:bCs w:val="false"/>
-          <w:color w:val="1D2320"/>
-          <w:sz w:val="20"/>
-          <w:szCs w:val="20"/>
-        </w:rPr>
-        <w:t xml:space="preserve">"1탄에서 지도를 그렸고, 오늘 두 학교를 골랐습니다. 다음은 분교입니다."</w:t>
-      </w:r>
-    </w:p>
-    <w:p>
-      <w:pPr>
-        <w:spacing w:after="40" w:before="40" w:line="276"/>
-        <w:ind w:left="340" w:hanging="340"/>
-      </w:pPr>
-      <w:r>
-        <w:rPr>
-          <w:rFonts w:ascii="맑은 고딕" w:cs="맑은 고딕" w:eastAsia="맑은 고딕" w:hAnsi="맑은 고딕"/>
-          <w:b/>
-          <w:bCs/>
-          <w:color w:val="9C2B24"/>
-          <w:sz w:val="20"/>
-          <w:szCs w:val="20"/>
-        </w:rPr>
-        <w:t xml:space="preserve">2. </w:t>
-      </w:r>
-      <w:r>
-        <w:rPr>
-          <w:rFonts w:ascii="맑은 고딕" w:cs="맑은 고딕" w:eastAsia="맑은 고딕" w:hAnsi="맑은 고딕"/>
-          <w:b w:val="false"/>
-          <w:bCs w:val="false"/>
-          <w:color w:val="1D2320"/>
-          <w:sz w:val="20"/>
-          <w:szCs w:val="20"/>
-        </w:rPr>
-        <w:t xml:space="preserve">"학교를 정하셨다면 지금 상담 신청하십시오. 9월 입학은 </w:t>
-      </w:r>
-      <w:r>
-        <w:rPr>
-          <w:rFonts w:ascii="맑은 고딕" w:cs="맑은 고딕" w:eastAsia="맑은 고딕" w:hAnsi="맑은 고딕"/>
-          <w:b/>
-          <w:bCs/>
-          <w:color w:val="1D2320"/>
-          <w:sz w:val="20"/>
-          <w:szCs w:val="20"/>
-        </w:rPr>
-        <w:t xml:space="preserve">지금부터 4개월</w:t>
-      </w:r>
-      <w:r>
-        <w:rPr>
-          <w:rFonts w:ascii="맑은 고딕" w:cs="맑은 고딕" w:eastAsia="맑은 고딕" w:hAnsi="맑은 고딕"/>
-          <w:b w:val="false"/>
-          <w:bCs w:val="false"/>
-          <w:color w:val="1D2320"/>
-          <w:sz w:val="20"/>
-          <w:szCs w:val="20"/>
-        </w:rPr>
-        <w:t xml:space="preserve">입니다."</w:t>
-      </w:r>
-    </w:p>
-    <w:p>
-      <w:pPr>
-        <w:spacing w:after="40" w:before="40" w:line="276"/>
-        <w:ind w:left="340" w:hanging="340"/>
-      </w:pPr>
-      <w:r>
-        <w:rPr>
-          <w:rFonts w:ascii="맑은 고딕" w:cs="맑은 고딕" w:eastAsia="맑은 고딕" w:hAnsi="맑은 고딕"/>
-          <w:b/>
-          <w:bCs/>
-          <w:color w:val="9C2B24"/>
-          <w:sz w:val="20"/>
-          <w:szCs w:val="20"/>
-        </w:rPr>
-        <w:t xml:space="preserve">3. </w:t>
-      </w:r>
-      <w:r>
-        <w:rPr>
-          <w:rFonts w:ascii="맑은 고딕" w:cs="맑은 고딕" w:eastAsia="맑은 고딕" w:hAnsi="맑은 고딕"/>
-          <w:b w:val="false"/>
-          <w:bCs w:val="false"/>
-          <w:color w:val="1D2320"/>
-          <w:sz w:val="20"/>
-          <w:szCs w:val="20"/>
-        </w:rPr>
-        <w:t xml:space="preserve">야고보서 1:5 재인용 후 기도로 마감.</w:t>
-      </w:r>
-    </w:p>
-    <w:p>
-      <w:pPr>
-        <w:pBdr>
-          <w:bottom w:val="single" w:color="D9D2C6" w:sz="6" w:space="1"/>
-        </w:pBdr>
-        <w:spacing w:after="200" w:before="200"/>
-      </w:pPr>
-      <w:r>
-        <w:rPr>
-          <w:sz w:val="2"/>
-          <w:szCs w:val="2"/>
-        </w:rPr>
-        <w:t xml:space="preserve"/>
-      </w:r>
-    </w:p>
-    <w:p>
-      <w:pPr>
-        <w:pStyle w:val="Heading2"/>
-        <w:pBdr>
-          <w:bottom w:val="single" w:color="D9D2C6" w:sz="6" w:space="6"/>
-        </w:pBdr>
-        <w:spacing w:after="140" w:before="320"/>
-      </w:pPr>
-      <w:r>
-        <w:rPr>
-          <w:rFonts w:ascii="맑은 고딕" w:cs="맑은 고딕" w:eastAsia="맑은 고딕" w:hAnsi="맑은 고딕"/>
-          <w:b/>
-          <w:bCs/>
-          <w:color w:val="1D2320"/>
-          <w:sz w:val="26"/>
-          <w:szCs w:val="26"/>
-        </w:rPr>
-        <w:t xml:space="preserve">8. 방송 전 준비물 체크리스트</w:t>
-      </w:r>
-    </w:p>
-    <w:p>
-      <w:pPr>
-        <w:spacing w:after="40" w:before="40" w:line="276"/>
-        <w:ind w:left="340" w:hanging="260"/>
-      </w:pPr>
-      <w:r>
-        <w:rPr>
-          <w:rFonts w:ascii="맑은 고딕" w:cs="맑은 고딕" w:eastAsia="맑은 고딕" w:hAnsi="맑은 고딕"/>
-          <w:sz w:val="20"/>
-          <w:szCs w:val="20"/>
-        </w:rPr>
-        <w:t xml:space="preserve">☐  </w:t>
-      </w:r>
-      <w:r>
-        <w:rPr>
-          <w:rFonts w:ascii="맑은 고딕" w:cs="맑은 고딕" w:eastAsia="맑은 고딕" w:hAnsi="맑은 고딕"/>
-          <w:b w:val="false"/>
-          <w:bCs w:val="false"/>
-          <w:color w:val="1D2320"/>
-          <w:sz w:val="20"/>
-          <w:szCs w:val="20"/>
-        </w:rPr>
-        <w:t xml:space="preserve">1탄 라이브 채팅 로그·댓글 수집 → 미답변 질문 5개 선정</w:t>
-      </w:r>
-    </w:p>
-    <w:p>
-      <w:pPr>
-        <w:spacing w:after="40" w:before="40" w:line="276"/>
-        <w:ind w:left="340" w:hanging="260"/>
-      </w:pPr>
-      <w:r>
-        <w:rPr>
-          <w:rFonts w:ascii="맑은 고딕" w:cs="맑은 고딕" w:eastAsia="맑은 고딕" w:hAnsi="맑은 고딕"/>
-          <w:sz w:val="20"/>
-          <w:szCs w:val="20"/>
-        </w:rPr>
-        <w:t xml:space="preserve">☐  </w:t>
-      </w:r>
-      <w:r>
-        <w:rPr>
-          <w:rFonts w:ascii="맑은 고딕" w:cs="맑은 고딕" w:eastAsia="맑은 고딕" w:hAnsi="맑은 고딕"/>
-          <w:b w:val="false"/>
-          <w:bCs w:val="false"/>
-          <w:color w:val="1D2320"/>
-          <w:sz w:val="20"/>
-          <w:szCs w:val="20"/>
-        </w:rPr>
-        <w:t xml:space="preserve">테일러스 </w:t>
-      </w:r>
-      <w:r>
-        <w:rPr>
-          <w:rFonts w:ascii="맑은 고딕" w:cs="맑은 고딕" w:eastAsia="맑은 고딕" w:hAnsi="맑은 고딕"/>
-          <w:b/>
-          <w:bCs/>
-          <w:color w:val="1D2320"/>
-          <w:sz w:val="20"/>
-          <w:szCs w:val="20"/>
-        </w:rPr>
-        <w:t xml:space="preserve">Key Intakes 공식 페이지</w:t>
-      </w:r>
-      <w:r>
-        <w:rPr>
-          <w:rFonts w:ascii="맑은 고딕" w:cs="맑은 고딕" w:eastAsia="맑은 고딕" w:hAnsi="맑은 고딕"/>
-          <w:b w:val="false"/>
-          <w:bCs w:val="false"/>
-          <w:color w:val="1D2320"/>
-          <w:sz w:val="20"/>
-          <w:szCs w:val="20"/>
-        </w:rPr>
-        <w:t xml:space="preserve"> — 다음 인테이크 날짜·마감일 확정</w:t>
-      </w:r>
-    </w:p>
-    <w:p>
-      <w:pPr>
-        <w:spacing w:after="40" w:before="40" w:line="276"/>
-        <w:ind w:left="340" w:hanging="260"/>
-      </w:pPr>
-      <w:r>
-        <w:rPr>
-          <w:rFonts w:ascii="맑은 고딕" w:cs="맑은 고딕" w:eastAsia="맑은 고딕" w:hAnsi="맑은 고딕"/>
-          <w:sz w:val="20"/>
-          <w:szCs w:val="20"/>
-        </w:rPr>
-        <w:t xml:space="preserve">☐  </w:t>
-      </w:r>
-      <w:r>
-        <w:rPr>
-          <w:rFonts w:ascii="맑은 고딕" w:cs="맑은 고딕" w:eastAsia="맑은 고딕" w:hAnsi="맑은 고딕"/>
-          <w:b w:val="false"/>
-          <w:bCs w:val="false"/>
-          <w:color w:val="1D2320"/>
-          <w:sz w:val="20"/>
-          <w:szCs w:val="20"/>
-        </w:rPr>
-        <w:t xml:space="preserve">선웨이 </w:t>
-      </w:r>
-      <w:r>
-        <w:rPr>
-          <w:rFonts w:ascii="맑은 고딕" w:cs="맑은 고딕" w:eastAsia="맑은 고딕" w:hAnsi="맑은 고딕"/>
-          <w:b/>
-          <w:bCs/>
-          <w:color w:val="1D2320"/>
-          <w:sz w:val="20"/>
-          <w:szCs w:val="20"/>
-        </w:rPr>
-        <w:t xml:space="preserve">랭커스터 듀얼디그리 운영 학과 목록</w:t>
-      </w:r>
-      <w:r>
-        <w:rPr>
-          <w:rFonts w:ascii="맑은 고딕" w:cs="맑은 고딕" w:eastAsia="맑은 고딕" w:hAnsi="맑은 고딕"/>
-          <w:b w:val="false"/>
-          <w:bCs w:val="false"/>
-          <w:color w:val="1D2320"/>
-          <w:sz w:val="20"/>
-          <w:szCs w:val="20"/>
-        </w:rPr>
-        <w:t xml:space="preserve"> 확정 (전 학과가 아님)</w:t>
-      </w:r>
-    </w:p>
-    <w:p>
-      <w:pPr>
-        <w:spacing w:after="40" w:before="40" w:line="276"/>
-        <w:ind w:left="340" w:hanging="260"/>
-      </w:pPr>
-      <w:r>
-        <w:rPr>
-          <w:rFonts w:ascii="맑은 고딕" w:cs="맑은 고딕" w:eastAsia="맑은 고딕" w:hAnsi="맑은 고딕"/>
-          <w:sz w:val="20"/>
-          <w:szCs w:val="20"/>
-        </w:rPr>
-        <w:t xml:space="preserve">☐  </w:t>
-      </w:r>
-      <w:r>
-        <w:rPr>
-          <w:rFonts w:ascii="맑은 고딕" w:cs="맑은 고딕" w:eastAsia="맑은 고딕" w:hAnsi="맑은 고딕"/>
-          <w:b w:val="false"/>
-          <w:bCs w:val="false"/>
-          <w:color w:val="1D2320"/>
-          <w:sz w:val="20"/>
-          <w:szCs w:val="20"/>
-        </w:rPr>
-        <w:t xml:space="preserve">선웨이 학비 — </w:t>
-      </w:r>
-      <w:r>
-        <w:rPr>
-          <w:rFonts w:ascii="맑은 고딕" w:cs="맑은 고딕" w:eastAsia="맑은 고딕" w:hAnsi="맑은 고딕"/>
-          <w:b/>
-          <w:bCs/>
-          <w:color w:val="1D2320"/>
-          <w:sz w:val="20"/>
-          <w:szCs w:val="20"/>
-        </w:rPr>
-        <w:t xml:space="preserve">연간인지 총액인지</w:t>
-      </w:r>
-      <w:r>
-        <w:rPr>
-          <w:rFonts w:ascii="맑은 고딕" w:cs="맑은 고딕" w:eastAsia="맑은 고딕" w:hAnsi="맑은 고딕"/>
-          <w:b w:val="false"/>
-          <w:bCs w:val="false"/>
-          <w:color w:val="1D2320"/>
-          <w:sz w:val="20"/>
-          <w:szCs w:val="20"/>
-        </w:rPr>
-        <w:t xml:space="preserve"> 공식 페이지에서 확인</w:t>
-      </w:r>
-    </w:p>
-    <w:p>
-      <w:pPr>
-        <w:spacing w:after="40" w:before="40" w:line="276"/>
-        <w:ind w:left="340" w:hanging="260"/>
-      </w:pPr>
-      <w:r>
-        <w:rPr>
-          <w:rFonts w:ascii="맑은 고딕" w:cs="맑은 고딕" w:eastAsia="맑은 고딕" w:hAnsi="맑은 고딕"/>
-          <w:sz w:val="20"/>
-          <w:szCs w:val="20"/>
-        </w:rPr>
-        <w:t xml:space="preserve">☐  </w:t>
-      </w:r>
-      <w:r>
-        <w:rPr>
-          <w:rFonts w:ascii="맑은 고딕" w:cs="맑은 고딕" w:eastAsia="맑은 고딕" w:hAnsi="맑은 고딕"/>
-          <w:b w:val="false"/>
-          <w:bCs w:val="false"/>
-          <w:color w:val="1D2320"/>
-          <w:sz w:val="20"/>
-          <w:szCs w:val="20"/>
-        </w:rPr>
-        <w:t xml:space="preserve">두 학교 국제학생 수·비율 확정 수치</w:t>
-      </w:r>
-    </w:p>
-    <w:p>
-      <w:pPr>
-        <w:spacing w:after="40" w:before="40" w:line="276"/>
-        <w:ind w:left="340" w:hanging="260"/>
-      </w:pPr>
-      <w:r>
-        <w:rPr>
-          <w:rFonts w:ascii="맑은 고딕" w:cs="맑은 고딕" w:eastAsia="맑은 고딕" w:hAnsi="맑은 고딕"/>
-          <w:sz w:val="20"/>
-          <w:szCs w:val="20"/>
-        </w:rPr>
-        <w:t xml:space="preserve">☐  </w:t>
-      </w:r>
-      <w:r>
-        <w:rPr>
-          <w:rFonts w:ascii="맑은 고딕" w:cs="맑은 고딕" w:eastAsia="맑은 고딕" w:hAnsi="맑은 고딕"/>
-          <w:b w:val="false"/>
-          <w:bCs w:val="false"/>
-          <w:color w:val="1D2320"/>
-          <w:sz w:val="20"/>
-          <w:szCs w:val="20"/>
-        </w:rPr>
-        <w:t xml:space="preserve">EMGS 수수료·처리기간 최신본 확인</w:t>
-      </w:r>
-    </w:p>
-    <w:p>
-      <w:pPr>
-        <w:spacing w:after="40" w:before="40" w:line="276"/>
-        <w:ind w:left="340" w:hanging="260"/>
-      </w:pPr>
-      <w:r>
-        <w:rPr>
-          <w:rFonts w:ascii="맑은 고딕" w:cs="맑은 고딕" w:eastAsia="맑은 고딕" w:hAnsi="맑은 고딕"/>
-          <w:sz w:val="20"/>
-          <w:szCs w:val="20"/>
-        </w:rPr>
-        <w:t xml:space="preserve">☐  </w:t>
-      </w:r>
-      <w:r>
-        <w:rPr>
-          <w:rFonts w:ascii="맑은 고딕" w:cs="맑은 고딕" w:eastAsia="맑은 고딕" w:hAnsi="맑은 고딕"/>
-          <w:b/>
-          <w:bCs/>
-          <w:color w:val="1D2320"/>
-          <w:sz w:val="20"/>
-          <w:szCs w:val="20"/>
-        </w:rPr>
-        <w:t xml:space="preserve">4개 대학에 재정증명 요구 여부·금액·기간 질의</w:t>
-      </w:r>
-      <w:r>
-        <w:rPr>
-          <w:rFonts w:ascii="맑은 고딕" w:cs="맑은 고딕" w:eastAsia="맑은 고딕" w:hAnsi="맑은 고딕"/>
-          <w:b w:val="false"/>
-          <w:bCs w:val="false"/>
-          <w:color w:val="1D2320"/>
-          <w:sz w:val="20"/>
-          <w:szCs w:val="20"/>
-        </w:rPr>
-        <w:t xml:space="preserve"> (아래 문안 사용)</w:t>
-      </w:r>
-    </w:p>
-    <w:p>
-      <w:pPr>
-        <w:spacing w:after="40" w:before="40" w:line="276"/>
-        <w:ind w:left="340" w:hanging="260"/>
-      </w:pPr>
-      <w:r>
-        <w:rPr>
-          <w:rFonts w:ascii="맑은 고딕" w:cs="맑은 고딕" w:eastAsia="맑은 고딕" w:hAnsi="맑은 고딕"/>
-          <w:sz w:val="20"/>
-          <w:szCs w:val="20"/>
-        </w:rPr>
-        <w:t xml:space="preserve">☐  </w:t>
-      </w:r>
-      <w:r>
-        <w:rPr>
-          <w:rFonts w:ascii="맑은 고딕" w:cs="맑은 고딕" w:eastAsia="맑은 고딕" w:hAnsi="맑은 고딕"/>
-          <w:b w:val="false"/>
-          <w:bCs w:val="false"/>
-          <w:color w:val="1D2320"/>
-          <w:sz w:val="20"/>
-          <w:szCs w:val="20"/>
-        </w:rPr>
-        <w:t xml:space="preserve">아포스티유 발급 절차 국내 안내 링크 (외교부/정부24)</w:t>
-      </w:r>
-    </w:p>
-    <w:p>
-      <w:pPr>
-        <w:spacing w:after="40" w:before="40" w:line="276"/>
-        <w:ind w:left="340" w:hanging="260"/>
-      </w:pPr>
-      <w:r>
-        <w:rPr>
-          <w:rFonts w:ascii="맑은 고딕" w:cs="맑은 고딕" w:eastAsia="맑은 고딕" w:hAnsi="맑은 고딕"/>
-          <w:sz w:val="20"/>
-          <w:szCs w:val="20"/>
-        </w:rPr>
-        <w:t xml:space="preserve">☐  </w:t>
-      </w:r>
-      <w:r>
-        <w:rPr>
-          <w:rFonts w:ascii="맑은 고딕" w:cs="맑은 고딕" w:eastAsia="맑은 고딕" w:hAnsi="맑은 고딕"/>
-          <w:b w:val="false"/>
-          <w:bCs w:val="false"/>
-          <w:color w:val="1D2320"/>
-          <w:sz w:val="20"/>
-          <w:szCs w:val="20"/>
-        </w:rPr>
-        <w:t xml:space="preserve">비교표 슬라이드 1장 · 타임라인 슬라이드 1장 · 서류 체크리스트 1장</w:t>
-      </w:r>
-    </w:p>
-    <w:p>
-      <w:pPr>
-        <w:spacing w:after="40" w:before="40" w:line="276"/>
-        <w:ind w:left="340" w:hanging="260"/>
-      </w:pPr>
-      <w:r>
-        <w:rPr>
-          <w:rFonts w:ascii="맑은 고딕" w:cs="맑은 고딕" w:eastAsia="맑은 고딕" w:hAnsi="맑은 고딕"/>
-          <w:sz w:val="20"/>
-          <w:szCs w:val="20"/>
-        </w:rPr>
-        <w:t xml:space="preserve">☐  </w:t>
-      </w:r>
-      <w:r>
-        <w:rPr>
-          <w:rFonts w:ascii="맑은 고딕" w:cs="맑은 고딕" w:eastAsia="맑은 고딕" w:hAnsi="맑은 고딕"/>
-          <w:b/>
-          <w:bCs/>
-          <w:color w:val="1D2320"/>
-          <w:sz w:val="20"/>
-          <w:szCs w:val="20"/>
-        </w:rPr>
-        <w:t xml:space="preserve">상담 신청 폼 링크</w:t>
-      </w:r>
-      <w:r>
-        <w:rPr>
-          <w:rFonts w:ascii="맑은 고딕" w:cs="맑은 고딕" w:eastAsia="맑은 고딕" w:hAnsi="맑은 고딕"/>
-          <w:b w:val="false"/>
-          <w:bCs w:val="false"/>
-          <w:color w:val="1D2320"/>
-          <w:sz w:val="20"/>
-          <w:szCs w:val="20"/>
-        </w:rPr>
-        <w:t xml:space="preserve"> — 고정 댓글 + 방송 중 3회 언급</w:t>
-      </w:r>
-    </w:p>
-    <w:p>
-      <w:pPr>
-        <w:spacing w:after="40" w:before="40" w:line="276"/>
-        <w:ind w:left="340" w:hanging="260"/>
-      </w:pPr>
-      <w:r>
-        <w:rPr>
-          <w:rFonts w:ascii="맑은 고딕" w:cs="맑은 고딕" w:eastAsia="맑은 고딕" w:hAnsi="맑은 고딕"/>
-          <w:sz w:val="20"/>
-          <w:szCs w:val="20"/>
-        </w:rPr>
-        <w:t xml:space="preserve">☐  </w:t>
-      </w:r>
-      <w:r>
-        <w:rPr>
-          <w:rFonts w:ascii="맑은 고딕" w:cs="맑은 고딕" w:eastAsia="맑은 고딕" w:hAnsi="맑은 고딕"/>
-          <w:b w:val="false"/>
-          <w:bCs w:val="false"/>
-          <w:color w:val="1D2320"/>
-          <w:sz w:val="20"/>
-          <w:szCs w:val="20"/>
-        </w:rPr>
-        <w:t xml:space="preserve">3탄 일정 확정 후 예고 슬라이드</w:t>
-      </w:r>
-    </w:p>
-    <w:p>
-      <w:pPr>
-        <w:pBdr>
-          <w:bottom w:val="single" w:color="D9D2C6" w:sz="6" w:space="1"/>
-        </w:pBdr>
-        <w:spacing w:after="200" w:before="200"/>
-      </w:pPr>
-      <w:r>
-        <w:rPr>
-          <w:sz w:val="2"/>
-          <w:szCs w:val="2"/>
-        </w:rPr>
-        <w:t xml:space="preserve"/>
-      </w:r>
-    </w:p>
-    <w:p>
-      <w:pPr>
-        <w:pStyle w:val="Heading2"/>
-        <w:pBdr>
-          <w:bottom w:val="single" w:color="D9D2C6" w:sz="6" w:space="6"/>
-        </w:pBdr>
-        <w:spacing w:after="140" w:before="320"/>
-      </w:pPr>
-      <w:r>
-        <w:rPr>
-          <w:rFonts w:ascii="맑은 고딕" w:cs="맑은 고딕" w:eastAsia="맑은 고딕" w:hAnsi="맑은 고딕"/>
-          <w:b/>
-          <w:bCs/>
-          <w:color w:val="1D2320"/>
-          <w:sz w:val="26"/>
-          <w:szCs w:val="26"/>
-        </w:rPr>
-        <w:t xml:space="preserve">9. 출처</w:t>
-      </w:r>
-    </w:p>
-    <w:p>
-      <w:pPr>
         <w:pStyle w:val="ListParagraph"/>
         <w:numPr>
           <w:ilvl w:val="0"/>
@@ -10838,9 +10696,805 @@
           <w:sz w:val="20"/>
           <w:szCs w:val="20"/>
         </w:rPr>
+        <w:t xml:space="preserve">정기예금(fixed deposit)보다 </w:t>
+      </w:r>
+      <w:r>
+        <w:rPr>
+          <w:rFonts w:ascii="맑은 고딕" w:cs="맑은 고딕" w:eastAsia="맑은 고딕" w:hAnsi="맑은 고딕"/>
+          <w:b/>
+          <w:bCs/>
+          <w:color w:val="1D2320"/>
+          <w:sz w:val="20"/>
+          <w:szCs w:val="20"/>
+        </w:rPr>
+        <w:t xml:space="preserve">즉시 인출 가능한 형태</w:t>
+      </w:r>
+      <w:r>
+        <w:rPr>
+          <w:rFonts w:ascii="맑은 고딕" w:cs="맑은 고딕" w:eastAsia="맑은 고딕" w:hAnsi="맑은 고딕"/>
+          <w:b w:val="false"/>
+          <w:bCs w:val="false"/>
+          <w:color w:val="1D2320"/>
+          <w:sz w:val="20"/>
+          <w:szCs w:val="20"/>
+        </w:rPr>
+        <w:t xml:space="preserve">가 안전합니다.</w:t>
+      </w:r>
+    </w:p>
+    <w:p>
+      <w:pPr>
+        <w:pBdr>
+          <w:left w:val="single" w:color="9C2B24" w:sz="18" w:space="10"/>
+        </w:pBdr>
+        <w:spacing w:after="140" w:before="140" w:line="276"/>
+        <w:ind w:left="340" w:hanging="0"/>
+      </w:pPr>
+      <w:r>
+        <w:rPr>
+          <w:rFonts w:ascii="맑은 고딕" w:cs="맑은 고딕" w:eastAsia="맑은 고딕" w:hAnsi="맑은 고딕"/>
+          <w:b/>
+          <w:bCs/>
+          <w:color w:val="1D2320"/>
+          <w:sz w:val="19"/>
+          <w:szCs w:val="19"/>
+        </w:rPr>
+        <w:t xml:space="preserve">마무리 멘트</w:t>
+      </w:r>
+      <w:r>
+        <w:rPr>
+          <w:rFonts w:ascii="맑은 고딕" w:cs="맑은 고딕" w:eastAsia="맑은 고딕" w:hAnsi="맑은 고딕"/>
+          <w:b/>
+          <w:bCs/>
+          <w:color w:val="1D2320"/>
+          <w:sz w:val="19"/>
+          <w:szCs w:val="19"/>
+        </w:rPr>
+        <w:t xml:space="preserve">: "이 다섯 가지 때문에 한 학기를 통째로 미루는 학생을 매년 봅니다. 오늘 이 슬라이드 하나만 캡처해 가셔도 이 방송은 값을 한 겁니다."</w:t>
+      </w:r>
+    </w:p>
+    <w:p>
+      <w:pPr>
+        <w:pBdr>
+          <w:bottom w:val="single" w:color="D9D2C6" w:sz="6" w:space="1"/>
+        </w:pBdr>
+        <w:spacing w:after="200" w:before="200"/>
+      </w:pPr>
+      <w:r>
+        <w:rPr>
+          <w:sz w:val="2"/>
+          <w:szCs w:val="2"/>
+        </w:rPr>
+        <w:t xml:space="preserve"/>
+      </w:r>
+    </w:p>
+    <w:p>
+      <w:pPr>
+        <w:pStyle w:val="Heading2"/>
+        <w:pBdr>
+          <w:bottom w:val="single" w:color="D9D2C6" w:sz="6" w:space="6"/>
+        </w:pBdr>
+        <w:spacing w:after="140" w:before="320"/>
+      </w:pPr>
+      <w:r>
+        <w:rPr>
+          <w:rFonts w:ascii="맑은 고딕" w:cs="맑은 고딕" w:eastAsia="맑은 고딕" w:hAnsi="맑은 고딕"/>
+          <w:b/>
+          <w:bCs/>
+          <w:color w:val="1D2320"/>
+          <w:sz w:val="26"/>
+          <w:szCs w:val="26"/>
+        </w:rPr>
+        <w:t xml:space="preserve">7. 3탄 예고 · 마무리 (58:00–60:00)</w:t>
+      </w:r>
+    </w:p>
+    <w:p>
+      <w:pPr>
+        <w:spacing w:after="60" w:before="60" w:line="288"/>
+      </w:pPr>
+      <w:r>
+        <w:rPr>
+          <w:rFonts w:ascii="맑은 고딕" w:cs="맑은 고딕" w:eastAsia="맑은 고딕" w:hAnsi="맑은 고딕"/>
+          <w:b/>
+          <w:bCs/>
+          <w:color w:val="1D2320"/>
+          <w:sz w:val="20"/>
+          <w:szCs w:val="20"/>
+        </w:rPr>
+        <w:t xml:space="preserve">3탄 예고 (화면 고정)</w:t>
+      </w:r>
+    </w:p>
+    <w:p>
+      <w:pPr>
+        <w:pBdr>
+          <w:left w:val="single" w:color="9C2B24" w:sz="18" w:space="10"/>
+        </w:pBdr>
+        <w:spacing w:after="40" w:before="140" w:line="276"/>
+        <w:ind w:left="340" w:hanging="0"/>
+      </w:pPr>
+      <w:r>
+        <w:rPr>
+          <w:rFonts w:ascii="맑은 고딕" w:cs="맑은 고딕" w:eastAsia="맑은 고딕" w:hAnsi="맑은 고딕"/>
+          <w:b/>
+          <w:bCs/>
+          <w:color w:val="1D2320"/>
+          <w:sz w:val="19"/>
+          <w:szCs w:val="19"/>
+        </w:rPr>
+        <w:t xml:space="preserve">3탄 — "호주와 영국을 말레이시아에서: 모나쉬 · 노팅엄 편"</w:t>
+      </w:r>
+      <w:r>
+        <w:rPr>
+          <w:rFonts w:ascii="맑은 고딕" w:cs="맑은 고딕" w:eastAsia="맑은 고딕" w:hAnsi="맑은 고딕"/>
+          <w:b/>
+          <w:bCs/>
+          <w:color w:val="1D2320"/>
+          <w:sz w:val="19"/>
+          <w:szCs w:val="19"/>
+        </w:rPr>
+        <w:t xml:space="preserve"> / [○월 ○일]</w:t>
+      </w:r>
+    </w:p>
+    <w:p>
+      <w:pPr>
+        <w:pBdr>
+          <w:left w:val="single" w:color="9C2B24" w:sz="18" w:space="10"/>
+        </w:pBdr>
+        <w:spacing w:after="40" w:before="40" w:line="276"/>
+        <w:ind w:left="340" w:hanging="0"/>
+      </w:pPr>
+      <w:r>
+        <w:rPr>
+          <w:rFonts w:ascii="맑은 고딕" w:cs="맑은 고딕" w:eastAsia="맑은 고딕" w:hAnsi="맑은 고딕"/>
+          <w:b w:val="false"/>
+          <w:bCs w:val="false"/>
+          <w:color w:val="6B6156"/>
+          <w:sz w:val="19"/>
+          <w:szCs w:val="19"/>
+        </w:rPr>
+        <w:t xml:space="preserve">· 해외 분교의 학위는 본교와 정말 같은가</w:t>
+      </w:r>
+    </w:p>
+    <w:p>
+      <w:pPr>
+        <w:pBdr>
+          <w:left w:val="single" w:color="9C2B24" w:sz="18" w:space="10"/>
+        </w:pBdr>
+        <w:spacing w:after="40" w:before="40" w:line="276"/>
+        <w:ind w:left="340" w:hanging="0"/>
+      </w:pPr>
+      <w:r>
+        <w:rPr>
+          <w:rFonts w:ascii="맑은 고딕" w:cs="맑은 고딕" w:eastAsia="맑은 고딕" w:hAnsi="맑은 고딕"/>
+          <w:b w:val="false"/>
+          <w:bCs w:val="false"/>
+          <w:color w:val="6B6156"/>
+          <w:sz w:val="19"/>
+          <w:szCs w:val="19"/>
+        </w:rPr>
+        <w:t xml:space="preserve">· 공학·의약학 계열은 어디로 가야 하나</w:t>
+      </w:r>
+    </w:p>
+    <w:p>
+      <w:pPr>
+        <w:pBdr>
+          <w:left w:val="single" w:color="9C2B24" w:sz="18" w:space="10"/>
+        </w:pBdr>
+        <w:spacing w:after="140" w:before="40" w:line="276"/>
+        <w:ind w:left="340" w:hanging="0"/>
+      </w:pPr>
+      <w:r>
+        <w:rPr>
+          <w:rFonts w:ascii="맑은 고딕" w:cs="맑은 고딕" w:eastAsia="맑은 고딕" w:hAnsi="맑은 고딕"/>
+          <w:b w:val="false"/>
+          <w:bCs w:val="false"/>
+          <w:color w:val="6B6156"/>
+          <w:sz w:val="19"/>
+          <w:szCs w:val="19"/>
+        </w:rPr>
+        <w:t xml:space="preserve">· A-Level·IB 없이 분교에 들어가는 현실적 경로</w:t>
+      </w:r>
+    </w:p>
+    <w:p>
+      <w:pPr>
+        <w:spacing w:after="60" w:before="60" w:line="288"/>
+      </w:pPr>
+      <w:r>
+        <w:rPr>
+          <w:rFonts w:ascii="맑은 고딕" w:cs="맑은 고딕" w:eastAsia="맑은 고딕" w:hAnsi="맑은 고딕"/>
+          <w:b/>
+          <w:bCs/>
+          <w:color w:val="1D2320"/>
+          <w:sz w:val="20"/>
+          <w:szCs w:val="20"/>
+        </w:rPr>
+        <w:t xml:space="preserve">마무리 3문장</w:t>
+      </w:r>
+    </w:p>
+    <w:p>
+      <w:pPr>
+        <w:spacing w:after="40" w:before="40" w:line="276"/>
+        <w:ind w:left="340" w:hanging="340"/>
+      </w:pPr>
+      <w:r>
+        <w:rPr>
+          <w:rFonts w:ascii="맑은 고딕" w:cs="맑은 고딕" w:eastAsia="맑은 고딕" w:hAnsi="맑은 고딕"/>
+          <w:b/>
+          <w:bCs/>
+          <w:color w:val="9C2B24"/>
+          <w:sz w:val="20"/>
+          <w:szCs w:val="20"/>
+        </w:rPr>
+        <w:t xml:space="preserve">1. </w:t>
+      </w:r>
+      <w:r>
+        <w:rPr>
+          <w:rFonts w:ascii="맑은 고딕" w:cs="맑은 고딕" w:eastAsia="맑은 고딕" w:hAnsi="맑은 고딕"/>
+          <w:b w:val="false"/>
+          <w:bCs w:val="false"/>
+          <w:color w:val="1D2320"/>
+          <w:sz w:val="20"/>
+          <w:szCs w:val="20"/>
+        </w:rPr>
+        <w:t xml:space="preserve">"1탄에서 지도를 그렸고, 오늘 두 학교를 골랐습니다. 다음은 분교입니다."</w:t>
+      </w:r>
+    </w:p>
+    <w:p>
+      <w:pPr>
+        <w:spacing w:after="40" w:before="40" w:line="276"/>
+        <w:ind w:left="340" w:hanging="340"/>
+      </w:pPr>
+      <w:r>
+        <w:rPr>
+          <w:rFonts w:ascii="맑은 고딕" w:cs="맑은 고딕" w:eastAsia="맑은 고딕" w:hAnsi="맑은 고딕"/>
+          <w:b/>
+          <w:bCs/>
+          <w:color w:val="9C2B24"/>
+          <w:sz w:val="20"/>
+          <w:szCs w:val="20"/>
+        </w:rPr>
+        <w:t xml:space="preserve">2. </w:t>
+      </w:r>
+      <w:r>
+        <w:rPr>
+          <w:rFonts w:ascii="맑은 고딕" w:cs="맑은 고딕" w:eastAsia="맑은 고딕" w:hAnsi="맑은 고딕"/>
+          <w:b w:val="false"/>
+          <w:bCs w:val="false"/>
+          <w:color w:val="1D2320"/>
+          <w:sz w:val="20"/>
+          <w:szCs w:val="20"/>
+        </w:rPr>
+        <w:t xml:space="preserve">"학교를 정하셨다면 지금 상담 신청하십시오. 9월 입학은 </w:t>
+      </w:r>
+      <w:r>
+        <w:rPr>
+          <w:rFonts w:ascii="맑은 고딕" w:cs="맑은 고딕" w:eastAsia="맑은 고딕" w:hAnsi="맑은 고딕"/>
+          <w:b/>
+          <w:bCs/>
+          <w:color w:val="1D2320"/>
+          <w:sz w:val="20"/>
+          <w:szCs w:val="20"/>
+        </w:rPr>
+        <w:t xml:space="preserve">지금부터 4개월</w:t>
+      </w:r>
+      <w:r>
+        <w:rPr>
+          <w:rFonts w:ascii="맑은 고딕" w:cs="맑은 고딕" w:eastAsia="맑은 고딕" w:hAnsi="맑은 고딕"/>
+          <w:b w:val="false"/>
+          <w:bCs w:val="false"/>
+          <w:color w:val="1D2320"/>
+          <w:sz w:val="20"/>
+          <w:szCs w:val="20"/>
+        </w:rPr>
+        <w:t xml:space="preserve">입니다."</w:t>
+      </w:r>
+    </w:p>
+    <w:p>
+      <w:pPr>
+        <w:spacing w:after="40" w:before="40" w:line="276"/>
+        <w:ind w:left="340" w:hanging="340"/>
+      </w:pPr>
+      <w:r>
+        <w:rPr>
+          <w:rFonts w:ascii="맑은 고딕" w:cs="맑은 고딕" w:eastAsia="맑은 고딕" w:hAnsi="맑은 고딕"/>
+          <w:b/>
+          <w:bCs/>
+          <w:color w:val="9C2B24"/>
+          <w:sz w:val="20"/>
+          <w:szCs w:val="20"/>
+        </w:rPr>
+        <w:t xml:space="preserve">3. </w:t>
+      </w:r>
+      <w:r>
+        <w:rPr>
+          <w:rFonts w:ascii="맑은 고딕" w:cs="맑은 고딕" w:eastAsia="맑은 고딕" w:hAnsi="맑은 고딕"/>
+          <w:b w:val="false"/>
+          <w:bCs w:val="false"/>
+          <w:color w:val="1D2320"/>
+          <w:sz w:val="20"/>
+          <w:szCs w:val="20"/>
+        </w:rPr>
+        <w:t xml:space="preserve">야고보서 1:5 재인용 후 기도로 마감.</w:t>
+      </w:r>
+    </w:p>
+    <w:p>
+      <w:pPr>
+        <w:pBdr>
+          <w:bottom w:val="single" w:color="D9D2C6" w:sz="6" w:space="1"/>
+        </w:pBdr>
+        <w:spacing w:after="200" w:before="200"/>
+      </w:pPr>
+      <w:r>
+        <w:rPr>
+          <w:sz w:val="2"/>
+          <w:szCs w:val="2"/>
+        </w:rPr>
+        <w:t xml:space="preserve"/>
+      </w:r>
+    </w:p>
+    <w:p>
+      <w:pPr>
+        <w:pStyle w:val="Heading2"/>
+        <w:pBdr>
+          <w:bottom w:val="single" w:color="D9D2C6" w:sz="6" w:space="6"/>
+        </w:pBdr>
+        <w:spacing w:after="140" w:before="320"/>
+      </w:pPr>
+      <w:r>
+        <w:rPr>
+          <w:rFonts w:ascii="맑은 고딕" w:cs="맑은 고딕" w:eastAsia="맑은 고딕" w:hAnsi="맑은 고딕"/>
+          <w:b/>
+          <w:bCs/>
+          <w:color w:val="1D2320"/>
+          <w:sz w:val="26"/>
+          <w:szCs w:val="26"/>
+        </w:rPr>
+        <w:t xml:space="preserve">8. 방송 전 준비물 체크리스트</w:t>
+      </w:r>
+    </w:p>
+    <w:p>
+      <w:pPr>
+        <w:spacing w:after="40" w:before="40" w:line="276"/>
+        <w:ind w:left="340" w:hanging="260"/>
+      </w:pPr>
+      <w:r>
+        <w:rPr>
+          <w:rFonts w:ascii="맑은 고딕" w:cs="맑은 고딕" w:eastAsia="맑은 고딕" w:hAnsi="맑은 고딕"/>
+          <w:sz w:val="20"/>
+          <w:szCs w:val="20"/>
+        </w:rPr>
+        <w:t xml:space="preserve">☐  </w:t>
+      </w:r>
+      <w:r>
+        <w:rPr>
+          <w:rFonts w:ascii="맑은 고딕" w:cs="맑은 고딕" w:eastAsia="맑은 고딕" w:hAnsi="맑은 고딕"/>
+          <w:b w:val="false"/>
+          <w:bCs w:val="false"/>
+          <w:color w:val="1D2320"/>
+          <w:sz w:val="20"/>
+          <w:szCs w:val="20"/>
+        </w:rPr>
+        <w:t xml:space="preserve">1탄 라이브 채팅 로그·댓글 수집 → 미답변 질문 5개 선정</w:t>
+      </w:r>
+    </w:p>
+    <w:p>
+      <w:pPr>
+        <w:spacing w:after="40" w:before="40" w:line="276"/>
+        <w:ind w:left="340" w:hanging="260"/>
+      </w:pPr>
+      <w:r>
+        <w:rPr>
+          <w:rFonts w:ascii="맑은 고딕" w:cs="맑은 고딕" w:eastAsia="맑은 고딕" w:hAnsi="맑은 고딕"/>
+          <w:sz w:val="20"/>
+          <w:szCs w:val="20"/>
+        </w:rPr>
+        <w:t xml:space="preserve">☐  </w:t>
+      </w:r>
+      <w:r>
+        <w:rPr>
+          <w:rFonts w:ascii="맑은 고딕" w:cs="맑은 고딕" w:eastAsia="맑은 고딕" w:hAnsi="맑은 고딕"/>
+          <w:b w:val="false"/>
+          <w:bCs w:val="false"/>
+          <w:color w:val="1D2320"/>
+          <w:sz w:val="20"/>
+          <w:szCs w:val="20"/>
+        </w:rPr>
+        <w:t xml:space="preserve">테일러스 </w:t>
+      </w:r>
+      <w:r>
+        <w:rPr>
+          <w:rFonts w:ascii="맑은 고딕" w:cs="맑은 고딕" w:eastAsia="맑은 고딕" w:hAnsi="맑은 고딕"/>
+          <w:b/>
+          <w:bCs/>
+          <w:color w:val="1D2320"/>
+          <w:sz w:val="20"/>
+          <w:szCs w:val="20"/>
+        </w:rPr>
+        <w:t xml:space="preserve">Key Intakes 공식 페이지</w:t>
+      </w:r>
+      <w:r>
+        <w:rPr>
+          <w:rFonts w:ascii="맑은 고딕" w:cs="맑은 고딕" w:eastAsia="맑은 고딕" w:hAnsi="맑은 고딕"/>
+          <w:b w:val="false"/>
+          <w:bCs w:val="false"/>
+          <w:color w:val="1D2320"/>
+          <w:sz w:val="20"/>
+          <w:szCs w:val="20"/>
+        </w:rPr>
+        <w:t xml:space="preserve"> — 다음 인테이크 날짜·마감일 확정</w:t>
+      </w:r>
+    </w:p>
+    <w:p>
+      <w:pPr>
+        <w:spacing w:after="40" w:before="40" w:line="276"/>
+        <w:ind w:left="340" w:hanging="260"/>
+      </w:pPr>
+      <w:r>
+        <w:rPr>
+          <w:rFonts w:ascii="맑은 고딕" w:cs="맑은 고딕" w:eastAsia="맑은 고딕" w:hAnsi="맑은 고딕"/>
+          <w:sz w:val="20"/>
+          <w:szCs w:val="20"/>
+        </w:rPr>
+        <w:t xml:space="preserve">☐  </w:t>
+      </w:r>
+      <w:r>
+        <w:rPr>
+          <w:rFonts w:ascii="맑은 고딕" w:cs="맑은 고딕" w:eastAsia="맑은 고딕" w:hAnsi="맑은 고딕"/>
+          <w:b w:val="false"/>
+          <w:bCs w:val="false"/>
+          <w:color w:val="1D2320"/>
+          <w:sz w:val="20"/>
+          <w:szCs w:val="20"/>
+        </w:rPr>
+        <w:t xml:space="preserve">선웨이 </w:t>
+      </w:r>
+      <w:r>
+        <w:rPr>
+          <w:rFonts w:ascii="맑은 고딕" w:cs="맑은 고딕" w:eastAsia="맑은 고딕" w:hAnsi="맑은 고딕"/>
+          <w:b/>
+          <w:bCs/>
+          <w:color w:val="1D2320"/>
+          <w:sz w:val="20"/>
+          <w:szCs w:val="20"/>
+        </w:rPr>
+        <w:t xml:space="preserve">랭커스터 듀얼디그리 운영 학과 목록</w:t>
+      </w:r>
+      <w:r>
+        <w:rPr>
+          <w:rFonts w:ascii="맑은 고딕" w:cs="맑은 고딕" w:eastAsia="맑은 고딕" w:hAnsi="맑은 고딕"/>
+          <w:b w:val="false"/>
+          <w:bCs w:val="false"/>
+          <w:color w:val="1D2320"/>
+          <w:sz w:val="20"/>
+          <w:szCs w:val="20"/>
+        </w:rPr>
+        <w:t xml:space="preserve"> 확정 (전 학과가 아님)</w:t>
+      </w:r>
+    </w:p>
+    <w:p>
+      <w:pPr>
+        <w:spacing w:after="40" w:before="40" w:line="276"/>
+        <w:ind w:left="340" w:hanging="260"/>
+      </w:pPr>
+      <w:r>
+        <w:rPr>
+          <w:rFonts w:ascii="맑은 고딕" w:cs="맑은 고딕" w:eastAsia="맑은 고딕" w:hAnsi="맑은 고딕"/>
+          <w:sz w:val="20"/>
+          <w:szCs w:val="20"/>
+        </w:rPr>
+        <w:t xml:space="preserve">☐  </w:t>
+      </w:r>
+      <w:r>
+        <w:rPr>
+          <w:rFonts w:ascii="맑은 고딕" w:cs="맑은 고딕" w:eastAsia="맑은 고딕" w:hAnsi="맑은 고딕"/>
+          <w:b w:val="false"/>
+          <w:bCs w:val="false"/>
+          <w:color w:val="1D2320"/>
+          <w:sz w:val="20"/>
+          <w:szCs w:val="20"/>
+        </w:rPr>
+        <w:t xml:space="preserve">선웨이 학비 — </w:t>
+      </w:r>
+      <w:r>
+        <w:rPr>
+          <w:rFonts w:ascii="맑은 고딕" w:cs="맑은 고딕" w:eastAsia="맑은 고딕" w:hAnsi="맑은 고딕"/>
+          <w:b/>
+          <w:bCs/>
+          <w:color w:val="1D2320"/>
+          <w:sz w:val="20"/>
+          <w:szCs w:val="20"/>
+        </w:rPr>
+        <w:t xml:space="preserve">연간인지 총액인지</w:t>
+      </w:r>
+      <w:r>
+        <w:rPr>
+          <w:rFonts w:ascii="맑은 고딕" w:cs="맑은 고딕" w:eastAsia="맑은 고딕" w:hAnsi="맑은 고딕"/>
+          <w:b w:val="false"/>
+          <w:bCs w:val="false"/>
+          <w:color w:val="1D2320"/>
+          <w:sz w:val="20"/>
+          <w:szCs w:val="20"/>
+        </w:rPr>
+        <w:t xml:space="preserve"> 공식 페이지에서 확인</w:t>
+      </w:r>
+    </w:p>
+    <w:p>
+      <w:pPr>
+        <w:spacing w:after="40" w:before="40" w:line="276"/>
+        <w:ind w:left="340" w:hanging="260"/>
+      </w:pPr>
+      <w:r>
+        <w:rPr>
+          <w:rFonts w:ascii="맑은 고딕" w:cs="맑은 고딕" w:eastAsia="맑은 고딕" w:hAnsi="맑은 고딕"/>
+          <w:sz w:val="20"/>
+          <w:szCs w:val="20"/>
+        </w:rPr>
+        <w:t xml:space="preserve">☐  </w:t>
+      </w:r>
+      <w:r>
+        <w:rPr>
+          <w:rFonts w:ascii="맑은 고딕" w:cs="맑은 고딕" w:eastAsia="맑은 고딕" w:hAnsi="맑은 고딕"/>
+          <w:b w:val="false"/>
+          <w:bCs w:val="false"/>
+          <w:color w:val="1D2320"/>
+          <w:sz w:val="20"/>
+          <w:szCs w:val="20"/>
+        </w:rPr>
+        <w:t xml:space="preserve">두 학교 국제학생 수·비율 확정 수치</w:t>
+      </w:r>
+    </w:p>
+    <w:p>
+      <w:pPr>
+        <w:spacing w:after="40" w:before="40" w:line="276"/>
+        <w:ind w:left="340" w:hanging="260"/>
+      </w:pPr>
+      <w:r>
+        <w:rPr>
+          <w:rFonts w:ascii="맑은 고딕" w:cs="맑은 고딕" w:eastAsia="맑은 고딕" w:hAnsi="맑은 고딕"/>
+          <w:sz w:val="20"/>
+          <w:szCs w:val="20"/>
+        </w:rPr>
+        <w:t xml:space="preserve">☐  </w:t>
+      </w:r>
+      <w:r>
+        <w:rPr>
+          <w:rFonts w:ascii="맑은 고딕" w:cs="맑은 고딕" w:eastAsia="맑은 고딕" w:hAnsi="맑은 고딕"/>
+          <w:b w:val="false"/>
+          <w:bCs w:val="false"/>
+          <w:color w:val="1D2320"/>
+          <w:sz w:val="20"/>
+          <w:szCs w:val="20"/>
+        </w:rPr>
+        <w:t xml:space="preserve">EMGS 수수료·처리기간 최신본 확인 (완전한 신청 기준 14 영업일)</w:t>
+      </w:r>
+    </w:p>
+    <w:p>
+      <w:pPr>
+        <w:spacing w:after="40" w:before="40" w:line="276"/>
+        <w:ind w:left="340" w:hanging="260"/>
+      </w:pPr>
+      <w:r>
+        <w:rPr>
+          <w:rFonts w:ascii="맑은 고딕" w:cs="맑은 고딕" w:eastAsia="맑은 고딕" w:hAnsi="맑은 고딕"/>
+          <w:sz w:val="20"/>
+          <w:szCs w:val="20"/>
+        </w:rPr>
+        <w:t xml:space="preserve">☐  </w:t>
+      </w:r>
+      <w:r>
+        <w:rPr>
+          <w:rFonts w:ascii="맑은 고딕" w:cs="맑은 고딕" w:eastAsia="맑은 고딕" w:hAnsi="맑은 고딕"/>
+          <w:b w:val="false"/>
+          <w:bCs w:val="false"/>
+          <w:color w:val="1D2320"/>
+          <w:sz w:val="20"/>
+          <w:szCs w:val="20"/>
+        </w:rPr>
+        <w:t xml:space="preserve">Personal Bond 국적별 요율표에서 한국 RM 750 재확인</w:t>
+      </w:r>
+    </w:p>
+    <w:p>
+      <w:pPr>
+        <w:spacing w:after="40" w:before="40" w:line="276"/>
+        <w:ind w:left="340" w:hanging="260"/>
+      </w:pPr>
+      <w:r>
+        <w:rPr>
+          <w:rFonts w:ascii="맑은 고딕" w:cs="맑은 고딕" w:eastAsia="맑은 고딕" w:hAnsi="맑은 고딕"/>
+          <w:sz w:val="20"/>
+          <w:szCs w:val="20"/>
+        </w:rPr>
+        <w:t xml:space="preserve">☐  </w:t>
+      </w:r>
+      <w:r>
+        <w:rPr>
+          <w:rFonts w:ascii="맑은 고딕" w:cs="맑은 고딕" w:eastAsia="맑은 고딕" w:hAnsi="맑은 고딕"/>
+          <w:b/>
+          <w:bCs/>
+          <w:color w:val="1D2320"/>
+          <w:sz w:val="20"/>
+          <w:szCs w:val="20"/>
+        </w:rPr>
+        <w:t xml:space="preserve">4개 대학에 재정증명 요구 여부·금액·기간 질의</w:t>
+      </w:r>
+      <w:r>
+        <w:rPr>
+          <w:rFonts w:ascii="맑은 고딕" w:cs="맑은 고딕" w:eastAsia="맑은 고딕" w:hAnsi="맑은 고딕"/>
+          <w:b w:val="false"/>
+          <w:bCs w:val="false"/>
+          <w:color w:val="1D2320"/>
+          <w:sz w:val="20"/>
+          <w:szCs w:val="20"/>
+        </w:rPr>
+        <w:t xml:space="preserve"> (아래 문안 사용)</w:t>
+      </w:r>
+    </w:p>
+    <w:p>
+      <w:pPr>
+        <w:spacing w:after="40" w:before="40" w:line="276"/>
+        <w:ind w:left="340" w:hanging="260"/>
+      </w:pPr>
+      <w:r>
+        <w:rPr>
+          <w:rFonts w:ascii="맑은 고딕" w:cs="맑은 고딕" w:eastAsia="맑은 고딕" w:hAnsi="맑은 고딕"/>
+          <w:sz w:val="20"/>
+          <w:szCs w:val="20"/>
+        </w:rPr>
+        <w:t xml:space="preserve">☐  </w:t>
+      </w:r>
+      <w:r>
+        <w:rPr>
+          <w:rFonts w:ascii="맑은 고딕" w:cs="맑은 고딕" w:eastAsia="맑은 고딕" w:hAnsi="맑은 고딕"/>
+          <w:b w:val="false"/>
+          <w:bCs w:val="false"/>
+          <w:color w:val="1D2320"/>
+          <w:sz w:val="20"/>
+          <w:szCs w:val="20"/>
+        </w:rPr>
+        <w:t xml:space="preserve">아포스티유 발급 절차 국내 안내 링크 (외교부/정부24)</w:t>
+      </w:r>
+    </w:p>
+    <w:p>
+      <w:pPr>
+        <w:spacing w:after="40" w:before="40" w:line="276"/>
+        <w:ind w:left="340" w:hanging="260"/>
+      </w:pPr>
+      <w:r>
+        <w:rPr>
+          <w:rFonts w:ascii="맑은 고딕" w:cs="맑은 고딕" w:eastAsia="맑은 고딕" w:hAnsi="맑은 고딕"/>
+          <w:sz w:val="20"/>
+          <w:szCs w:val="20"/>
+        </w:rPr>
+        <w:t xml:space="preserve">☐  </w:t>
+      </w:r>
+      <w:r>
+        <w:rPr>
+          <w:rFonts w:ascii="맑은 고딕" w:cs="맑은 고딕" w:eastAsia="맑은 고딕" w:hAnsi="맑은 고딕"/>
+          <w:b w:val="false"/>
+          <w:bCs w:val="false"/>
+          <w:color w:val="1D2320"/>
+          <w:sz w:val="20"/>
+          <w:szCs w:val="20"/>
+        </w:rPr>
+        <w:t xml:space="preserve">비교표 슬라이드 1장 · 타임라인 슬라이드 1장 · 서류 체크리스트 1장</w:t>
+      </w:r>
+    </w:p>
+    <w:p>
+      <w:pPr>
+        <w:spacing w:after="40" w:before="40" w:line="276"/>
+        <w:ind w:left="340" w:hanging="260"/>
+      </w:pPr>
+      <w:r>
+        <w:rPr>
+          <w:rFonts w:ascii="맑은 고딕" w:cs="맑은 고딕" w:eastAsia="맑은 고딕" w:hAnsi="맑은 고딕"/>
+          <w:sz w:val="20"/>
+          <w:szCs w:val="20"/>
+        </w:rPr>
+        <w:t xml:space="preserve">☐  </w:t>
+      </w:r>
+      <w:r>
+        <w:rPr>
+          <w:rFonts w:ascii="맑은 고딕" w:cs="맑은 고딕" w:eastAsia="맑은 고딕" w:hAnsi="맑은 고딕"/>
+          <w:b/>
+          <w:bCs/>
+          <w:color w:val="1D2320"/>
+          <w:sz w:val="20"/>
+          <w:szCs w:val="20"/>
+        </w:rPr>
+        <w:t xml:space="preserve">상담 신청 폼 링크</w:t>
+      </w:r>
+      <w:r>
+        <w:rPr>
+          <w:rFonts w:ascii="맑은 고딕" w:cs="맑은 고딕" w:eastAsia="맑은 고딕" w:hAnsi="맑은 고딕"/>
+          <w:b w:val="false"/>
+          <w:bCs w:val="false"/>
+          <w:color w:val="1D2320"/>
+          <w:sz w:val="20"/>
+          <w:szCs w:val="20"/>
+        </w:rPr>
+        <w:t xml:space="preserve"> — 고정 댓글 + 방송 중 3회 언급</w:t>
+      </w:r>
+    </w:p>
+    <w:p>
+      <w:pPr>
+        <w:spacing w:after="40" w:before="40" w:line="276"/>
+        <w:ind w:left="340" w:hanging="260"/>
+      </w:pPr>
+      <w:r>
+        <w:rPr>
+          <w:rFonts w:ascii="맑은 고딕" w:cs="맑은 고딕" w:eastAsia="맑은 고딕" w:hAnsi="맑은 고딕"/>
+          <w:sz w:val="20"/>
+          <w:szCs w:val="20"/>
+        </w:rPr>
+        <w:t xml:space="preserve">☐  </w:t>
+      </w:r>
+      <w:r>
+        <w:rPr>
+          <w:rFonts w:ascii="맑은 고딕" w:cs="맑은 고딕" w:eastAsia="맑은 고딕" w:hAnsi="맑은 고딕"/>
+          <w:b w:val="false"/>
+          <w:bCs w:val="false"/>
+          <w:color w:val="1D2320"/>
+          <w:sz w:val="20"/>
+          <w:szCs w:val="20"/>
+        </w:rPr>
+        <w:t xml:space="preserve">3탄 일정 확정 후 예고 슬라이드</w:t>
+      </w:r>
+    </w:p>
+    <w:p>
+      <w:pPr>
+        <w:pBdr>
+          <w:bottom w:val="single" w:color="D9D2C6" w:sz="6" w:space="1"/>
+        </w:pBdr>
+        <w:spacing w:after="200" w:before="200"/>
+      </w:pPr>
+      <w:r>
+        <w:rPr>
+          <w:sz w:val="2"/>
+          <w:szCs w:val="2"/>
+        </w:rPr>
+        <w:t xml:space="preserve"/>
+      </w:r>
+    </w:p>
+    <w:p>
+      <w:pPr>
+        <w:pStyle w:val="Heading2"/>
+        <w:pBdr>
+          <w:bottom w:val="single" w:color="D9D2C6" w:sz="6" w:space="6"/>
+        </w:pBdr>
+        <w:spacing w:after="140" w:before="320"/>
+      </w:pPr>
+      <w:r>
+        <w:rPr>
+          <w:rFonts w:ascii="맑은 고딕" w:cs="맑은 고딕" w:eastAsia="맑은 고딕" w:hAnsi="맑은 고딕"/>
+          <w:b/>
+          <w:bCs/>
+          <w:color w:val="1D2320"/>
+          <w:sz w:val="26"/>
+          <w:szCs w:val="26"/>
+        </w:rPr>
+        <w:t xml:space="preserve">9. 출처</w:t>
+      </w:r>
+    </w:p>
+    <w:p>
+      <w:pPr>
+        <w:pStyle w:val="ListParagraph"/>
+        <w:numPr>
+          <w:ilvl w:val="0"/>
+          <w:numId w:val="2"/>
+        </w:numPr>
+        <w:spacing w:after="40" w:before="40" w:line="276"/>
+      </w:pPr>
+      <w:r>
+        <w:rPr>
+          <w:rFonts w:ascii="맑은 고딕" w:cs="맑은 고딕" w:eastAsia="맑은 고딕" w:hAnsi="맑은 고딕"/>
+          <w:b w:val="false"/>
+          <w:bCs w:val="false"/>
+          <w:color w:val="1D2320"/>
+          <w:sz w:val="20"/>
+          <w:szCs w:val="20"/>
+        </w:rPr>
         <w:t xml:space="preserve">테일러스 QS 과목별 랭킹 2026: </w:t>
       </w:r>
-      <w:hyperlink w:history="1" r:id="rIdxs5d-n7mu-famko53evjs">
+      <w:hyperlink w:history="1" r:id="rIdrdjb5girt_8c5hecbyvqf">
         <w:r>
           <w:rPr>
             <w:rFonts w:ascii="맑은 고딕" w:cs="맑은 고딕" w:eastAsia="맑은 고딕" w:hAnsi="맑은 고딕"/>
@@ -10865,7 +11519,7 @@
         </w:rPr>
         <w:t xml:space="preserve">, </w:t>
       </w:r>
-      <w:hyperlink w:history="1" r:id="rIddah2ql9vskgqtq6e1ens5">
+      <w:hyperlink w:history="1" r:id="rIdrfnnsvdjdwgbo2bolru9k">
         <w:r>
           <w:rPr>
             <w:rFonts w:ascii="맑은 고딕" w:cs="맑은 고딕" w:eastAsia="맑은 고딕" w:hAnsi="맑은 고딕"/>
@@ -10900,7 +11554,7 @@
         </w:rPr>
         <w:t xml:space="preserve">테일러스 인테이크·입학: </w:t>
       </w:r>
-      <w:hyperlink w:history="1" r:id="rIdcgavta-_ukyoyjgehs-kl">
+      <w:hyperlink w:history="1" r:id="rIdw11-vht633soidaat9wwg">
         <w:r>
           <w:rPr>
             <w:rFonts w:ascii="맑은 고딕" w:cs="맑은 고딕" w:eastAsia="맑은 고딕" w:hAnsi="맑은 고딕"/>
@@ -10925,7 +11579,7 @@
         </w:rPr>
         <w:t xml:space="preserve">, </w:t>
       </w:r>
-      <w:hyperlink w:history="1" r:id="rIdpcyi3l7vmvgvpgvobzega">
+      <w:hyperlink w:history="1" r:id="rId1vs7vgdorosimsw2h3kty">
         <w:r>
           <w:rPr>
             <w:rFonts w:ascii="맑은 고딕" w:cs="맑은 고딕" w:eastAsia="맑은 고딕" w:hAnsi="맑은 고딕"/>
@@ -10960,7 +11614,7 @@
         </w:rPr>
         <w:t xml:space="preserve">선웨이-랭커스터 듀얼디그리: </w:t>
       </w:r>
-      <w:hyperlink w:history="1" r:id="rIdpaus5c9ii7lutxtjf_vpk">
+      <w:hyperlink w:history="1" r:id="rIdmxsaqbzebth-cvsh8lgkl">
         <w:r>
           <w:rPr>
             <w:rFonts w:ascii="맑은 고딕" w:cs="맑은 고딕" w:eastAsia="맑은 고딕" w:hAnsi="맑은 고딕"/>
@@ -10985,7 +11639,7 @@
         </w:rPr>
         <w:t xml:space="preserve">, </w:t>
       </w:r>
-      <w:hyperlink w:history="1" r:id="rIddjar2zwbyeizferdv7dgh">
+      <w:hyperlink w:history="1" r:id="rIdy4aqvqocxsrqmqji03dk4">
         <w:r>
           <w:rPr>
             <w:rFonts w:ascii="맑은 고딕" w:cs="맑은 고딕" w:eastAsia="맑은 고딕" w:hAnsi="맑은 고딕"/>
@@ -11020,7 +11674,7 @@
         </w:rPr>
         <w:t xml:space="preserve">선웨이 학비·과정: </w:t>
       </w:r>
-      <w:hyperlink w:history="1" r:id="rIddpf_wglbwclvdihyiv2ro">
+      <w:hyperlink w:history="1" r:id="rIdk4npdu39dygbtqjtearz6">
         <w:r>
           <w:rPr>
             <w:rFonts w:ascii="맑은 고딕" w:cs="맑은 고딕" w:eastAsia="맑은 고딕" w:hAnsi="맑은 고딕"/>
@@ -11045,7 +11699,7 @@
         </w:rPr>
         <w:t xml:space="preserve">, </w:t>
       </w:r>
-      <w:hyperlink w:history="1" r:id="rIdwxng9qycpy9a08p-twpff">
+      <w:hyperlink w:history="1" r:id="rIdf2q2odynhrhr21ev4ol4v">
         <w:r>
           <w:rPr>
             <w:rFonts w:ascii="맑은 고딕" w:cs="맑은 고딕" w:eastAsia="맑은 고딕" w:hAnsi="맑은 고딕"/>
@@ -11078,34 +11732,9 @@
           <w:sz w:val="20"/>
           <w:szCs w:val="20"/>
         </w:rPr>
-        <w:t xml:space="preserve">재정증명 요건: </w:t>
-      </w:r>
-      <w:hyperlink w:history="1" r:id="rId_sj3pcqw6hsnickpynvyt">
-        <w:r>
-          <w:rPr>
-            <w:rFonts w:ascii="맑은 고딕" w:cs="맑은 고딕" w:eastAsia="맑은 고딕" w:hAnsi="맑은 고딕"/>
-            <w:b w:val="false"/>
-            <w:bCs w:val="false"/>
-            <w:color w:val="1155CC"/>
-            <w:sz w:val="20"/>
-            <w:szCs w:val="20"/>
-            <w:u w:val="single"/>
-          </w:rPr>
-          <w:t xml:space="preserve">Proof of Funds for Malaysia Student Visa (Qogent)</w:t>
-        </w:r>
-      </w:hyperlink>
-      <w:r>
-        <w:rPr>
-          <w:rFonts w:ascii="맑은 고딕" w:cs="맑은 고딕" w:eastAsia="맑은 고딕" w:hAnsi="맑은 고딕"/>
-          <w:b w:val="false"/>
-          <w:bCs w:val="false"/>
-          <w:color w:val="1D2320"/>
-          <w:sz w:val="20"/>
-          <w:szCs w:val="20"/>
-        </w:rPr>
-        <w:t xml:space="preserve">, </w:t>
-      </w:r>
-      <w:hyperlink w:history="1" r:id="rIdjys_d1hcbe3wct3mhtr2x">
+        <w:t xml:space="preserve">재정증명·필수서류: </w:t>
+      </w:r>
+      <w:hyperlink w:history="1" r:id="rId9ldvkahrayp-1unexqvmb">
         <w:r>
           <w:rPr>
             <w:rFonts w:ascii="맑은 고딕" w:cs="맑은 고딕" w:eastAsia="맑은 고딕" w:hAnsi="맑은 고딕"/>
@@ -11130,7 +11759,7 @@
         </w:rPr>
         <w:t xml:space="preserve">, </w:t>
       </w:r>
-      <w:hyperlink w:history="1" r:id="rIdcdk1bzqyr_lnyittc4o-y">
+      <w:hyperlink w:history="1" r:id="rIdandkjh9kcqwjm55sk4sol">
         <w:r>
           <w:rPr>
             <w:rFonts w:ascii="맑은 고딕" w:cs="맑은 고딕" w:eastAsia="맑은 고딕" w:hAnsi="맑은 고딕"/>
@@ -11163,9 +11792,129 @@
           <w:sz w:val="20"/>
           <w:szCs w:val="20"/>
         </w:rPr>
+        <w:t xml:space="preserve">Personal Bond 국적별 요율: </w:t>
+      </w:r>
+      <w:hyperlink w:history="1" r:id="rIdiimbisiluak0yr8felnfb">
+        <w:r>
+          <w:rPr>
+            <w:rFonts w:ascii="맑은 고딕" w:cs="맑은 고딕" w:eastAsia="맑은 고딕" w:hAnsi="맑은 고딕"/>
+            <w:b w:val="false"/>
+            <w:bCs w:val="false"/>
+            <w:color w:val="1155CC"/>
+            <w:sz w:val="20"/>
+            <w:szCs w:val="20"/>
+            <w:u w:val="single"/>
+          </w:rPr>
+          <w:t xml:space="preserve">EMGS — Personal Bond Requirements (PDF)</w:t>
+        </w:r>
+      </w:hyperlink>
+      <w:r>
+        <w:rPr>
+          <w:rFonts w:ascii="맑은 고딕" w:cs="맑은 고딕" w:eastAsia="맑은 고딕" w:hAnsi="맑은 고딕"/>
+          <w:b w:val="false"/>
+          <w:bCs w:val="false"/>
+          <w:color w:val="1D2320"/>
+          <w:sz w:val="20"/>
+          <w:szCs w:val="20"/>
+        </w:rPr>
+        <w:t xml:space="preserve">, </w:t>
+      </w:r>
+      <w:hyperlink w:history="1" r:id="rId_fzqf5dsl3uwrc2htog-6">
+        <w:r>
+          <w:rPr>
+            <w:rFonts w:ascii="맑은 고딕" w:cs="맑은 고딕" w:eastAsia="맑은 고딕" w:hAnsi="맑은 고딕"/>
+            <w:b w:val="false"/>
+            <w:bCs w:val="false"/>
+            <w:color w:val="1155CC"/>
+            <w:sz w:val="20"/>
+            <w:szCs w:val="20"/>
+            <w:u w:val="single"/>
+          </w:rPr>
+          <w:t xml:space="preserve">Immigration Dept — Personal Security Bond Rates (PDF)</w:t>
+        </w:r>
+      </w:hyperlink>
+      <w:r>
+        <w:rPr>
+          <w:rFonts w:ascii="맑은 고딕" w:cs="맑은 고딕" w:eastAsia="맑은 고딕" w:hAnsi="맑은 고딕"/>
+          <w:b w:val="false"/>
+          <w:bCs w:val="false"/>
+          <w:color w:val="1D2320"/>
+          <w:sz w:val="20"/>
+          <w:szCs w:val="20"/>
+        </w:rPr>
+        <w:t xml:space="preserve">, </w:t>
+      </w:r>
+      <w:hyperlink w:history="1" r:id="rId7nqvhiug63s7gctowgd2w">
+        <w:r>
+          <w:rPr>
+            <w:rFonts w:ascii="맑은 고딕" w:cs="맑은 고딕" w:eastAsia="맑은 고딕" w:hAnsi="맑은 고딕"/>
+            <w:b w:val="false"/>
+            <w:bCs w:val="false"/>
+            <w:color w:val="1155CC"/>
+            <w:sz w:val="20"/>
+            <w:szCs w:val="20"/>
+            <w:u w:val="single"/>
+          </w:rPr>
+          <w:t xml:space="preserve">UTM International — Personal Bond</w:t>
+        </w:r>
+      </w:hyperlink>
+    </w:p>
+    <w:p>
+      <w:pPr>
+        <w:pStyle w:val="ListParagraph"/>
+        <w:numPr>
+          <w:ilvl w:val="0"/>
+          <w:numId w:val="2"/>
+        </w:numPr>
+        <w:spacing w:after="40" w:before="40" w:line="276"/>
+      </w:pPr>
+      <w:r>
+        <w:rPr>
+          <w:rFonts w:ascii="맑은 고딕" w:cs="맑은 고딕" w:eastAsia="맑은 고딕" w:hAnsi="맑은 고딕"/>
+          <w:b w:val="false"/>
+          <w:bCs w:val="false"/>
+          <w:color w:val="1D2320"/>
+          <w:sz w:val="20"/>
+          <w:szCs w:val="20"/>
+        </w:rPr>
+        <w:t xml:space="preserve">SEV 필요 국가: </w:t>
+      </w:r>
+      <w:hyperlink w:history="1" r:id="rId8rtjq5vhr0aylz4rfpiii">
+        <w:r>
+          <w:rPr>
+            <w:rFonts w:ascii="맑은 고딕" w:cs="맑은 고딕" w:eastAsia="맑은 고딕" w:hAnsi="맑은 고딕"/>
+            <w:b w:val="false"/>
+            <w:bCs w:val="false"/>
+            <w:color w:val="1155CC"/>
+            <w:sz w:val="20"/>
+            <w:szCs w:val="20"/>
+            <w:u w:val="single"/>
+          </w:rPr>
+          <w:t xml:space="preserve">EMGS — SEV Required Countries</w:t>
+        </w:r>
+      </w:hyperlink>
+    </w:p>
+    <w:p>
+      <w:pPr>
+        <w:pStyle w:val="ListParagraph"/>
+        <w:numPr>
+          <w:ilvl w:val="0"/>
+          <w:numId w:val="2"/>
+        </w:numPr>
+        <w:spacing w:after="40" w:before="40" w:line="276"/>
+      </w:pPr>
+      <w:r>
+        <w:rPr>
+          <w:rFonts w:ascii="맑은 고딕" w:cs="맑은 고딕" w:eastAsia="맑은 고딕" w:hAnsi="맑은 고딕"/>
+          <w:b w:val="false"/>
+          <w:bCs w:val="false"/>
+          <w:color w:val="1D2320"/>
+          <w:sz w:val="20"/>
+          <w:szCs w:val="20"/>
+        </w:rPr>
         <w:t xml:space="preserve">EMGS 학생비자 절차: </w:t>
       </w:r>
-      <w:hyperlink w:history="1" r:id="rIdxgzxwzwgxv3uyhmx1ycap">
+      <w:hyperlink w:history="1" r:id="rIdskyxtkrcpn0rkdrewpnoj">
         <w:r>
           <w:rPr>
             <w:rFonts w:ascii="맑은 고딕" w:cs="맑은 고딕" w:eastAsia="맑은 고딕" w:hAnsi="맑은 고딕"/>
@@ -11190,7 +11939,7 @@
         </w:rPr>
         <w:t xml:space="preserve">, </w:t>
       </w:r>
-      <w:hyperlink w:history="1" r:id="rIdr_dck28oct7comwcm1tt9">
+      <w:hyperlink w:history="1" r:id="rIde_k12ap0ao35zopzwsxcw">
         <w:r>
           <w:rPr>
             <w:rFonts w:ascii="맑은 고딕" w:cs="맑은 고딕" w:eastAsia="맑은 고딕" w:hAnsi="맑은 고딕"/>

--- a/design/malaysia-study-live/말레이시아유학_2탄_라이브구성안.docx
+++ b/design/malaysia-study-live/말레이시아유학_2탄_라이브구성안.docx
@@ -7607,6 +7607,227 @@
     </w:p>
     <w:p>
       <w:pPr>
+        <w:pBdr>
+          <w:left w:val="single" w:color="9C2B24" w:sz="18" w:space="10"/>
+        </w:pBdr>
+        <w:spacing w:after="40" w:before="140" w:line="276"/>
+        <w:ind w:left="340" w:hanging="0"/>
+      </w:pPr>
+      <w:r>
+        <w:rPr>
+          <w:rFonts w:ascii="맑은 고딕" w:cs="맑은 고딕" w:eastAsia="맑은 고딕" w:hAnsi="맑은 고딕"/>
+          <w:b/>
+          <w:bCs/>
+          <w:color w:val="1D2320"/>
+          <w:sz w:val="19"/>
+          <w:szCs w:val="19"/>
+        </w:rPr>
+        <w:t xml:space="preserve">⚠ 서류 인증 — 아포스티유가 아니라 </w:t>
+      </w:r>
+      <w:r>
+        <w:rPr>
+          <w:rFonts w:ascii="맑은 고딕" w:cs="맑은 고딕" w:eastAsia="맑은 고딕" w:hAnsi="맑은 고딕"/>
+          <w:b/>
+          <w:bCs/>
+          <w:color w:val="1D2320"/>
+          <w:sz w:val="19"/>
+          <w:szCs w:val="19"/>
+        </w:rPr>
+        <w:t xml:space="preserve">영사확인</w:t>
+      </w:r>
+      <w:r>
+        <w:rPr>
+          <w:rFonts w:ascii="맑은 고딕" w:cs="맑은 고딕" w:eastAsia="맑은 고딕" w:hAnsi="맑은 고딕"/>
+          <w:b/>
+          <w:bCs/>
+          <w:color w:val="1D2320"/>
+          <w:sz w:val="19"/>
+          <w:szCs w:val="19"/>
+        </w:rPr>
+        <w:t xml:space="preserve">입니다</w:t>
+      </w:r>
+    </w:p>
+    <w:p>
+      <w:pPr>
+        <w:pBdr>
+          <w:left w:val="single" w:color="9C2B24" w:sz="18" w:space="10"/>
+        </w:pBdr>
+        <w:spacing w:after="40" w:before="40" w:line="276"/>
+        <w:ind w:left="340" w:hanging="0"/>
+      </w:pPr>
+      <w:r>
+        <w:rPr>
+          <w:rFonts w:ascii="맑은 고딕" w:cs="맑은 고딕" w:eastAsia="맑은 고딕" w:hAnsi="맑은 고딕"/>
+          <w:b/>
+          <w:bCs/>
+          <w:color w:val="1D2320"/>
+          <w:sz w:val="19"/>
+          <w:szCs w:val="19"/>
+        </w:rPr>
+        <w:t xml:space="preserve">말레이시아는 헤이그 아포스티유 협약 비가입국입니다.</w:t>
+      </w:r>
+      <w:r>
+        <w:rPr>
+          <w:rFonts w:ascii="맑은 고딕" w:cs="맑은 고딕" w:eastAsia="맑은 고딕" w:hAnsi="맑은 고딕"/>
+          <w:b/>
+          <w:bCs/>
+          <w:color w:val="1D2320"/>
+          <w:sz w:val="19"/>
+          <w:szCs w:val="19"/>
+        </w:rPr>
+        <w:t xml:space="preserve"> 영국·호주·미국과 달리 아포스티유가 통하지 않으므로, 한국에서 발급한 검정고시 합격증명서·성적증명서는 </w:t>
+      </w:r>
+      <w:r>
+        <w:rPr>
+          <w:rFonts w:ascii="맑은 고딕" w:cs="맑은 고딕" w:eastAsia="맑은 고딕" w:hAnsi="맑은 고딕"/>
+          <w:b/>
+          <w:bCs/>
+          <w:color w:val="1D2320"/>
+          <w:sz w:val="19"/>
+          <w:szCs w:val="19"/>
+        </w:rPr>
+        <w:t xml:space="preserve">외교부 영사확인 → 주한 말레이시아 대사관 확인</w:t>
+      </w:r>
+      <w:r>
+        <w:rPr>
+          <w:rFonts w:ascii="맑은 고딕" w:cs="맑은 고딕" w:eastAsia="맑은 고딕" w:hAnsi="맑은 고딕"/>
+          <w:b/>
+          <w:bCs/>
+          <w:color w:val="1D2320"/>
+          <w:sz w:val="19"/>
+          <w:szCs w:val="19"/>
+        </w:rPr>
+        <w:t xml:space="preserve">을 거쳐야 합니다.</w:t>
+      </w:r>
+    </w:p>
+    <w:p>
+      <w:pPr>
+        <w:pBdr>
+          <w:left w:val="single" w:color="9C2B24" w:sz="18" w:space="10"/>
+        </w:pBdr>
+        <w:spacing w:after="40" w:before="40" w:line="276"/>
+        <w:ind w:left="340" w:hanging="0"/>
+      </w:pPr>
+      <w:r>
+        <w:rPr>
+          <w:rFonts w:ascii="맑은 고딕" w:cs="맑은 고딕" w:eastAsia="맑은 고딕" w:hAnsi="맑은 고딕"/>
+          <w:b w:val="false"/>
+          <w:bCs w:val="false"/>
+          <w:color w:val="6B6156"/>
+          <w:sz w:val="19"/>
+          <w:szCs w:val="19"/>
+        </w:rPr>
+        <w:t xml:space="preserve">· 아포스티유를 받아 가면 </w:t>
+      </w:r>
+      <w:r>
+        <w:rPr>
+          <w:rFonts w:ascii="맑은 고딕" w:cs="맑은 고딕" w:eastAsia="맑은 고딕" w:hAnsi="맑은 고딕"/>
+          <w:b/>
+          <w:bCs/>
+          <w:color w:val="6B6156"/>
+          <w:sz w:val="19"/>
+          <w:szCs w:val="19"/>
+        </w:rPr>
+        <w:t xml:space="preserve">반려</w:t>
+      </w:r>
+      <w:r>
+        <w:rPr>
+          <w:rFonts w:ascii="맑은 고딕" w:cs="맑은 고딕" w:eastAsia="맑은 고딕" w:hAnsi="맑은 고딕"/>
+          <w:b w:val="false"/>
+          <w:bCs w:val="false"/>
+          <w:color w:val="6B6156"/>
+          <w:sz w:val="19"/>
+          <w:szCs w:val="19"/>
+        </w:rPr>
+        <w:t xml:space="preserve">되고, 영사확인을 다시 밟느라 </w:t>
+      </w:r>
+      <w:r>
+        <w:rPr>
+          <w:rFonts w:ascii="맑은 고딕" w:cs="맑은 고딕" w:eastAsia="맑은 고딕" w:hAnsi="맑은 고딕"/>
+          <w:b/>
+          <w:bCs/>
+          <w:color w:val="6B6156"/>
+          <w:sz w:val="19"/>
+          <w:szCs w:val="19"/>
+        </w:rPr>
+        <w:t xml:space="preserve">2~3주</w:t>
+      </w:r>
+      <w:r>
+        <w:rPr>
+          <w:rFonts w:ascii="맑은 고딕" w:cs="맑은 고딕" w:eastAsia="맑은 고딕" w:hAnsi="맑은 고딕"/>
+          <w:b w:val="false"/>
+          <w:bCs w:val="false"/>
+          <w:color w:val="6B6156"/>
+          <w:sz w:val="19"/>
+          <w:szCs w:val="19"/>
+        </w:rPr>
+        <w:t xml:space="preserve">가 추가로 듭니다.</w:t>
+      </w:r>
+    </w:p>
+    <w:p>
+      <w:pPr>
+        <w:pBdr>
+          <w:left w:val="single" w:color="9C2B24" w:sz="18" w:space="10"/>
+        </w:pBdr>
+        <w:spacing w:after="40" w:before="40" w:line="276"/>
+        <w:ind w:left="340" w:hanging="0"/>
+      </w:pPr>
+      <w:r>
+        <w:rPr>
+          <w:rFonts w:ascii="맑은 고딕" w:cs="맑은 고딕" w:eastAsia="맑은 고딕" w:hAnsi="맑은 고딕"/>
+          <w:b w:val="false"/>
+          <w:bCs w:val="false"/>
+          <w:color w:val="6B6156"/>
+          <w:sz w:val="19"/>
+          <w:szCs w:val="19"/>
+        </w:rPr>
+        <w:t xml:space="preserve">· 검정고시 합격자 발표 직후 바로 착수하십시오.</w:t>
+      </w:r>
+    </w:p>
+    <w:p>
+      <w:pPr>
+        <w:pBdr>
+          <w:left w:val="single" w:color="9C2B24" w:sz="18" w:space="10"/>
+        </w:pBdr>
+        <w:spacing w:after="140" w:before="40" w:line="276"/>
+        <w:ind w:left="340" w:hanging="0"/>
+      </w:pPr>
+      <w:r>
+        <w:rPr>
+          <w:rFonts w:ascii="맑은 고딕" w:cs="맑은 고딕" w:eastAsia="맑은 고딕" w:hAnsi="맑은 고딕"/>
+          <w:b w:val="false"/>
+          <w:bCs w:val="false"/>
+          <w:color w:val="6B6156"/>
+          <w:sz w:val="19"/>
+          <w:szCs w:val="19"/>
+        </w:rPr>
+        <w:t xml:space="preserve">· 귀국 후 </w:t>
+      </w:r>
+      <w:r>
+        <w:rPr>
+          <w:rFonts w:ascii="맑은 고딕" w:cs="맑은 고딕" w:eastAsia="맑은 고딕" w:hAnsi="맑은 고딕"/>
+          <w:b/>
+          <w:bCs/>
+          <w:color w:val="6B6156"/>
+          <w:sz w:val="19"/>
+          <w:szCs w:val="19"/>
+        </w:rPr>
+        <w:t xml:space="preserve">한국 대학 편입 시에도</w:t>
+      </w:r>
+      <w:r>
+        <w:rPr>
+          <w:rFonts w:ascii="맑은 고딕" w:cs="맑은 고딕" w:eastAsia="맑은 고딕" w:hAnsi="맑은 고딕"/>
+          <w:b w:val="false"/>
+          <w:bCs w:val="false"/>
+          <w:color w:val="6B6156"/>
+          <w:sz w:val="19"/>
+          <w:szCs w:val="19"/>
+        </w:rPr>
+        <w:t xml:space="preserve"> 말레이시아 대학 서류는 주말레이시아 한국대사관 영사확인이 필요합니다.</w:t>
+      </w:r>
+    </w:p>
+    <w:p>
+      <w:pPr>
         <w:pStyle w:val="Heading3"/>
         <w:spacing w:after="100" w:before="240"/>
       </w:pPr>
@@ -7761,18 +7982,18 @@
                 <w:sz w:val="18"/>
                 <w:szCs w:val="18"/>
               </w:rPr>
-              <w:t xml:space="preserve">아포스티유 + 영문 번역공증</w:t>
-            </w:r>
-            <w:r>
-              <w:rPr>
-                <w:rFonts w:ascii="맑은 고딕" w:cs="맑은 고딕" w:eastAsia="맑은 고딕" w:hAnsi="맑은 고딕"/>
-                <w:b w:val="false"/>
-                <w:bCs w:val="false"/>
-                <w:color w:val="1D2320"/>
-                <w:sz w:val="18"/>
-                <w:szCs w:val="18"/>
-              </w:rPr>
-              <w:t xml:space="preserve"> (2~3주 소요)</w:t>
+              <w:t xml:space="preserve">영문 번역공증 + 영사확인</w:t>
+            </w:r>
+            <w:r>
+              <w:rPr>
+                <w:rFonts w:ascii="맑은 고딕" w:cs="맑은 고딕" w:eastAsia="맑은 고딕" w:hAnsi="맑은 고딕"/>
+                <w:b w:val="false"/>
+                <w:bCs w:val="false"/>
+                <w:color w:val="1D2320"/>
+                <w:sz w:val="18"/>
+                <w:szCs w:val="18"/>
+              </w:rPr>
+              <w:t xml:space="preserve"> (2~3주 소요, 아포스티유 아님)</w:t>
             </w:r>
           </w:p>
         </w:tc>
@@ -8198,7 +8419,18 @@
           <w:sz w:val="20"/>
           <w:szCs w:val="20"/>
         </w:rPr>
-        <w:t xml:space="preserve">아포스티유 + 영문 번역공증</w:t>
+        <w:t xml:space="preserve">영문 번역공증 + 영사확인</w:t>
+      </w:r>
+      <w:r>
+        <w:rPr>
+          <w:rFonts w:ascii="맑은 고딕" w:cs="맑은 고딕" w:eastAsia="맑은 고딕" w:hAnsi="맑은 고딕"/>
+          <w:b w:val="false"/>
+          <w:bCs w:val="false"/>
+          <w:color w:val="1D2320"/>
+          <w:sz w:val="20"/>
+          <w:szCs w:val="20"/>
+        </w:rPr>
+        <w:t xml:space="preserve"> (아포스티유 아님)</w:t>
       </w:r>
     </w:p>
     <w:p>
@@ -8476,18 +8708,18 @@
           <w:sz w:val="20"/>
           <w:szCs w:val="20"/>
         </w:rPr>
-        <w:t xml:space="preserve">아포스티유 누락</w:t>
-      </w:r>
-      <w:r>
-        <w:rPr>
-          <w:rFonts w:ascii="맑은 고딕" w:cs="맑은 고딕" w:eastAsia="맑은 고딕" w:hAnsi="맑은 고딕"/>
-          <w:b w:val="false"/>
-          <w:bCs w:val="false"/>
-          <w:color w:val="1D2320"/>
-          <w:sz w:val="20"/>
-          <w:szCs w:val="20"/>
-        </w:rPr>
-        <w:t xml:space="preserve"> — 번역공증만으로는 부족한 경우가 많습니다.</w:t>
+        <w:t xml:space="preserve">아포스티유로 잘못 준비</w:t>
+      </w:r>
+      <w:r>
+        <w:rPr>
+          <w:rFonts w:ascii="맑은 고딕" w:cs="맑은 고딕" w:eastAsia="맑은 고딕" w:hAnsi="맑은 고딕"/>
+          <w:b w:val="false"/>
+          <w:bCs w:val="false"/>
+          <w:color w:val="1D2320"/>
+          <w:sz w:val="20"/>
+          <w:szCs w:val="20"/>
+        </w:rPr>
+        <w:t xml:space="preserve"> — 말레이시아는 헤이그 아포스티유 협약 비가입국입니다. 아포스티유를 받아 가면 반려되며, 영사확인(외교부 → 주한 말레이시아 대사관)을 다시 밟아야 해 2~3주가 추가로 듭니다.</w:t>
       </w:r>
     </w:p>
     <w:p>
@@ -11344,13 +11576,24 @@
       <w:r>
         <w:rPr>
           <w:rFonts w:ascii="맑은 고딕" w:cs="맑은 고딕" w:eastAsia="맑은 고딕" w:hAnsi="맑은 고딕"/>
-          <w:b w:val="false"/>
-          <w:bCs w:val="false"/>
-          <w:color w:val="1D2320"/>
-          <w:sz w:val="20"/>
-          <w:szCs w:val="20"/>
-        </w:rPr>
-        <w:t xml:space="preserve">아포스티유 발급 절차 국내 안내 링크 (외교부/정부24)</w:t>
+          <w:b/>
+          <w:bCs/>
+          <w:color w:val="1D2320"/>
+          <w:sz w:val="20"/>
+          <w:szCs w:val="20"/>
+        </w:rPr>
+        <w:t xml:space="preserve">영사확인</w:t>
+      </w:r>
+      <w:r>
+        <w:rPr>
+          <w:rFonts w:ascii="맑은 고딕" w:cs="맑은 고딕" w:eastAsia="맑은 고딕" w:hAnsi="맑은 고딕"/>
+          <w:b w:val="false"/>
+          <w:bCs w:val="false"/>
+          <w:color w:val="1D2320"/>
+          <w:sz w:val="20"/>
+          <w:szCs w:val="20"/>
+        </w:rPr>
+        <w:t xml:space="preserve"> 절차 국내 안내 링크 (외교부 영사확인 → 주한 말레이시아 대사관) — 아포스티유 아님</w:t>
       </w:r>
     </w:p>
     <w:p>
@@ -11494,7 +11737,7 @@
         </w:rPr>
         <w:t xml:space="preserve">테일러스 QS 과목별 랭킹 2026: </w:t>
       </w:r>
-      <w:hyperlink w:history="1" r:id="rIdrdjb5girt_8c5hecbyvqf">
+      <w:hyperlink w:history="1" r:id="rIddo7-9rlutrbsrei2tk88q">
         <w:r>
           <w:rPr>
             <w:rFonts w:ascii="맑은 고딕" w:cs="맑은 고딕" w:eastAsia="맑은 고딕" w:hAnsi="맑은 고딕"/>
@@ -11519,7 +11762,7 @@
         </w:rPr>
         <w:t xml:space="preserve">, </w:t>
       </w:r>
-      <w:hyperlink w:history="1" r:id="rIdrfnnsvdjdwgbo2bolru9k">
+      <w:hyperlink w:history="1" r:id="rIdfvrmypzwqj0oyzencfqjy">
         <w:r>
           <w:rPr>
             <w:rFonts w:ascii="맑은 고딕" w:cs="맑은 고딕" w:eastAsia="맑은 고딕" w:hAnsi="맑은 고딕"/>
@@ -11554,7 +11797,7 @@
         </w:rPr>
         <w:t xml:space="preserve">테일러스 인테이크·입학: </w:t>
       </w:r>
-      <w:hyperlink w:history="1" r:id="rIdw11-vht633soidaat9wwg">
+      <w:hyperlink w:history="1" r:id="rIdq1hwdkwpay8bwfs_e3fwf">
         <w:r>
           <w:rPr>
             <w:rFonts w:ascii="맑은 고딕" w:cs="맑은 고딕" w:eastAsia="맑은 고딕" w:hAnsi="맑은 고딕"/>
@@ -11579,7 +11822,7 @@
         </w:rPr>
         <w:t xml:space="preserve">, </w:t>
       </w:r>
-      <w:hyperlink w:history="1" r:id="rId1vs7vgdorosimsw2h3kty">
+      <w:hyperlink w:history="1" r:id="rIdc3bf9nuk3dzslusxydkag">
         <w:r>
           <w:rPr>
             <w:rFonts w:ascii="맑은 고딕" w:cs="맑은 고딕" w:eastAsia="맑은 고딕" w:hAnsi="맑은 고딕"/>
@@ -11614,7 +11857,7 @@
         </w:rPr>
         <w:t xml:space="preserve">선웨이-랭커스터 듀얼디그리: </w:t>
       </w:r>
-      <w:hyperlink w:history="1" r:id="rIdmxsaqbzebth-cvsh8lgkl">
+      <w:hyperlink w:history="1" r:id="rIdamcdsf71-puoadjlsi7sm">
         <w:r>
           <w:rPr>
             <w:rFonts w:ascii="맑은 고딕" w:cs="맑은 고딕" w:eastAsia="맑은 고딕" w:hAnsi="맑은 고딕"/>
@@ -11639,7 +11882,7 @@
         </w:rPr>
         <w:t xml:space="preserve">, </w:t>
       </w:r>
-      <w:hyperlink w:history="1" r:id="rIdy4aqvqocxsrqmqji03dk4">
+      <w:hyperlink w:history="1" r:id="rIdhn1kfbwiejbf7l8suwg0i">
         <w:r>
           <w:rPr>
             <w:rFonts w:ascii="맑은 고딕" w:cs="맑은 고딕" w:eastAsia="맑은 고딕" w:hAnsi="맑은 고딕"/>
@@ -11674,7 +11917,7 @@
         </w:rPr>
         <w:t xml:space="preserve">선웨이 학비·과정: </w:t>
       </w:r>
-      <w:hyperlink w:history="1" r:id="rIdk4npdu39dygbtqjtearz6">
+      <w:hyperlink w:history="1" r:id="rIddl1kjlxu4pxnuoho5coe5">
         <w:r>
           <w:rPr>
             <w:rFonts w:ascii="맑은 고딕" w:cs="맑은 고딕" w:eastAsia="맑은 고딕" w:hAnsi="맑은 고딕"/>
@@ -11699,7 +11942,7 @@
         </w:rPr>
         <w:t xml:space="preserve">, </w:t>
       </w:r>
-      <w:hyperlink w:history="1" r:id="rIdf2q2odynhrhr21ev4ol4v">
+      <w:hyperlink w:history="1" r:id="rId6nuq3stpbmtglrs0i-jsx">
         <w:r>
           <w:rPr>
             <w:rFonts w:ascii="맑은 고딕" w:cs="맑은 고딕" w:eastAsia="맑은 고딕" w:hAnsi="맑은 고딕"/>
@@ -11734,7 +11977,7 @@
         </w:rPr>
         <w:t xml:space="preserve">재정증명·필수서류: </w:t>
       </w:r>
-      <w:hyperlink w:history="1" r:id="rId9ldvkahrayp-1unexqvmb">
+      <w:hyperlink w:history="1" r:id="rIdpjzpl3g6qlpdjsi-taopc">
         <w:r>
           <w:rPr>
             <w:rFonts w:ascii="맑은 고딕" w:cs="맑은 고딕" w:eastAsia="맑은 고딕" w:hAnsi="맑은 고딕"/>
@@ -11759,7 +12002,7 @@
         </w:rPr>
         <w:t xml:space="preserve">, </w:t>
       </w:r>
-      <w:hyperlink w:history="1" r:id="rIdandkjh9kcqwjm55sk4sol">
+      <w:hyperlink w:history="1" r:id="rId_9ekcy2sxxq-yub5nsrpg">
         <w:r>
           <w:rPr>
             <w:rFonts w:ascii="맑은 고딕" w:cs="맑은 고딕" w:eastAsia="맑은 고딕" w:hAnsi="맑은 고딕"/>
@@ -11794,7 +12037,7 @@
         </w:rPr>
         <w:t xml:space="preserve">Personal Bond 국적별 요율: </w:t>
       </w:r>
-      <w:hyperlink w:history="1" r:id="rIdiimbisiluak0yr8felnfb">
+      <w:hyperlink w:history="1" r:id="rIda9ut1hvpo0j1nvd-gebm4">
         <w:r>
           <w:rPr>
             <w:rFonts w:ascii="맑은 고딕" w:cs="맑은 고딕" w:eastAsia="맑은 고딕" w:hAnsi="맑은 고딕"/>
@@ -11819,7 +12062,7 @@
         </w:rPr>
         <w:t xml:space="preserve">, </w:t>
       </w:r>
-      <w:hyperlink w:history="1" r:id="rId_fzqf5dsl3uwrc2htog-6">
+      <w:hyperlink w:history="1" r:id="rIddniqzocnojfphlaztewxl">
         <w:r>
           <w:rPr>
             <w:rFonts w:ascii="맑은 고딕" w:cs="맑은 고딕" w:eastAsia="맑은 고딕" w:hAnsi="맑은 고딕"/>
@@ -11844,7 +12087,7 @@
         </w:rPr>
         <w:t xml:space="preserve">, </w:t>
       </w:r>
-      <w:hyperlink w:history="1" r:id="rId7nqvhiug63s7gctowgd2w">
+      <w:hyperlink w:history="1" r:id="rIdtx3j3i0fqilvvhtiucvuu">
         <w:r>
           <w:rPr>
             <w:rFonts w:ascii="맑은 고딕" w:cs="맑은 고딕" w:eastAsia="맑은 고딕" w:hAnsi="맑은 고딕"/>
@@ -11879,7 +12122,7 @@
         </w:rPr>
         <w:t xml:space="preserve">SEV 필요 국가: </w:t>
       </w:r>
-      <w:hyperlink w:history="1" r:id="rId8rtjq5vhr0aylz4rfpiii">
+      <w:hyperlink w:history="1" r:id="rId4e0bpkq0yf_yqwvrgs_s7">
         <w:r>
           <w:rPr>
             <w:rFonts w:ascii="맑은 고딕" w:cs="맑은 고딕" w:eastAsia="맑은 고딕" w:hAnsi="맑은 고딕"/>
@@ -11912,9 +12155,55 @@
           <w:sz w:val="20"/>
           <w:szCs w:val="20"/>
         </w:rPr>
+        <w:t xml:space="preserve">서류 인증(영사확인): 말레이시아는 </w:t>
+      </w:r>
+      <w:hyperlink w:history="1" r:id="rId7jfu2kiey_kukdlob4-98">
+        <w:r>
+          <w:rPr>
+            <w:rFonts w:ascii="맑은 고딕" w:cs="맑은 고딕" w:eastAsia="맑은 고딕" w:hAnsi="맑은 고딕"/>
+            <w:b w:val="false"/>
+            <w:bCs w:val="false"/>
+            <w:color w:val="1155CC"/>
+            <w:sz w:val="20"/>
+            <w:szCs w:val="20"/>
+            <w:u w:val="single"/>
+          </w:rPr>
+          <w:t xml:space="preserve">헤이그 아포스티유 협약</w:t>
+        </w:r>
+      </w:hyperlink>
+      <w:r>
+        <w:rPr>
+          <w:rFonts w:ascii="맑은 고딕" w:cs="맑은 고딕" w:eastAsia="맑은 고딕" w:hAnsi="맑은 고딕"/>
+          <w:b w:val="false"/>
+          <w:bCs w:val="false"/>
+          <w:color w:val="1D2320"/>
+          <w:sz w:val="20"/>
+          <w:szCs w:val="20"/>
+        </w:rPr>
+        <w:t xml:space="preserve"> 비가입국 — 영사 인증 체계 유지</w:t>
+      </w:r>
+    </w:p>
+    <w:p>
+      <w:pPr>
+        <w:pStyle w:val="ListParagraph"/>
+        <w:numPr>
+          <w:ilvl w:val="0"/>
+          <w:numId w:val="2"/>
+        </w:numPr>
+        <w:spacing w:after="40" w:before="40" w:line="276"/>
+      </w:pPr>
+      <w:r>
+        <w:rPr>
+          <w:rFonts w:ascii="맑은 고딕" w:cs="맑은 고딕" w:eastAsia="맑은 고딕" w:hAnsi="맑은 고딕"/>
+          <w:b w:val="false"/>
+          <w:bCs w:val="false"/>
+          <w:color w:val="1D2320"/>
+          <w:sz w:val="20"/>
+          <w:szCs w:val="20"/>
+        </w:rPr>
         <w:t xml:space="preserve">EMGS 학생비자 절차: </w:t>
       </w:r>
-      <w:hyperlink w:history="1" r:id="rIdskyxtkrcpn0rkdrewpnoj">
+      <w:hyperlink w:history="1" r:id="rIdjzarhl7exsfukfeqbktbt">
         <w:r>
           <w:rPr>
             <w:rFonts w:ascii="맑은 고딕" w:cs="맑은 고딕" w:eastAsia="맑은 고딕" w:hAnsi="맑은 고딕"/>
@@ -11939,7 +12228,7 @@
         </w:rPr>
         <w:t xml:space="preserve">, </w:t>
       </w:r>
-      <w:hyperlink w:history="1" r:id="rIde_k12ap0ao35zopzwsxcw">
+      <w:hyperlink w:history="1" r:id="rIdly9nixk6soepvujxgta4z">
         <w:r>
           <w:rPr>
             <w:rFonts w:ascii="맑은 고딕" w:cs="맑은 고딕" w:eastAsia="맑은 고딕" w:hAnsi="맑은 고딕"/>

--- a/design/malaysia-study-live/말레이시아유학_2탄_라이브구성안.docx
+++ b/design/malaysia-study-live/말레이시아유학_2탄_라이브구성안.docx
@@ -4271,35 +4271,24 @@
       <w:r>
         <w:rPr>
           <w:rFonts w:ascii="맑은 고딕" w:cs="맑은 고딕" w:eastAsia="맑은 고딕" w:hAnsi="맑은 고딕"/>
-          <w:b w:val="false"/>
-          <w:bCs w:val="false"/>
-          <w:color w:val="6B6156"/>
+          <w:b/>
+          <w:bCs/>
+          <w:color w:val="1D2320"/>
           <w:sz w:val="19"/>
           <w:szCs w:val="19"/>
         </w:rPr>
-        <w:t xml:space="preserve">방송 전 </w:t>
-      </w:r>
-      <w:r>
-        <w:rPr>
-          <w:rFonts w:ascii="맑은 고딕" w:cs="맑은 고딕" w:eastAsia="맑은 고딕" w:hAnsi="맑은 고딕"/>
-          <w:b/>
-          <w:bCs/>
-          <w:color w:val="6B6156"/>
+        <w:t xml:space="preserve">입학 시기는 학교 문의로 확인되었습니다 — 테일러스 학사 2·4·9월, 파운데이션 2·4·8월.</w:t>
+      </w:r>
+      <w:r>
+        <w:rPr>
+          <w:rFonts w:ascii="맑은 고딕" w:cs="맑은 고딕" w:eastAsia="맑은 고딕" w:hAnsi="맑은 고딕"/>
+          <w:b/>
+          <w:bCs/>
+          <w:color w:val="1D2320"/>
           <w:sz w:val="19"/>
           <w:szCs w:val="19"/>
         </w:rPr>
-        <w:t xml:space="preserve">공식 Key Intakes 페이지</w:t>
-      </w:r>
-      <w:r>
-        <w:rPr>
-          <w:rFonts w:ascii="맑은 고딕" w:cs="맑은 고딕" w:eastAsia="맑은 고딕" w:hAnsi="맑은 고딕"/>
-          <w:b w:val="false"/>
-          <w:bCs w:val="false"/>
-          <w:color w:val="6B6156"/>
-          <w:sz w:val="19"/>
-          <w:szCs w:val="19"/>
-        </w:rPr>
-        <w:t xml:space="preserve">에서 다음 인테이크 날짜와 지원 마감일을 확정해 화면에 띄우십시오. "지금 신청하면 언제 들어가는지"가 상담 전환의 핵심입니다.</w:t>
+        <w:t xml:space="preserve"> 화면에 띄우시고, 학과별 원서 마감일만 추가로 확인하십시오. "지금 신청하면 언제 들어가는지"가 상담 전환의 핵심입니다.</w:t>
       </w:r>
     </w:p>
     <w:p>
@@ -11319,40 +11308,40 @@
           <w:sz w:val="20"/>
           <w:szCs w:val="20"/>
         </w:rPr>
-        <w:t xml:space="preserve">☐  </w:t>
-      </w:r>
-      <w:r>
-        <w:rPr>
-          <w:rFonts w:ascii="맑은 고딕" w:cs="맑은 고딕" w:eastAsia="맑은 고딕" w:hAnsi="맑은 고딕"/>
-          <w:b w:val="false"/>
-          <w:bCs w:val="false"/>
-          <w:color w:val="1D2320"/>
-          <w:sz w:val="20"/>
-          <w:szCs w:val="20"/>
-        </w:rPr>
-        <w:t xml:space="preserve">테일러스 </w:t>
-      </w:r>
-      <w:r>
-        <w:rPr>
-          <w:rFonts w:ascii="맑은 고딕" w:cs="맑은 고딕" w:eastAsia="맑은 고딕" w:hAnsi="맑은 고딕"/>
-          <w:b/>
-          <w:bCs/>
-          <w:color w:val="1D2320"/>
-          <w:sz w:val="20"/>
-          <w:szCs w:val="20"/>
-        </w:rPr>
-        <w:t xml:space="preserve">Key Intakes 공식 페이지</w:t>
-      </w:r>
-      <w:r>
-        <w:rPr>
-          <w:rFonts w:ascii="맑은 고딕" w:cs="맑은 고딕" w:eastAsia="맑은 고딕" w:hAnsi="맑은 고딕"/>
-          <w:b w:val="false"/>
-          <w:bCs w:val="false"/>
-          <w:color w:val="1D2320"/>
-          <w:sz w:val="20"/>
-          <w:szCs w:val="20"/>
-        </w:rPr>
-        <w:t xml:space="preserve"> — 다음 인테이크 날짜·마감일 확정</w:t>
+        <w:t xml:space="preserve">☑  </w:t>
+      </w:r>
+      <w:r>
+        <w:rPr>
+          <w:rFonts w:ascii="맑은 고딕" w:cs="맑은 고딕" w:eastAsia="맑은 고딕" w:hAnsi="맑은 고딕"/>
+          <w:b w:val="false"/>
+          <w:bCs w:val="false"/>
+          <w:color w:val="1D2320"/>
+          <w:sz w:val="20"/>
+          <w:szCs w:val="20"/>
+        </w:rPr>
+        <w:t xml:space="preserve">~~테일러스 인테이크~~ — </w:t>
+      </w:r>
+      <w:r>
+        <w:rPr>
+          <w:rFonts w:ascii="맑은 고딕" w:cs="맑은 고딕" w:eastAsia="맑은 고딕" w:hAnsi="맑은 고딕"/>
+          <w:b/>
+          <w:bCs/>
+          <w:color w:val="1D2320"/>
+          <w:sz w:val="20"/>
+          <w:szCs w:val="20"/>
+        </w:rPr>
+        <w:t xml:space="preserve">학교 문의로 확인 완료</w:t>
+      </w:r>
+      <w:r>
+        <w:rPr>
+          <w:rFonts w:ascii="맑은 고딕" w:cs="맑은 고딕" w:eastAsia="맑은 고딕" w:hAnsi="맑은 고딕"/>
+          <w:b w:val="false"/>
+          <w:bCs w:val="false"/>
+          <w:color w:val="1D2320"/>
+          <w:sz w:val="20"/>
+          <w:szCs w:val="20"/>
+        </w:rPr>
+        <w:t xml:space="preserve"> (학사 2·4·9월 / 파운데이션 2·4·8월). 학과별 마감일만 추가 확인</w:t>
       </w:r>
     </w:p>
     <w:p>
@@ -11737,7 +11726,7 @@
         </w:rPr>
         <w:t xml:space="preserve">테일러스 QS 과목별 랭킹 2026: </w:t>
       </w:r>
-      <w:hyperlink w:history="1" r:id="rIddo7-9rlutrbsrei2tk88q">
+      <w:hyperlink w:history="1" r:id="rIdgviqzc4gnubotna44-dfo">
         <w:r>
           <w:rPr>
             <w:rFonts w:ascii="맑은 고딕" w:cs="맑은 고딕" w:eastAsia="맑은 고딕" w:hAnsi="맑은 고딕"/>
@@ -11762,7 +11751,7 @@
         </w:rPr>
         <w:t xml:space="preserve">, </w:t>
       </w:r>
-      <w:hyperlink w:history="1" r:id="rIdfvrmypzwqj0oyzencfqjy">
+      <w:hyperlink w:history="1" r:id="rId5tnifld2a-zqg4u_1q5kz">
         <w:r>
           <w:rPr>
             <w:rFonts w:ascii="맑은 고딕" w:cs="맑은 고딕" w:eastAsia="맑은 고딕" w:hAnsi="맑은 고딕"/>
@@ -11797,7 +11786,7 @@
         </w:rPr>
         <w:t xml:space="preserve">테일러스 인테이크·입학: </w:t>
       </w:r>
-      <w:hyperlink w:history="1" r:id="rIdq1hwdkwpay8bwfs_e3fwf">
+      <w:hyperlink w:history="1" r:id="rIdsajftdmdlg88hepiioune">
         <w:r>
           <w:rPr>
             <w:rFonts w:ascii="맑은 고딕" w:cs="맑은 고딕" w:eastAsia="맑은 고딕" w:hAnsi="맑은 고딕"/>
@@ -11822,7 +11811,7 @@
         </w:rPr>
         <w:t xml:space="preserve">, </w:t>
       </w:r>
-      <w:hyperlink w:history="1" r:id="rIdc3bf9nuk3dzslusxydkag">
+      <w:hyperlink w:history="1" r:id="rIdf2vcjef3yt9v1monchzs3">
         <w:r>
           <w:rPr>
             <w:rFonts w:ascii="맑은 고딕" w:cs="맑은 고딕" w:eastAsia="맑은 고딕" w:hAnsi="맑은 고딕"/>
@@ -11857,7 +11846,7 @@
         </w:rPr>
         <w:t xml:space="preserve">선웨이-랭커스터 듀얼디그리: </w:t>
       </w:r>
-      <w:hyperlink w:history="1" r:id="rIdamcdsf71-puoadjlsi7sm">
+      <w:hyperlink w:history="1" r:id="rIdlvryp5bf0gysqpz6s06w-">
         <w:r>
           <w:rPr>
             <w:rFonts w:ascii="맑은 고딕" w:cs="맑은 고딕" w:eastAsia="맑은 고딕" w:hAnsi="맑은 고딕"/>
@@ -11882,7 +11871,7 @@
         </w:rPr>
         <w:t xml:space="preserve">, </w:t>
       </w:r>
-      <w:hyperlink w:history="1" r:id="rIdhn1kfbwiejbf7l8suwg0i">
+      <w:hyperlink w:history="1" r:id="rIdgyldkumamzpaepebrjwl1">
         <w:r>
           <w:rPr>
             <w:rFonts w:ascii="맑은 고딕" w:cs="맑은 고딕" w:eastAsia="맑은 고딕" w:hAnsi="맑은 고딕"/>
@@ -11917,7 +11906,7 @@
         </w:rPr>
         <w:t xml:space="preserve">선웨이 학비·과정: </w:t>
       </w:r>
-      <w:hyperlink w:history="1" r:id="rIddl1kjlxu4pxnuoho5coe5">
+      <w:hyperlink w:history="1" r:id="rIdpdsfwkji58tlhen3zsfqr">
         <w:r>
           <w:rPr>
             <w:rFonts w:ascii="맑은 고딕" w:cs="맑은 고딕" w:eastAsia="맑은 고딕" w:hAnsi="맑은 고딕"/>
@@ -11942,7 +11931,7 @@
         </w:rPr>
         <w:t xml:space="preserve">, </w:t>
       </w:r>
-      <w:hyperlink w:history="1" r:id="rId6nuq3stpbmtglrs0i-jsx">
+      <w:hyperlink w:history="1" r:id="rIdafwzcs9vmr__phqz02-eg">
         <w:r>
           <w:rPr>
             <w:rFonts w:ascii="맑은 고딕" w:cs="맑은 고딕" w:eastAsia="맑은 고딕" w:hAnsi="맑은 고딕"/>
@@ -11977,7 +11966,7 @@
         </w:rPr>
         <w:t xml:space="preserve">재정증명·필수서류: </w:t>
       </w:r>
-      <w:hyperlink w:history="1" r:id="rIdpjzpl3g6qlpdjsi-taopc">
+      <w:hyperlink w:history="1" r:id="rIdwktvo8jmxfxopjctu6mhw">
         <w:r>
           <w:rPr>
             <w:rFonts w:ascii="맑은 고딕" w:cs="맑은 고딕" w:eastAsia="맑은 고딕" w:hAnsi="맑은 고딕"/>
@@ -12002,7 +11991,7 @@
         </w:rPr>
         <w:t xml:space="preserve">, </w:t>
       </w:r>
-      <w:hyperlink w:history="1" r:id="rId_9ekcy2sxxq-yub5nsrpg">
+      <w:hyperlink w:history="1" r:id="rIdo8pxsiynpk8svaqdgrbzy">
         <w:r>
           <w:rPr>
             <w:rFonts w:ascii="맑은 고딕" w:cs="맑은 고딕" w:eastAsia="맑은 고딕" w:hAnsi="맑은 고딕"/>
@@ -12037,7 +12026,7 @@
         </w:rPr>
         <w:t xml:space="preserve">Personal Bond 국적별 요율: </w:t>
       </w:r>
-      <w:hyperlink w:history="1" r:id="rIda9ut1hvpo0j1nvd-gebm4">
+      <w:hyperlink w:history="1" r:id="rIdq16woh-hlbtaknvf7tupd">
         <w:r>
           <w:rPr>
             <w:rFonts w:ascii="맑은 고딕" w:cs="맑은 고딕" w:eastAsia="맑은 고딕" w:hAnsi="맑은 고딕"/>
@@ -12062,7 +12051,7 @@
         </w:rPr>
         <w:t xml:space="preserve">, </w:t>
       </w:r>
-      <w:hyperlink w:history="1" r:id="rIddniqzocnojfphlaztewxl">
+      <w:hyperlink w:history="1" r:id="rId1nsjvpaxwjtv_ejue3dku">
         <w:r>
           <w:rPr>
             <w:rFonts w:ascii="맑은 고딕" w:cs="맑은 고딕" w:eastAsia="맑은 고딕" w:hAnsi="맑은 고딕"/>
@@ -12087,7 +12076,7 @@
         </w:rPr>
         <w:t xml:space="preserve">, </w:t>
       </w:r>
-      <w:hyperlink w:history="1" r:id="rIdtx3j3i0fqilvvhtiucvuu">
+      <w:hyperlink w:history="1" r:id="rIdwm7fvmhgxbavb921ramzi">
         <w:r>
           <w:rPr>
             <w:rFonts w:ascii="맑은 고딕" w:cs="맑은 고딕" w:eastAsia="맑은 고딕" w:hAnsi="맑은 고딕"/>
@@ -12122,7 +12111,7 @@
         </w:rPr>
         <w:t xml:space="preserve">SEV 필요 국가: </w:t>
       </w:r>
-      <w:hyperlink w:history="1" r:id="rId4e0bpkq0yf_yqwvrgs_s7">
+      <w:hyperlink w:history="1" r:id="rIdgauxrdagdj-8koebimuzk">
         <w:r>
           <w:rPr>
             <w:rFonts w:ascii="맑은 고딕" w:cs="맑은 고딕" w:eastAsia="맑은 고딕" w:hAnsi="맑은 고딕"/>
@@ -12157,7 +12146,7 @@
         </w:rPr>
         <w:t xml:space="preserve">서류 인증(영사확인): 말레이시아는 </w:t>
       </w:r>
-      <w:hyperlink w:history="1" r:id="rId7jfu2kiey_kukdlob4-98">
+      <w:hyperlink w:history="1" r:id="rIdkntg2qs_yq_q-qbtxke2u">
         <w:r>
           <w:rPr>
             <w:rFonts w:ascii="맑은 고딕" w:cs="맑은 고딕" w:eastAsia="맑은 고딕" w:hAnsi="맑은 고딕"/>
@@ -12203,7 +12192,7 @@
         </w:rPr>
         <w:t xml:space="preserve">EMGS 학생비자 절차: </w:t>
       </w:r>
-      <w:hyperlink w:history="1" r:id="rIdjzarhl7exsfukfeqbktbt">
+      <w:hyperlink w:history="1" r:id="rIdhlsno5xuk3ngdm5stmynm">
         <w:r>
           <w:rPr>
             <w:rFonts w:ascii="맑은 고딕" w:cs="맑은 고딕" w:eastAsia="맑은 고딕" w:hAnsi="맑은 고딕"/>
@@ -12228,7 +12217,7 @@
         </w:rPr>
         <w:t xml:space="preserve">, </w:t>
       </w:r>
-      <w:hyperlink w:history="1" r:id="rIdly9nixk6soepvujxgta4z">
+      <w:hyperlink w:history="1" r:id="rIdsdzljcmeuxojlkot1q9df">
         <w:r>
           <w:rPr>
             <w:rFonts w:ascii="맑은 고딕" w:cs="맑은 고딕" w:eastAsia="맑은 고딕" w:hAnsi="맑은 고딕"/>
